--- a/origin.docx
+++ b/origin.docx
@@ -1,25 +1,10 @@
 
 <file path=word/document.xml><?xml version="1.0" encoding="utf-8"?>
-<w:document xmlns:wpc="http://schemas.microsoft.com/office/word/2010/wordprocessingCanvas" xmlns:cx="http://schemas.microsoft.com/office/drawing/2014/chartex" xmlns:cx1="http://schemas.microsoft.com/office/drawing/2015/9/8/chartex" xmlns:mc="http://schemas.openxmlformats.org/markup-compatibility/2006" xmlns:o="urn:schemas-microsoft-com:office:office" xmlns:r="http://schemas.openxmlformats.org/officeDocument/2006/relationships" xmlns:m="http://schemas.openxmlformats.org/officeDocument/2006/math" xmlns:v="urn:schemas-microsoft-com:vml" xmlns:wp14="http://schemas.microsoft.com/office/word/2010/wordprocessingDrawing" xmlns:wp="http://schemas.openxmlformats.org/drawingml/2006/wordprocessingDrawing" xmlns:w10="urn:schemas-microsoft-com:office:word" xmlns:w="http://schemas.openxmlformats.org/wordprocessingml/2006/main" xmlns:w14="http://schemas.microsoft.com/office/word/2010/wordml" xmlns:w15="http://schemas.microsoft.com/office/word/2012/wordml" xmlns:w16se="http://schemas.microsoft.com/office/word/2015/wordml/symex" xmlns:wpg="http://schemas.microsoft.com/office/word/2010/wordprocessingGroup" xmlns:wpi="http://schemas.microsoft.com/office/word/2010/wordprocessingInk" xmlns:wne="http://schemas.microsoft.com/office/word/2006/wordml" xmlns:wps="http://schemas.microsoft.com/office/word/2010/wordprocessingShape" mc:Ignorable="w14 w15 w16se wp14">
+<w:document xmlns:wpc="http://schemas.microsoft.com/office/word/2010/wordprocessingCanvas" xmlns:cx="http://schemas.microsoft.com/office/drawing/2014/chartex" xmlns:cx1="http://schemas.microsoft.com/office/drawing/2015/9/8/chartex" xmlns:cx2="http://schemas.microsoft.com/office/drawing/2015/10/21/chartex" xmlns:cx3="http://schemas.microsoft.com/office/drawing/2016/5/9/chartex" xmlns:cx4="http://schemas.microsoft.com/office/drawing/2016/5/10/chartex" xmlns:cx5="http://schemas.microsoft.com/office/drawing/2016/5/11/chartex" xmlns:cx6="http://schemas.microsoft.com/office/drawing/2016/5/12/chartex" xmlns:cx7="http://schemas.microsoft.com/office/drawing/2016/5/13/chartex" xmlns:cx8="http://schemas.microsoft.com/office/drawing/2016/5/14/chartex" xmlns:mc="http://schemas.openxmlformats.org/markup-compatibility/2006" xmlns:aink="http://schemas.microsoft.com/office/drawing/2016/ink" xmlns:am3d="http://schemas.microsoft.com/office/drawing/2017/model3d" xmlns:o="urn:schemas-microsoft-com:office:office" xmlns:oel="http://schemas.microsoft.com/office/2019/extlst" xmlns:r="http://schemas.openxmlformats.org/officeDocument/2006/relationships" xmlns:m="http://schemas.openxmlformats.org/officeDocument/2006/math" xmlns:v="urn:schemas-microsoft-com:vml" xmlns:wp14="http://schemas.microsoft.com/office/word/2010/wordprocessingDrawing" xmlns:wp="http://schemas.openxmlformats.org/drawingml/2006/wordprocessingDrawing" xmlns:w10="urn:schemas-microsoft-com:office:word" xmlns:w="http://schemas.openxmlformats.org/wordprocessingml/2006/main" xmlns:w14="http://schemas.microsoft.com/office/word/2010/wordml" xmlns:w15="http://schemas.microsoft.com/office/word/2012/wordml" xmlns:w16cex="http://schemas.microsoft.com/office/word/2018/wordml/cex" xmlns:w16cid="http://schemas.microsoft.com/office/word/2016/wordml/cid" xmlns:w16="http://schemas.microsoft.com/office/word/2018/wordml" xmlns:w16sdtdh="http://schemas.microsoft.com/office/word/2020/wordml/sdtdatahash" xmlns:w16se="http://schemas.microsoft.com/office/word/2015/wordml/symex" xmlns:wpg="http://schemas.microsoft.com/office/word/2010/wordprocessingGroup" xmlns:wpi="http://schemas.microsoft.com/office/word/2010/wordprocessingInk" xmlns:wne="http://schemas.microsoft.com/office/word/2006/wordml" xmlns:wps="http://schemas.microsoft.com/office/word/2010/wordprocessingShape" mc:Ignorable="w14 w15 w16se w16cid w16 w16cex w16sdtdh wp14">
   <w:body>
     <w:p>
       <w:pPr>
         <w:pStyle w:val="aff3"/>
-      </w:pPr>
-    </w:p>
-    <w:p>
-      <w:pPr>
-        <w:pStyle w:val="af7"/>
-      </w:pPr>
-    </w:p>
-    <w:p>
-      <w:pPr>
-        <w:pStyle w:val="af7"/>
-      </w:pPr>
-    </w:p>
-    <w:p>
-      <w:pPr>
-        <w:pStyle w:val="af7"/>
       </w:pPr>
     </w:p>
     <w:p>
@@ -95,10 +80,8 @@
           <w:p>
             <w:pPr>
               <w:pStyle w:val="aff"/>
-              <w:rPr>
-                <w:lang w:val="en-US"/>
-              </w:rPr>
             </w:pPr>
+            <w:proofErr w:type="gramStart"/>
             <w:r>
               <w:rPr>
                 <w:lang w:val="en-US"/>
@@ -121,20 +104,9 @@
               <w:rPr>
                 <w:lang w:val="en-US"/>
               </w:rPr>
-              <w:t>general_data</w:t>
-            </w:r>
-            <w:r>
-              <w:rPr>
-                <w:lang w:val="en-US"/>
-              </w:rPr>
-              <w:t>.</w:t>
-            </w:r>
-            <w:r>
-              <w:rPr>
-                <w:lang w:val="en-US"/>
-              </w:rPr>
               <w:t>title</w:t>
             </w:r>
+            <w:proofErr w:type="gramEnd"/>
             <w:r>
               <w:rPr>
                 <w:lang w:val="en-US"/>
@@ -153,18 +125,63 @@
               </w:rPr>
               <w:t>}</w:t>
             </w:r>
+            <w:r>
+              <w:t xml:space="preserve"> </w:t>
+            </w:r>
+          </w:p>
+          <w:p>
+            <w:pPr>
+              <w:pStyle w:val="aff"/>
+            </w:pPr>
+            <w:r>
+              <w:t>«</w:t>
+            </w:r>
+            <w:proofErr w:type="gramStart"/>
+            <w:r>
+              <w:rPr>
+                <w:lang w:val="en-US"/>
+              </w:rPr>
+              <w:t>{{</w:t>
+            </w:r>
+            <w:r>
+              <w:rPr>
+                <w:lang w:val="en-US"/>
+              </w:rPr>
+              <w:t xml:space="preserve"> </w:t>
+            </w:r>
+            <w:proofErr w:type="spellStart"/>
+            <w:r>
+              <w:rPr>
+                <w:bCs w:val="0"/>
+              </w:rPr>
+              <w:t>device</w:t>
+            </w:r>
+            <w:proofErr w:type="gramEnd"/>
+            <w:r>
+              <w:rPr>
+                <w:bCs w:val="0"/>
+              </w:rPr>
+              <w:t>_name</w:t>
+            </w:r>
+            <w:proofErr w:type="spellEnd"/>
+            <w:r>
+              <w:rPr>
+                <w:lang w:val="en-US"/>
+              </w:rPr>
+              <w:t xml:space="preserve"> }}</w:t>
+            </w:r>
+            <w:r>
+              <w:t>»</w:t>
+            </w:r>
+          </w:p>
+          <w:p>
+            <w:pPr>
+              <w:pStyle w:val="aff"/>
+            </w:pPr>
           </w:p>
         </w:tc>
       </w:tr>
     </w:tbl>
-    <w:p>
-      <w:pPr>
-        <w:pStyle w:val="aff"/>
-        <w:rPr>
-          <w:lang w:val="en-US"/>
-        </w:rPr>
-      </w:pPr>
-    </w:p>
     <w:p>
       <w:pPr>
         <w:pStyle w:val="aff"/>
@@ -252,6 +269,7 @@
                 <w:lang w:val="en-US"/>
               </w:rPr>
             </w:pPr>
+            <w:proofErr w:type="gramStart"/>
             <w:r>
               <w:rPr>
                 <w:rFonts w:cs="Arial"/>
@@ -259,7 +277,55 @@
                 <w:szCs w:val="22"/>
                 <w:lang w:val="en-US"/>
               </w:rPr>
-              <w:t>{{ general_data.device_order_code }}</w:t>
+              <w:t>{</w:t>
+            </w:r>
+            <w:r>
+              <w:rPr>
+                <w:rFonts w:cs="Arial"/>
+                <w:sz w:val="22"/>
+                <w:szCs w:val="22"/>
+                <w:lang w:val="en-US"/>
+              </w:rPr>
+              <w:t>{</w:t>
+            </w:r>
+            <w:r>
+              <w:rPr>
+                <w:rFonts w:cs="Arial"/>
+                <w:sz w:val="22"/>
+                <w:szCs w:val="22"/>
+                <w:lang w:val="en-US"/>
+              </w:rPr>
+              <w:t xml:space="preserve"> </w:t>
+            </w:r>
+            <w:proofErr w:type="spellStart"/>
+            <w:r>
+              <w:rPr>
+                <w:rFonts w:cs="Arial"/>
+                <w:sz w:val="22"/>
+                <w:szCs w:val="22"/>
+                <w:lang w:val="en-US"/>
+              </w:rPr>
+              <w:t>device</w:t>
+            </w:r>
+            <w:proofErr w:type="gramEnd"/>
+            <w:r>
+              <w:rPr>
+                <w:rFonts w:cs="Arial"/>
+                <w:sz w:val="22"/>
+                <w:szCs w:val="22"/>
+                <w:lang w:val="en-US"/>
+              </w:rPr>
+              <w:t>_order_code</w:t>
+            </w:r>
+            <w:proofErr w:type="spellEnd"/>
+            <w:r>
+              <w:rPr>
+                <w:rFonts w:cs="Arial"/>
+                <w:sz w:val="22"/>
+                <w:szCs w:val="22"/>
+                <w:lang w:val="en-US"/>
+              </w:rPr>
+              <w:t xml:space="preserve"> }}</w:t>
             </w:r>
           </w:p>
         </w:tc>
@@ -314,6 +380,7 @@
                 <w:lang w:val="en-US"/>
               </w:rPr>
             </w:pPr>
+            <w:proofErr w:type="gramStart"/>
             <w:r>
               <w:rPr>
                 <w:rFonts w:cs="Arial"/>
@@ -321,7 +388,46 @@
                 <w:szCs w:val="22"/>
                 <w:lang w:val="en-US"/>
               </w:rPr>
-              <w:t>{{ general_data.hmi_order_code }}</w:t>
+              <w:t>{</w:t>
+            </w:r>
+            <w:r>
+              <w:rPr>
+                <w:rFonts w:cs="Arial"/>
+                <w:sz w:val="22"/>
+                <w:szCs w:val="22"/>
+                <w:lang w:val="en-US"/>
+              </w:rPr>
+              <w:t xml:space="preserve">{ </w:t>
+            </w:r>
+            <w:proofErr w:type="spellStart"/>
+            <w:r>
+              <w:rPr>
+                <w:rFonts w:cs="Arial"/>
+                <w:sz w:val="22"/>
+                <w:szCs w:val="22"/>
+                <w:lang w:val="en-US"/>
+              </w:rPr>
+              <w:t>hmi</w:t>
+            </w:r>
+            <w:proofErr w:type="gramEnd"/>
+            <w:r>
+              <w:rPr>
+                <w:rFonts w:cs="Arial"/>
+                <w:sz w:val="22"/>
+                <w:szCs w:val="22"/>
+                <w:lang w:val="en-US"/>
+              </w:rPr>
+              <w:t>_order_code</w:t>
+            </w:r>
+            <w:proofErr w:type="spellEnd"/>
+            <w:r>
+              <w:rPr>
+                <w:rFonts w:cs="Arial"/>
+                <w:sz w:val="22"/>
+                <w:szCs w:val="22"/>
+                <w:lang w:val="en-US"/>
+              </w:rPr>
+              <w:t xml:space="preserve"> }}</w:t>
             </w:r>
           </w:p>
         </w:tc>
@@ -331,22 +437,14 @@
       <w:pPr>
         <w:pStyle w:val="aff"/>
         <w:rPr>
+          <w:color w:val="00CB62"/>
           <w:lang w:val="en-US"/>
         </w:rPr>
       </w:pPr>
-      <w:r>
-        <w:rPr>
-          <w:color w:val="F7941D"/>
-          <w:sz w:val="40"/>
-          <w:szCs w:val="40"/>
-          <w:lang w:val="en-US"/>
-        </w:rPr>
-        <w:t>{</w:t>
-      </w:r>
       <w:proofErr w:type="gramStart"/>
       <w:r>
         <w:rPr>
-          <w:color w:val="F7941D"/>
+          <w:color w:val="00CB62"/>
           <w:sz w:val="40"/>
           <w:szCs w:val="40"/>
           <w:lang w:val="en-US"/>
@@ -355,7 +453,16 @@
       </w:r>
       <w:r>
         <w:rPr>
-          <w:color w:val="F7941D"/>
+          <w:color w:val="00CB62"/>
+          <w:sz w:val="40"/>
+          <w:szCs w:val="40"/>
+          <w:lang w:val="en-US"/>
+        </w:rPr>
+        <w:t>{</w:t>
+      </w:r>
+      <w:r>
+        <w:rPr>
+          <w:color w:val="00CB62"/>
           <w:sz w:val="40"/>
           <w:szCs w:val="40"/>
           <w:lang w:val="en-US"/>
@@ -364,44 +471,17 @@
       </w:r>
       <w:r>
         <w:rPr>
-          <w:color w:val="F7941D"/>
-          <w:sz w:val="40"/>
-          <w:szCs w:val="40"/>
-          <w:lang w:val="en-US"/>
-        </w:rPr>
-        <w:t>general</w:t>
-      </w:r>
-      <w:proofErr w:type="gramEnd"/>
-      <w:r>
-        <w:rPr>
-          <w:color w:val="F7941D"/>
-          <w:sz w:val="40"/>
-          <w:szCs w:val="40"/>
-          <w:lang w:val="en-US"/>
-        </w:rPr>
-        <w:t>_data</w:t>
-      </w:r>
-      <w:r>
-        <w:rPr>
-          <w:color w:val="F7941D"/>
-          <w:sz w:val="40"/>
-          <w:szCs w:val="40"/>
-          <w:lang w:val="en-US"/>
-        </w:rPr>
-        <w:t>.</w:t>
-      </w:r>
-      <w:r>
-        <w:rPr>
-          <w:color w:val="F7941D"/>
+          <w:color w:val="00CB62"/>
           <w:sz w:val="40"/>
           <w:szCs w:val="40"/>
           <w:lang w:val="en-US"/>
         </w:rPr>
         <w:t>code</w:t>
       </w:r>
+      <w:proofErr w:type="gramEnd"/>
       <w:r>
         <w:rPr>
-          <w:color w:val="F7941D"/>
+          <w:color w:val="00CB62"/>
           <w:sz w:val="40"/>
           <w:szCs w:val="40"/>
           <w:lang w:val="en-US"/>
@@ -410,7 +490,7 @@
       </w:r>
       <w:r>
         <w:rPr>
-          <w:color w:val="F7941D"/>
+          <w:color w:val="00CB62"/>
           <w:sz w:val="40"/>
           <w:szCs w:val="40"/>
           <w:lang w:val="en-US"/>
@@ -419,7 +499,7 @@
       </w:r>
       <w:r>
         <w:rPr>
-          <w:color w:val="F7941D"/>
+          <w:color w:val="00CB62"/>
           <w:sz w:val="40"/>
           <w:szCs w:val="40"/>
           <w:lang w:val="en-US"/>
@@ -698,146 +778,133 @@
         </w:rPr>
       </w:pPr>
     </w:p>
-    <w:p>
-      <w:pPr>
-        <w:pStyle w:val="afff0"/>
-      </w:pPr>
-      <w:r>
-        <w:t>© 202</w:t>
-      </w:r>
-      <w:r>
-        <w:t>5</w:t>
-      </w:r>
-      <w:r>
-        <w:t xml:space="preserve"> Юнител Инжиниринг</w:t>
-      </w:r>
-    </w:p>
-    <w:p>
-      <w:pPr>
-        <w:pStyle w:val="afff0"/>
-      </w:pPr>
-    </w:p>
-    <w:p>
-      <w:pPr>
-        <w:pStyle w:val="afff0"/>
-      </w:pPr>
-      <w:r>
-        <w:t>Москва</w:t>
-      </w:r>
-    </w:p>
-    <w:p>
-      <w:pPr>
-        <w:pStyle w:val="afff0"/>
-      </w:pPr>
-    </w:p>
-    <w:p>
-      <w:pPr>
-        <w:pStyle w:val="afff0"/>
-      </w:pPr>
-    </w:p>
     <w:tbl>
       <w:tblPr>
-        <w:tblW w:w="4536" w:type="dxa"/>
-        <w:tblInd w:w="675" w:type="dxa"/>
+        <w:tblStyle w:val="aff6"/>
+        <w:tblpPr w:leftFromText="180" w:rightFromText="180" w:vertAnchor="text" w:horzAnchor="page" w:tblpX="8070" w:tblpY="42"/>
+        <w:tblW w:w="0" w:type="auto"/>
         <w:tblBorders>
-          <w:top w:val="single" w:sz="6" w:space="0" w:color="auto"/>
-          <w:left w:val="single" w:sz="6" w:space="0" w:color="auto"/>
-          <w:bottom w:val="single" w:sz="6" w:space="0" w:color="auto"/>
-          <w:right w:val="single" w:sz="6" w:space="0" w:color="auto"/>
-          <w:insideH w:val="single" w:sz="6" w:space="0" w:color="auto"/>
-          <w:insideV w:val="single" w:sz="6" w:space="0" w:color="auto"/>
+          <w:top w:val="none" w:sz="0" w:space="0" w:color="auto"/>
+          <w:left w:val="none" w:sz="0" w:space="0" w:color="auto"/>
+          <w:bottom w:val="none" w:sz="0" w:space="0" w:color="auto"/>
+          <w:right w:val="none" w:sz="0" w:space="0" w:color="auto"/>
+          <w:insideH w:val="none" w:sz="0" w:space="0" w:color="auto"/>
+          <w:insideV w:val="none" w:sz="0" w:space="0" w:color="auto"/>
         </w:tblBorders>
-        <w:tblLayout w:type="fixed"/>
-        <w:tblLook w:val="0000" w:firstRow="0" w:lastRow="0" w:firstColumn="0" w:lastColumn="0" w:noHBand="0" w:noVBand="0"/>
+        <w:tblLook w:val="04A0" w:firstRow="1" w:lastRow="0" w:firstColumn="1" w:lastColumn="0" w:noHBand="0" w:noVBand="1"/>
       </w:tblPr>
       <w:tblGrid>
-        <w:gridCol w:w="2268"/>
-        <w:gridCol w:w="2268"/>
+        <w:gridCol w:w="1551"/>
+        <w:gridCol w:w="1843"/>
       </w:tblGrid>
       <w:tr>
         <w:trPr>
-          <w:trHeight w:val="454"/>
+          <w:trHeight w:val="558"/>
         </w:trPr>
         <w:tc>
           <w:tcPr>
-            <w:tcW w:w="2268" w:type="dxa"/>
-            <w:tcBorders>
-              <w:top w:val="single" w:sz="4" w:space="0" w:color="auto"/>
-            </w:tcBorders>
+            <w:tcW w:w="1413" w:type="dxa"/>
             <w:vAlign w:val="center"/>
           </w:tcPr>
           <w:p>
             <w:pPr>
-              <w:pStyle w:val="affc"/>
-              <w:ind w:right="283"/>
-              <w:jc w:val="center"/>
+              <w:pStyle w:val="afff0"/>
+              <w:ind w:left="117" w:right="282" w:firstLine="0"/>
+              <w:jc w:val="right"/>
             </w:pPr>
             <w:r>
               <w:t>Редакция</w:t>
+            </w:r>
+            <w:r>
+              <w:rPr>
+                <w:lang w:val="en-US"/>
+              </w:rPr>
+              <w:t>:</w:t>
             </w:r>
           </w:p>
         </w:tc>
         <w:tc>
           <w:tcPr>
-            <w:tcW w:w="2268" w:type="dxa"/>
-            <w:tcBorders>
-              <w:top w:val="single" w:sz="4" w:space="0" w:color="auto"/>
-            </w:tcBorders>
+            <w:tcW w:w="1843" w:type="dxa"/>
             <w:vAlign w:val="center"/>
           </w:tcPr>
           <w:p>
             <w:pPr>
-              <w:pStyle w:val="affc"/>
-              <w:ind w:right="283"/>
-              <w:jc w:val="center"/>
+              <w:pStyle w:val="afff0"/>
+              <w:ind w:right="282" w:firstLine="0"/>
+              <w:jc w:val="left"/>
             </w:pPr>
+            <w:proofErr w:type="gramStart"/>
             <w:r>
-              <w:t>Дата</w:t>
+              <w:rPr>
+                <w:lang w:val="en-US"/>
+              </w:rPr>
+              <w:t>{{ version</w:t>
+            </w:r>
+            <w:proofErr w:type="gramEnd"/>
+            <w:r>
+              <w:rPr>
+                <w:lang w:val="en-US"/>
+              </w:rPr>
+              <w:t xml:space="preserve"> }}</w:t>
             </w:r>
           </w:p>
         </w:tc>
       </w:tr>
       <w:tr>
         <w:trPr>
-          <w:trHeight w:val="454"/>
+          <w:trHeight w:val="413"/>
         </w:trPr>
         <w:tc>
           <w:tcPr>
-            <w:tcW w:w="4536" w:type="dxa"/>
-            <w:gridSpan w:val="2"/>
-            <w:tcBorders>
-              <w:top w:val="single" w:sz="4" w:space="0" w:color="auto"/>
-              <w:bottom w:val="single" w:sz="4" w:space="0" w:color="auto"/>
-            </w:tcBorders>
+            <w:tcW w:w="1413" w:type="dxa"/>
             <w:vAlign w:val="center"/>
           </w:tcPr>
           <w:p>
             <w:pPr>
-              <w:pStyle w:val="affc"/>
-              <w:ind w:right="283"/>
-              <w:jc w:val="center"/>
-              <w:rPr>
-                <w:lang w:val="en-US"/>
-              </w:rPr>
+              <w:pStyle w:val="afff0"/>
+              <w:ind w:left="117" w:right="282" w:firstLine="0"/>
+              <w:jc w:val="right"/>
             </w:pPr>
             <w:r>
-              <w:rPr>
-                <w:lang w:val="en-US"/>
-              </w:rPr>
-              <w:t>{</w:t>
+              <w:t>Дата</w:t>
             </w:r>
             <w:r>
               <w:rPr>
                 <w:lang w:val="en-US"/>
               </w:rPr>
-              <w:t>%</w:t>
+              <w:t>:</w:t>
+            </w:r>
+          </w:p>
+        </w:tc>
+        <w:tc>
+          <w:tcPr>
+            <w:tcW w:w="1843" w:type="dxa"/>
+            <w:vAlign w:val="center"/>
+          </w:tcPr>
+          <w:p>
+            <w:pPr>
+              <w:pStyle w:val="afff0"/>
+              <w:ind w:right="282" w:firstLine="0"/>
+              <w:jc w:val="left"/>
+              <w:rPr>
+                <w:lang w:val="en-US"/>
+              </w:rPr>
+            </w:pPr>
+            <w:proofErr w:type="gramStart"/>
+            <w:r>
+              <w:rPr>
+                <w:lang w:val="en-US"/>
+              </w:rPr>
+              <w:t>{{ d</w:t>
             </w:r>
             <w:r>
               <w:rPr>
                 <w:lang w:val="en-US"/>
               </w:rPr>
-              <w:t>tr</w:t>
+              <w:t>ate</w:t>
             </w:r>
+            <w:proofErr w:type="gramEnd"/>
             <w:r>
               <w:rPr>
                 <w:lang w:val="en-US"/>
@@ -848,195 +915,7 @@
               <w:rPr>
                 <w:lang w:val="en-US"/>
               </w:rPr>
-              <w:t>for</w:t>
-            </w:r>
-            <w:r>
-              <w:rPr>
-                <w:lang w:val="en-US"/>
-              </w:rPr>
-              <w:t xml:space="preserve"> </w:t>
-            </w:r>
-            <w:r>
-              <w:rPr>
-                <w:lang w:val="en-US"/>
-              </w:rPr>
-              <w:t>item</w:t>
-            </w:r>
-            <w:r>
-              <w:rPr>
-                <w:lang w:val="en-US"/>
-              </w:rPr>
-              <w:t xml:space="preserve"> </w:t>
-            </w:r>
-            <w:r>
-              <w:rPr>
-                <w:lang w:val="en-US"/>
-              </w:rPr>
-              <w:t>in</w:t>
-            </w:r>
-            <w:r>
-              <w:rPr>
-                <w:lang w:val="en-US"/>
-              </w:rPr>
-              <w:t xml:space="preserve"> </w:t>
-            </w:r>
-            <w:r>
-              <w:rPr>
-                <w:lang w:val="en-US"/>
-              </w:rPr>
-              <w:t>general_data</w:t>
-            </w:r>
-            <w:r>
-              <w:rPr>
-                <w:lang w:val="en-US"/>
-              </w:rPr>
-              <w:t>.</w:t>
-            </w:r>
-            <w:r>
-              <w:rPr>
-                <w:lang w:val="en-US"/>
-              </w:rPr>
-              <w:t>versions</w:t>
-            </w:r>
-            <w:r>
-              <w:rPr>
-                <w:lang w:val="en-US"/>
-              </w:rPr>
-              <w:t xml:space="preserve"> %}</w:t>
-            </w:r>
-          </w:p>
-        </w:tc>
-      </w:tr>
-      <w:tr>
-        <w:trPr>
-          <w:trHeight w:val="454"/>
-        </w:trPr>
-        <w:tc>
-          <w:tcPr>
-            <w:tcW w:w="2268" w:type="dxa"/>
-            <w:tcBorders>
-              <w:top w:val="single" w:sz="4" w:space="0" w:color="auto"/>
-              <w:bottom w:val="single" w:sz="4" w:space="0" w:color="auto"/>
-            </w:tcBorders>
-            <w:vAlign w:val="center"/>
-          </w:tcPr>
-          <w:p>
-            <w:pPr>
-              <w:pStyle w:val="affc"/>
-              <w:ind w:right="283"/>
-              <w:jc w:val="center"/>
-              <w:rPr>
-                <w:lang w:val="en-US"/>
-              </w:rPr>
-            </w:pPr>
-            <w:r>
-              <w:rPr>
-                <w:lang w:val="en-US"/>
-              </w:rPr>
-              <w:t>{</w:t>
-            </w:r>
-            <w:r>
-              <w:rPr>
-                <w:lang w:val="en-US"/>
-              </w:rPr>
-              <w:t xml:space="preserve">{ </w:t>
-            </w:r>
-            <w:r>
-              <w:rPr>
-                <w:lang w:val="en-US"/>
-              </w:rPr>
-              <w:t>item[“</w:t>
-            </w:r>
-            <w:r>
-              <w:rPr>
-                <w:lang w:val="en-US"/>
-              </w:rPr>
-              <w:t>edition</w:t>
-            </w:r>
-            <w:r>
-              <w:rPr>
-                <w:lang w:val="en-US"/>
-              </w:rPr>
-              <w:t>”]</w:t>
-            </w:r>
-            <w:r>
-              <w:rPr>
-                <w:lang w:val="en-US"/>
-              </w:rPr>
-              <w:t xml:space="preserve">  }}</w:t>
-            </w:r>
-          </w:p>
-        </w:tc>
-        <w:tc>
-          <w:tcPr>
-            <w:tcW w:w="2268" w:type="dxa"/>
-            <w:tcBorders>
-              <w:top w:val="single" w:sz="4" w:space="0" w:color="auto"/>
-              <w:bottom w:val="single" w:sz="4" w:space="0" w:color="auto"/>
-            </w:tcBorders>
-            <w:vAlign w:val="center"/>
-          </w:tcPr>
-          <w:p>
-            <w:pPr>
-              <w:pStyle w:val="affc"/>
-              <w:ind w:right="283"/>
-              <w:jc w:val="center"/>
-            </w:pPr>
-            <w:r>
-              <w:rPr>
-                <w:lang w:val="en-US"/>
-              </w:rPr>
-              <w:t>{</w:t>
-            </w:r>
-            <w:r>
-              <w:rPr>
-                <w:lang w:val="en-US"/>
-              </w:rPr>
-              <w:t>{ item[“</w:t>
-            </w:r>
-            <w:r>
-              <w:rPr>
-                <w:lang w:val="en-US"/>
-              </w:rPr>
-              <w:t>data</w:t>
-            </w:r>
-            <w:r>
-              <w:rPr>
-                <w:lang w:val="en-US"/>
-              </w:rPr>
-              <w:t>”]  }}</w:t>
-            </w:r>
-          </w:p>
-        </w:tc>
-      </w:tr>
-      <w:tr>
-        <w:trPr>
-          <w:trHeight w:val="454"/>
-        </w:trPr>
-        <w:tc>
-          <w:tcPr>
-            <w:tcW w:w="4536" w:type="dxa"/>
-            <w:gridSpan w:val="2"/>
-            <w:tcBorders>
-              <w:top w:val="single" w:sz="4" w:space="0" w:color="auto"/>
-              <w:bottom w:val="single" w:sz="4" w:space="0" w:color="auto"/>
-            </w:tcBorders>
-            <w:vAlign w:val="center"/>
-          </w:tcPr>
-          <w:p>
-            <w:pPr>
-              <w:pStyle w:val="affc"/>
-              <w:ind w:right="283"/>
-              <w:jc w:val="center"/>
-            </w:pPr>
-            <w:r>
-              <w:rPr>
-                <w:lang w:val="en-US"/>
-              </w:rPr>
-              <w:t>{</w:t>
-            </w:r>
-            <w:r>
-              <w:t>%tr endfor %}</w:t>
+              <w:t>}}</w:t>
             </w:r>
           </w:p>
         </w:tc>
@@ -1046,6 +925,47 @@
       <w:pPr>
         <w:pStyle w:val="afff0"/>
       </w:pPr>
+      <w:r>
+        <w:t xml:space="preserve">© </w:t>
+      </w:r>
+      <w:r>
+        <w:fldChar w:fldCharType="begin"/>
+      </w:r>
+      <w:r>
+        <w:instrText xml:space="preserve"> </w:instrText>
+      </w:r>
+      <w:r>
+        <w:instrText>DATE \@ "yyyy"</w:instrText>
+      </w:r>
+      <w:r>
+        <w:instrText xml:space="preserve"> </w:instrText>
+      </w:r>
+      <w:r>
+        <w:fldChar w:fldCharType="separate"/>
+      </w:r>
+      <w:r>
+        <w:rPr>
+          <w:noProof/>
+        </w:rPr>
+        <w:t>2026</w:t>
+      </w:r>
+      <w:r>
+        <w:fldChar w:fldCharType="end"/>
+      </w:r>
+      <w:r>
+        <w:rPr>
+          <w:lang w:val="en-US"/>
+        </w:rPr>
+        <w:t xml:space="preserve"> </w:t>
+      </w:r>
+      <w:proofErr w:type="spellStart"/>
+      <w:r>
+        <w:t>Юнител</w:t>
+      </w:r>
+      <w:proofErr w:type="spellEnd"/>
+      <w:r>
+        <w:t xml:space="preserve"> Инжиниринг</w:t>
+      </w:r>
     </w:p>
     <w:p>
       <w:pPr>
@@ -1056,17 +976,60 @@
       <w:pPr>
         <w:pStyle w:val="afff0"/>
       </w:pPr>
+      <w:r>
+        <w:t>Москва</w:t>
+      </w:r>
     </w:p>
     <w:p>
       <w:pPr>
         <w:pStyle w:val="afff0"/>
-        <w:ind w:right="282"/>
       </w:pPr>
     </w:p>
     <w:p>
       <w:pPr>
         <w:pStyle w:val="afff0"/>
+      </w:pPr>
+    </w:p>
+    <w:p>
+      <w:pPr>
+        <w:pStyle w:val="afff0"/>
         <w:ind w:right="282"/>
+      </w:pPr>
+    </w:p>
+    <w:p>
+      <w:pPr>
+        <w:pStyle w:val="afff0"/>
+        <w:ind w:right="282"/>
+        <w:rPr>
+          <w:lang w:val="en-US"/>
+        </w:rPr>
+      </w:pPr>
+    </w:p>
+    <w:p>
+      <w:pPr>
+        <w:pStyle w:val="afff0"/>
+        <w:ind w:right="282"/>
+        <w:rPr>
+          <w:lang w:val="en-US"/>
+        </w:rPr>
+      </w:pPr>
+    </w:p>
+    <w:p>
+      <w:pPr>
+        <w:pStyle w:val="afff0"/>
+        <w:ind w:right="282"/>
+        <w:rPr>
+          <w:lang w:val="en-US"/>
+        </w:rPr>
+      </w:pPr>
+    </w:p>
+    <w:p>
+      <w:pPr>
+        <w:pStyle w:val="afff0"/>
+        <w:ind w:right="282"/>
+        <w:rPr>
+          <w:lang w:val="en-US"/>
+        </w:rPr>
       </w:pPr>
     </w:p>
     <w:p>
@@ -1112,27 +1075,9 @@
         <w:rPr>
           <w:lang w:val="en-US"/>
         </w:rPr>
-        <w:t>general</w:t>
+        <w:t>device</w:t>
       </w:r>
       <w:proofErr w:type="gramEnd"/>
-      <w:r>
-        <w:t>_</w:t>
-      </w:r>
-      <w:r>
-        <w:rPr>
-          <w:lang w:val="en-US"/>
-        </w:rPr>
-        <w:t>data</w:t>
-      </w:r>
-      <w:r>
-        <w:t>.</w:t>
-      </w:r>
-      <w:r>
-        <w:rPr>
-          <w:lang w:val="en-US"/>
-        </w:rPr>
-        <w:t>device</w:t>
-      </w:r>
       <w:r>
         <w:t>_</w:t>
       </w:r>
@@ -1161,7 +1106,15 @@
         <w:ind w:left="567" w:right="282" w:firstLine="0"/>
       </w:pPr>
       <w:r>
-        <w:t>Компания Юнител Инжиниринг оставляет за собой авторские права на данный документ и на информацию, содержащуюся в нем, включая права на использование патентов. Копирование, использование и передача информации третьим лицам без письменного разрешения компании категорически запрещены.</w:t>
+        <w:t xml:space="preserve">Компания </w:t>
+      </w:r>
+      <w:proofErr w:type="spellStart"/>
+      <w:r>
+        <w:t>Юнител</w:t>
+      </w:r>
+      <w:proofErr w:type="spellEnd"/>
+      <w:r>
+        <w:t xml:space="preserve"> Инжиниринг оставляет за собой авторские права на данный документ и на информацию, содержащуюся в нем, включая права на использование патентов. Копирование, использование и передача информации третьим лицам без письменного разрешения компании категорически запрещены.</w:t>
       </w:r>
     </w:p>
     <w:p>
@@ -1203,6 +1156,195 @@
     <w:p>
       <w:pPr>
         <w:pStyle w:val="afff0"/>
+        <w:ind w:right="282"/>
+      </w:pPr>
+    </w:p>
+    <w:p>
+      <w:pPr>
+        <w:pStyle w:val="afff0"/>
+        <w:tabs>
+          <w:tab w:val="left" w:pos="3444"/>
+        </w:tabs>
+        <w:ind w:right="282"/>
+      </w:pPr>
+      <w:r>
+        <w:tab/>
+      </w:r>
+    </w:p>
+    <w:p>
+      <w:pPr>
+        <w:pStyle w:val="afff0"/>
+        <w:ind w:right="282"/>
+      </w:pPr>
+    </w:p>
+    <w:p>
+      <w:pPr>
+        <w:pStyle w:val="afff0"/>
+        <w:ind w:right="282"/>
+      </w:pPr>
+    </w:p>
+    <w:p>
+      <w:pPr>
+        <w:pStyle w:val="afff0"/>
+        <w:ind w:right="282"/>
+      </w:pPr>
+    </w:p>
+    <w:p>
+      <w:pPr>
+        <w:pStyle w:val="afff0"/>
+        <w:ind w:right="282"/>
+      </w:pPr>
+    </w:p>
+    <w:p>
+      <w:pPr>
+        <w:pStyle w:val="afff0"/>
+        <w:ind w:right="282"/>
+      </w:pPr>
+    </w:p>
+    <w:p>
+      <w:pPr>
+        <w:pStyle w:val="afff0"/>
+        <w:ind w:right="282"/>
+      </w:pPr>
+    </w:p>
+    <w:p>
+      <w:pPr>
+        <w:pStyle w:val="afff0"/>
+        <w:ind w:right="282"/>
+      </w:pPr>
+    </w:p>
+    <w:p>
+      <w:pPr>
+        <w:pStyle w:val="afff0"/>
+        <w:ind w:right="282"/>
+      </w:pPr>
+    </w:p>
+    <w:p>
+      <w:pPr>
+        <w:pStyle w:val="afff0"/>
+        <w:ind w:right="282"/>
+      </w:pPr>
+    </w:p>
+    <w:p>
+      <w:pPr>
+        <w:pStyle w:val="afff0"/>
+        <w:ind w:right="282"/>
+      </w:pPr>
+    </w:p>
+    <w:p>
+      <w:pPr>
+        <w:pStyle w:val="afff0"/>
+        <w:ind w:right="282"/>
+      </w:pPr>
+    </w:p>
+    <w:p>
+      <w:pPr>
+        <w:pStyle w:val="afff0"/>
+        <w:ind w:right="282"/>
+      </w:pPr>
+    </w:p>
+    <w:p>
+      <w:pPr>
+        <w:pStyle w:val="afff0"/>
+        <w:ind w:right="282"/>
+      </w:pPr>
+    </w:p>
+    <w:p>
+      <w:pPr>
+        <w:pStyle w:val="afff0"/>
+        <w:ind w:right="282"/>
+      </w:pPr>
+    </w:p>
+    <w:p>
+      <w:pPr>
+        <w:pStyle w:val="afff0"/>
+        <w:ind w:right="282"/>
+      </w:pPr>
+    </w:p>
+    <w:p>
+      <w:pPr>
+        <w:pStyle w:val="afff0"/>
+        <w:ind w:right="282"/>
+      </w:pPr>
+    </w:p>
+    <w:p>
+      <w:pPr>
+        <w:pStyle w:val="afff0"/>
+        <w:ind w:right="282"/>
+      </w:pPr>
+    </w:p>
+    <w:p>
+      <w:pPr>
+        <w:pStyle w:val="afff0"/>
+        <w:ind w:right="282"/>
+      </w:pPr>
+    </w:p>
+    <w:p>
+      <w:pPr>
+        <w:pStyle w:val="afff0"/>
+        <w:ind w:right="282"/>
+        <w:rPr>
+          <w:i/>
+          <w:iCs/>
+          <w:color w:val="BFBFBF" w:themeColor="background1" w:themeShade="BF"/>
+          <w:sz w:val="20"/>
+          <w:szCs w:val="20"/>
+        </w:rPr>
+      </w:pPr>
+      <w:r>
+        <w:rPr>
+          <w:i/>
+          <w:iCs/>
+          <w:color w:val="BFBFBF" w:themeColor="background1" w:themeShade="BF"/>
+          <w:sz w:val="20"/>
+          <w:szCs w:val="20"/>
+        </w:rPr>
+        <w:t xml:space="preserve">Версия пакета поддержки: </w:t>
+      </w:r>
+      <w:proofErr w:type="gramStart"/>
+      <w:r>
+        <w:rPr>
+          <w:i/>
+          <w:iCs/>
+          <w:color w:val="BFBFBF" w:themeColor="background1" w:themeShade="BF"/>
+          <w:sz w:val="20"/>
+          <w:szCs w:val="20"/>
+        </w:rPr>
+        <w:t xml:space="preserve">{{ </w:t>
+      </w:r>
+      <w:r>
+        <w:rPr>
+          <w:i/>
+          <w:iCs/>
+          <w:color w:val="BFBFBF" w:themeColor="background1" w:themeShade="BF"/>
+          <w:sz w:val="20"/>
+          <w:szCs w:val="20"/>
+          <w:lang w:val="en-US"/>
+        </w:rPr>
+        <w:t>packet</w:t>
+      </w:r>
+      <w:proofErr w:type="gramEnd"/>
+      <w:r>
+        <w:rPr>
+          <w:i/>
+          <w:iCs/>
+          <w:color w:val="BFBFBF" w:themeColor="background1" w:themeShade="BF"/>
+          <w:sz w:val="20"/>
+          <w:szCs w:val="20"/>
+        </w:rPr>
+        <w:t xml:space="preserve"> }}</w:t>
+      </w:r>
+    </w:p>
+    <w:p>
+      <w:pPr>
+        <w:pStyle w:val="afff0"/>
+        <w:rPr>
+          <w:i/>
+          <w:iCs/>
+          <w:color w:val="BFBFBF" w:themeColor="background1" w:themeShade="BF"/>
+          <w:sz w:val="20"/>
+          <w:szCs w:val="20"/>
+        </w:rPr>
         <w:sectPr>
           <w:headerReference w:type="first" r:id="rId12"/>
           <w:footerReference w:type="first" r:id="rId13"/>
@@ -1213,8 +1355,6 @@
           <w:docGrid w:linePitch="360"/>
         </w:sectPr>
       </w:pPr>
-      <w:bookmarkStart w:id="0" w:name="_GoBack"/>
-      <w:bookmarkEnd w:id="0"/>
     </w:p>
     <w:p>
       <w:pPr>
@@ -1225,76 +1365,166 @@
         </w:numPr>
         <w:ind w:left="357"/>
         <w:jc w:val="center"/>
+        <w:rPr>
+          <w:lang w:val="ru-RU"/>
+        </w:rPr>
       </w:pPr>
       <w:r>
         <w:lastRenderedPageBreak/>
         <w:fldChar w:fldCharType="begin"/>
       </w:r>
       <w:r>
-        <w:instrText xml:space="preserve"> SEQ Раздел5 \h \r </w:instrText>
+        <w:rPr>
+          <w:lang w:val="ru-RU"/>
+        </w:rPr>
+        <w:instrText xml:space="preserve"> </w:instrText>
+      </w:r>
+      <w:r>
+        <w:instrText>SEQ</w:instrText>
+      </w:r>
+      <w:r>
+        <w:rPr>
+          <w:lang w:val="ru-RU"/>
+        </w:rPr>
+        <w:instrText xml:space="preserve"> Раздел5 \</w:instrText>
+      </w:r>
+      <w:r>
+        <w:instrText>h</w:instrText>
+      </w:r>
+      <w:r>
+        <w:rPr>
+          <w:lang w:val="ru-RU"/>
+        </w:rPr>
+        <w:instrText xml:space="preserve"> \</w:instrText>
+      </w:r>
+      <w:r>
+        <w:instrText>r</w:instrText>
+      </w:r>
+      <w:r>
+        <w:rPr>
+          <w:lang w:val="ru-RU"/>
+        </w:rPr>
+        <w:instrText xml:space="preserve"> </w:instrText>
       </w:r>
       <w:r>
         <w:fldChar w:fldCharType="begin"/>
       </w:r>
       <w:r>
+        <w:rPr>
+          <w:lang w:val="ru-RU"/>
+        </w:rPr>
         <w:instrText xml:space="preserve"> =</w:instrText>
       </w:r>
       <w:r>
         <w:fldChar w:fldCharType="begin"/>
       </w:r>
       <w:r>
-        <w:instrText xml:space="preserve"> SectionPages </w:instrText>
+        <w:rPr>
+          <w:lang w:val="ru-RU"/>
+        </w:rPr>
+        <w:instrText xml:space="preserve"> </w:instrText>
+      </w:r>
+      <w:r>
+        <w:instrText>SectionPages</w:instrText>
+      </w:r>
+      <w:r>
+        <w:rPr>
+          <w:lang w:val="ru-RU"/>
+        </w:rPr>
+        <w:instrText xml:space="preserve"> </w:instrText>
       </w:r>
       <w:r>
         <w:fldChar w:fldCharType="separate"/>
       </w:r>
       <w:r>
+        <w:rPr>
+          <w:lang w:val="ru-RU"/>
+        </w:rPr>
         <w:instrText>15</w:instrText>
       </w:r>
       <w:r>
         <w:fldChar w:fldCharType="end"/>
       </w:r>
       <w:r>
+        <w:rPr>
+          <w:lang w:val="ru-RU"/>
+        </w:rPr>
         <w:instrText>+</w:instrText>
       </w:r>
       <w:r>
         <w:fldChar w:fldCharType="begin"/>
       </w:r>
       <w:r>
-        <w:instrText xml:space="preserve"> SEQ Раздел4 \c </w:instrText>
+        <w:rPr>
+          <w:lang w:val="ru-RU"/>
+        </w:rPr>
+        <w:instrText xml:space="preserve"> </w:instrText>
+      </w:r>
+      <w:r>
+        <w:instrText>SEQ</w:instrText>
+      </w:r>
+      <w:r>
+        <w:rPr>
+          <w:lang w:val="ru-RU"/>
+        </w:rPr>
+        <w:instrText xml:space="preserve"> Раздел4 \</w:instrText>
+      </w:r>
+      <w:r>
+        <w:instrText>c</w:instrText>
+      </w:r>
+      <w:r>
+        <w:rPr>
+          <w:lang w:val="ru-RU"/>
+        </w:rPr>
+        <w:instrText xml:space="preserve"> </w:instrText>
       </w:r>
       <w:r>
         <w:fldChar w:fldCharType="separate"/>
       </w:r>
       <w:r>
+        <w:rPr>
+          <w:lang w:val="ru-RU"/>
+        </w:rPr>
         <w:instrText>0</w:instrText>
       </w:r>
       <w:r>
         <w:fldChar w:fldCharType="end"/>
       </w:r>
       <w:r>
+        <w:rPr>
+          <w:lang w:val="ru-RU"/>
+        </w:rPr>
         <w:instrText xml:space="preserve"> </w:instrText>
       </w:r>
       <w:r>
         <w:fldChar w:fldCharType="separate"/>
       </w:r>
       <w:r>
+        <w:rPr>
+          <w:lang w:val="ru-RU"/>
+        </w:rPr>
         <w:instrText>15</w:instrText>
       </w:r>
       <w:r>
         <w:fldChar w:fldCharType="end"/>
       </w:r>
       <w:r>
+        <w:rPr>
+          <w:lang w:val="ru-RU"/>
+        </w:rPr>
         <w:instrText xml:space="preserve"> </w:instrText>
       </w:r>
       <w:r>
         <w:fldChar w:fldCharType="end"/>
       </w:r>
-      <w:bookmarkStart w:id="1" w:name="_Toc208045381"/>
+      <w:bookmarkStart w:id="0" w:name="_Toc229833150"/>
       <w:r>
+        <w:rPr>
+          <w:lang w:val="ru-RU"/>
+        </w:rPr>
         <w:t>СОДЕРЖАНИЕ</w:t>
       </w:r>
-      <w:bookmarkEnd w:id="1"/>
+      <w:bookmarkEnd w:id="0"/>
     </w:p>
     <w:p>
       <w:pPr>
@@ -1304,14 +1534,16 @@
           <w:b w:val="0"/>
           <w:bCs w:val="0"/>
           <w:caps w:val="0"/>
+          <w:snapToGrid/>
           <w:color w:val="auto"/>
-          <w:sz w:val="22"/>
-          <w:lang w:val="en-US" w:eastAsia="en-US"/>
+          <w:kern w:val="2"/>
+          <w:szCs w:val="24"/>
+          <w14:ligatures w14:val="standardContextual"/>
         </w:rPr>
       </w:pPr>
       <w:r>
         <w:rPr>
-          <w:snapToGrid w:val="0"/>
+          <w:snapToGrid/>
           <w:color w:val="0000FF" w:themeColor="hyperlink"/>
           <w:szCs w:val="24"/>
           <w:u w:val="single"/>
@@ -1320,23 +1552,23 @@
       </w:r>
       <w:r>
         <w:rPr>
-          <w:snapToGrid w:val="0"/>
+          <w:snapToGrid/>
           <w:color w:val="0000FF" w:themeColor="hyperlink"/>
           <w:szCs w:val="24"/>
           <w:u w:val="single"/>
         </w:rPr>
-        <w:instrText xml:space="preserve"> TOC \o "1-3" \h \z \t "ДОК Заголовок;1" </w:instrText>
+        <w:instrText xml:space="preserve"> TOC \o "1-2" \h \z \u </w:instrText>
       </w:r>
       <w:r>
         <w:rPr>
-          <w:snapToGrid w:val="0"/>
+          <w:snapToGrid/>
           <w:color w:val="0000FF" w:themeColor="hyperlink"/>
           <w:szCs w:val="24"/>
           <w:u w:val="single"/>
         </w:rPr>
         <w:fldChar w:fldCharType="separate"/>
       </w:r>
-      <w:hyperlink w:anchor="_Toc208045381" w:history="1">
+      <w:hyperlink w:anchor="_Toc229833150" w:history="1">
         <w:r>
           <w:rPr>
             <w:rStyle w:val="afff2"/>
@@ -1359,7 +1591,7 @@
           <w:rPr>
             <w:webHidden/>
           </w:rPr>
-          <w:instrText xml:space="preserve"> PAGEREF _Toc208045381 \h </w:instrText>
+          <w:instrText xml:space="preserve"> PAGEREF _Toc229833150 \h </w:instrText>
         </w:r>
         <w:r>
           <w:rPr>
@@ -1388,23 +1620,29 @@
     </w:p>
     <w:p>
       <w:pPr>
+        <w:pStyle w:val="17"/>
+        <w:rPr>
+          <w:lang w:val="en-US"/>
+        </w:rPr>
+      </w:pPr>
+      <w:r>
+        <w:rPr>
+          <w:noProof/>
+          <w:snapToGrid/>
+          <w:color w:val="0000FF" w:themeColor="hyperlink"/>
+          <w:szCs w:val="24"/>
+          <w:u w:val="single"/>
+        </w:rPr>
+        <w:fldChar w:fldCharType="end"/>
+      </w:r>
+    </w:p>
+    <w:p>
+      <w:pPr>
         <w:pStyle w:val="TAGS"/>
         <w:rPr>
           <w:color w:val="1E4973"/>
         </w:rPr>
       </w:pPr>
-      <w:r>
-        <w:rPr>
-          <w:snapToGrid w:val="0"/>
-        </w:rPr>
-        <w:fldChar w:fldCharType="end"/>
-      </w:r>
-      <w:r>
-        <w:rPr>
-          <w:snapToGrid w:val="0"/>
-        </w:rPr>
-        <w:t xml:space="preserve"> </w:t>
-      </w:r>
     </w:p>
     <w:sectPr>
       <w:pgSz w:w="11907" w:h="16839" w:code="9"/>
@@ -1417,7 +1655,7 @@
 </file>
 
 <file path=word/endnotes.xml><?xml version="1.0" encoding="utf-8"?>
-<w:endnotes xmlns:wpc="http://schemas.microsoft.com/office/word/2010/wordprocessingCanvas" xmlns:cx="http://schemas.microsoft.com/office/drawing/2014/chartex" xmlns:cx1="http://schemas.microsoft.com/office/drawing/2015/9/8/chartex" xmlns:mc="http://schemas.openxmlformats.org/markup-compatibility/2006" xmlns:o="urn:schemas-microsoft-com:office:office" xmlns:r="http://schemas.openxmlformats.org/officeDocument/2006/relationships" xmlns:m="http://schemas.openxmlformats.org/officeDocument/2006/math" xmlns:v="urn:schemas-microsoft-com:vml" xmlns:wp14="http://schemas.microsoft.com/office/word/2010/wordprocessingDrawing" xmlns:wp="http://schemas.openxmlformats.org/drawingml/2006/wordprocessingDrawing" xmlns:w10="urn:schemas-microsoft-com:office:word" xmlns:w="http://schemas.openxmlformats.org/wordprocessingml/2006/main" xmlns:w14="http://schemas.microsoft.com/office/word/2010/wordml" xmlns:w15="http://schemas.microsoft.com/office/word/2012/wordml" xmlns:w16se="http://schemas.microsoft.com/office/word/2015/wordml/symex" xmlns:wpg="http://schemas.microsoft.com/office/word/2010/wordprocessingGroup" xmlns:wpi="http://schemas.microsoft.com/office/word/2010/wordprocessingInk" xmlns:wne="http://schemas.microsoft.com/office/word/2006/wordml" xmlns:wps="http://schemas.microsoft.com/office/word/2010/wordprocessingShape" mc:Ignorable="w14 w15 w16se wp14">
+<w:endnotes xmlns:wpc="http://schemas.microsoft.com/office/word/2010/wordprocessingCanvas" xmlns:cx="http://schemas.microsoft.com/office/drawing/2014/chartex" xmlns:cx1="http://schemas.microsoft.com/office/drawing/2015/9/8/chartex" xmlns:cx2="http://schemas.microsoft.com/office/drawing/2015/10/21/chartex" xmlns:cx3="http://schemas.microsoft.com/office/drawing/2016/5/9/chartex" xmlns:cx4="http://schemas.microsoft.com/office/drawing/2016/5/10/chartex" xmlns:cx5="http://schemas.microsoft.com/office/drawing/2016/5/11/chartex" xmlns:cx6="http://schemas.microsoft.com/office/drawing/2016/5/12/chartex" xmlns:cx7="http://schemas.microsoft.com/office/drawing/2016/5/13/chartex" xmlns:cx8="http://schemas.microsoft.com/office/drawing/2016/5/14/chartex" xmlns:mc="http://schemas.openxmlformats.org/markup-compatibility/2006" xmlns:aink="http://schemas.microsoft.com/office/drawing/2016/ink" xmlns:am3d="http://schemas.microsoft.com/office/drawing/2017/model3d" xmlns:o="urn:schemas-microsoft-com:office:office" xmlns:oel="http://schemas.microsoft.com/office/2019/extlst" xmlns:r="http://schemas.openxmlformats.org/officeDocument/2006/relationships" xmlns:m="http://schemas.openxmlformats.org/officeDocument/2006/math" xmlns:v="urn:schemas-microsoft-com:vml" xmlns:wp14="http://schemas.microsoft.com/office/word/2010/wordprocessingDrawing" xmlns:wp="http://schemas.openxmlformats.org/drawingml/2006/wordprocessingDrawing" xmlns:w10="urn:schemas-microsoft-com:office:word" xmlns:w="http://schemas.openxmlformats.org/wordprocessingml/2006/main" xmlns:w14="http://schemas.microsoft.com/office/word/2010/wordml" xmlns:w15="http://schemas.microsoft.com/office/word/2012/wordml" xmlns:w16cex="http://schemas.microsoft.com/office/word/2018/wordml/cex" xmlns:w16cid="http://schemas.microsoft.com/office/word/2016/wordml/cid" xmlns:w16="http://schemas.microsoft.com/office/word/2018/wordml" xmlns:w16sdtdh="http://schemas.microsoft.com/office/word/2020/wordml/sdtdatahash" xmlns:w16se="http://schemas.microsoft.com/office/word/2015/wordml/symex" xmlns:wpg="http://schemas.microsoft.com/office/word/2010/wordprocessingGroup" xmlns:wpi="http://schemas.microsoft.com/office/word/2010/wordprocessingInk" xmlns:wne="http://schemas.microsoft.com/office/word/2006/wordml" xmlns:wps="http://schemas.microsoft.com/office/word/2010/wordprocessingShape" mc:Ignorable="w14 w15 w16se w16cid w16 w16cex w16sdtdh wp14">
   <w:endnote w:type="separator" w:id="-1">
     <w:p>
       <w:r>
@@ -1436,7 +1674,7 @@
 </file>
 
 <file path=word/footer1.xml><?xml version="1.0" encoding="utf-8"?>
-<w:ftr xmlns:wpc="http://schemas.microsoft.com/office/word/2010/wordprocessingCanvas" xmlns:cx="http://schemas.microsoft.com/office/drawing/2014/chartex" xmlns:cx1="http://schemas.microsoft.com/office/drawing/2015/9/8/chartex" xmlns:mc="http://schemas.openxmlformats.org/markup-compatibility/2006" xmlns:o="urn:schemas-microsoft-com:office:office" xmlns:r="http://schemas.openxmlformats.org/officeDocument/2006/relationships" xmlns:m="http://schemas.openxmlformats.org/officeDocument/2006/math" xmlns:v="urn:schemas-microsoft-com:vml" xmlns:wp14="http://schemas.microsoft.com/office/word/2010/wordprocessingDrawing" xmlns:wp="http://schemas.openxmlformats.org/drawingml/2006/wordprocessingDrawing" xmlns:w10="urn:schemas-microsoft-com:office:word" xmlns:w="http://schemas.openxmlformats.org/wordprocessingml/2006/main" xmlns:w14="http://schemas.microsoft.com/office/word/2010/wordml" xmlns:w15="http://schemas.microsoft.com/office/word/2012/wordml" xmlns:w16se="http://schemas.microsoft.com/office/word/2015/wordml/symex" xmlns:wpg="http://schemas.microsoft.com/office/word/2010/wordprocessingGroup" xmlns:wpi="http://schemas.microsoft.com/office/word/2010/wordprocessingInk" xmlns:wne="http://schemas.microsoft.com/office/word/2006/wordml" xmlns:wps="http://schemas.microsoft.com/office/word/2010/wordprocessingShape" mc:Ignorable="w14 w15 w16se wp14">
+<w:ftr xmlns:wpc="http://schemas.microsoft.com/office/word/2010/wordprocessingCanvas" xmlns:cx="http://schemas.microsoft.com/office/drawing/2014/chartex" xmlns:cx1="http://schemas.microsoft.com/office/drawing/2015/9/8/chartex" xmlns:cx2="http://schemas.microsoft.com/office/drawing/2015/10/21/chartex" xmlns:cx3="http://schemas.microsoft.com/office/drawing/2016/5/9/chartex" xmlns:cx4="http://schemas.microsoft.com/office/drawing/2016/5/10/chartex" xmlns:cx5="http://schemas.microsoft.com/office/drawing/2016/5/11/chartex" xmlns:cx6="http://schemas.microsoft.com/office/drawing/2016/5/12/chartex" xmlns:cx7="http://schemas.microsoft.com/office/drawing/2016/5/13/chartex" xmlns:cx8="http://schemas.microsoft.com/office/drawing/2016/5/14/chartex" xmlns:mc="http://schemas.openxmlformats.org/markup-compatibility/2006" xmlns:aink="http://schemas.microsoft.com/office/drawing/2016/ink" xmlns:am3d="http://schemas.microsoft.com/office/drawing/2017/model3d" xmlns:o="urn:schemas-microsoft-com:office:office" xmlns:oel="http://schemas.microsoft.com/office/2019/extlst" xmlns:r="http://schemas.openxmlformats.org/officeDocument/2006/relationships" xmlns:m="http://schemas.openxmlformats.org/officeDocument/2006/math" xmlns:v="urn:schemas-microsoft-com:vml" xmlns:wp14="http://schemas.microsoft.com/office/word/2010/wordprocessingDrawing" xmlns:wp="http://schemas.openxmlformats.org/drawingml/2006/wordprocessingDrawing" xmlns:w10="urn:schemas-microsoft-com:office:word" xmlns:w="http://schemas.openxmlformats.org/wordprocessingml/2006/main" xmlns:w14="http://schemas.microsoft.com/office/word/2010/wordml" xmlns:w15="http://schemas.microsoft.com/office/word/2012/wordml" xmlns:w16cex="http://schemas.microsoft.com/office/word/2018/wordml/cex" xmlns:w16cid="http://schemas.microsoft.com/office/word/2016/wordml/cid" xmlns:w16="http://schemas.microsoft.com/office/word/2018/wordml" xmlns:w16sdtdh="http://schemas.microsoft.com/office/word/2020/wordml/sdtdatahash" xmlns:w16se="http://schemas.microsoft.com/office/word/2015/wordml/symex" xmlns:wpg="http://schemas.microsoft.com/office/word/2010/wordprocessingGroup" xmlns:wpi="http://schemas.microsoft.com/office/word/2010/wordprocessingInk" xmlns:wne="http://schemas.microsoft.com/office/word/2006/wordml" xmlns:wps="http://schemas.microsoft.com/office/word/2010/wordprocessingShape" mc:Ignorable="w14 w15 w16se w16cid w16 w16cex w16sdtdh wp14">
   <w:p>
     <w:pPr>
       <w:pStyle w:val="afff5"/>
@@ -1501,7 +1739,7 @@
 </file>
 
 <file path=word/footer2.xml><?xml version="1.0" encoding="utf-8"?>
-<w:ftr xmlns:wpc="http://schemas.microsoft.com/office/word/2010/wordprocessingCanvas" xmlns:cx="http://schemas.microsoft.com/office/drawing/2014/chartex" xmlns:cx1="http://schemas.microsoft.com/office/drawing/2015/9/8/chartex" xmlns:mc="http://schemas.openxmlformats.org/markup-compatibility/2006" xmlns:o="urn:schemas-microsoft-com:office:office" xmlns:r="http://schemas.openxmlformats.org/officeDocument/2006/relationships" xmlns:m="http://schemas.openxmlformats.org/officeDocument/2006/math" xmlns:v="urn:schemas-microsoft-com:vml" xmlns:wp14="http://schemas.microsoft.com/office/word/2010/wordprocessingDrawing" xmlns:wp="http://schemas.openxmlformats.org/drawingml/2006/wordprocessingDrawing" xmlns:w10="urn:schemas-microsoft-com:office:word" xmlns:w="http://schemas.openxmlformats.org/wordprocessingml/2006/main" xmlns:w14="http://schemas.microsoft.com/office/word/2010/wordml" xmlns:w15="http://schemas.microsoft.com/office/word/2012/wordml" xmlns:w16se="http://schemas.microsoft.com/office/word/2015/wordml/symex" xmlns:wpg="http://schemas.microsoft.com/office/word/2010/wordprocessingGroup" xmlns:wpi="http://schemas.microsoft.com/office/word/2010/wordprocessingInk" xmlns:wne="http://schemas.microsoft.com/office/word/2006/wordml" xmlns:wps="http://schemas.microsoft.com/office/word/2010/wordprocessingShape" mc:Ignorable="w14 w15 w16se wp14">
+<w:ftr xmlns:wpc="http://schemas.microsoft.com/office/word/2010/wordprocessingCanvas" xmlns:cx="http://schemas.microsoft.com/office/drawing/2014/chartex" xmlns:cx1="http://schemas.microsoft.com/office/drawing/2015/9/8/chartex" xmlns:cx2="http://schemas.microsoft.com/office/drawing/2015/10/21/chartex" xmlns:cx3="http://schemas.microsoft.com/office/drawing/2016/5/9/chartex" xmlns:cx4="http://schemas.microsoft.com/office/drawing/2016/5/10/chartex" xmlns:cx5="http://schemas.microsoft.com/office/drawing/2016/5/11/chartex" xmlns:cx6="http://schemas.microsoft.com/office/drawing/2016/5/12/chartex" xmlns:cx7="http://schemas.microsoft.com/office/drawing/2016/5/13/chartex" xmlns:cx8="http://schemas.microsoft.com/office/drawing/2016/5/14/chartex" xmlns:mc="http://schemas.openxmlformats.org/markup-compatibility/2006" xmlns:aink="http://schemas.microsoft.com/office/drawing/2016/ink" xmlns:am3d="http://schemas.microsoft.com/office/drawing/2017/model3d" xmlns:o="urn:schemas-microsoft-com:office:office" xmlns:oel="http://schemas.microsoft.com/office/2019/extlst" xmlns:r="http://schemas.openxmlformats.org/officeDocument/2006/relationships" xmlns:m="http://schemas.openxmlformats.org/officeDocument/2006/math" xmlns:v="urn:schemas-microsoft-com:vml" xmlns:wp14="http://schemas.microsoft.com/office/word/2010/wordprocessingDrawing" xmlns:wp="http://schemas.openxmlformats.org/drawingml/2006/wordprocessingDrawing" xmlns:w10="urn:schemas-microsoft-com:office:word" xmlns:w="http://schemas.openxmlformats.org/wordprocessingml/2006/main" xmlns:w14="http://schemas.microsoft.com/office/word/2010/wordml" xmlns:w15="http://schemas.microsoft.com/office/word/2012/wordml" xmlns:w16cex="http://schemas.microsoft.com/office/word/2018/wordml/cex" xmlns:w16cid="http://schemas.microsoft.com/office/word/2016/wordml/cid" xmlns:w16="http://schemas.microsoft.com/office/word/2018/wordml" xmlns:w16sdtdh="http://schemas.microsoft.com/office/word/2020/wordml/sdtdatahash" xmlns:w16se="http://schemas.microsoft.com/office/word/2015/wordml/symex" xmlns:wpg="http://schemas.microsoft.com/office/word/2010/wordprocessingGroup" xmlns:wpi="http://schemas.microsoft.com/office/word/2010/wordprocessingInk" xmlns:wne="http://schemas.microsoft.com/office/word/2006/wordml" xmlns:wps="http://schemas.microsoft.com/office/word/2010/wordprocessingShape" mc:Ignorable="w14 w15 w16se w16cid w16 w16cex w16sdtdh wp14">
   <w:p>
     <w:pPr>
       <w:pStyle w:val="afff5"/>
@@ -1532,6 +1770,7 @@
       </w:rPr>
       <w:t>://</w:t>
     </w:r>
+    <w:proofErr w:type="spellStart"/>
     <w:r>
       <w:rPr>
         <w:rStyle w:val="afff1"/>
@@ -1539,12 +1778,14 @@
       </w:rPr>
       <w:t>uni</w:t>
     </w:r>
+    <w:proofErr w:type="spellEnd"/>
     <w:r>
       <w:rPr>
         <w:rStyle w:val="afff1"/>
       </w:rPr>
       <w:t>-</w:t>
     </w:r>
+    <w:proofErr w:type="spellStart"/>
     <w:r>
       <w:rPr>
         <w:rStyle w:val="afff1"/>
@@ -1552,12 +1793,14 @@
       </w:rPr>
       <w:t>eng</w:t>
     </w:r>
+    <w:proofErr w:type="spellEnd"/>
     <w:r>
       <w:rPr>
         <w:rStyle w:val="afff1"/>
       </w:rPr>
       <w:t>.</w:t>
     </w:r>
+    <w:proofErr w:type="spellStart"/>
     <w:r>
       <w:rPr>
         <w:rStyle w:val="afff1"/>
@@ -1565,6 +1808,7 @@
       </w:rPr>
       <w:t>ru</w:t>
     </w:r>
+    <w:proofErr w:type="spellEnd"/>
     <w:r>
       <w:rPr>
         <w:b/>
@@ -1575,14 +1819,28 @@
       <w:rPr>
         <w:szCs w:val="24"/>
       </w:rPr>
-      <w:t>ООО «Юнител Инжиниринг»</w:t>
+      <w:t>ООО «</w:t>
+    </w:r>
+    <w:proofErr w:type="spellStart"/>
+    <w:r>
+      <w:rPr>
+        <w:szCs w:val="24"/>
+      </w:rPr>
+      <w:t>Юнител</w:t>
+    </w:r>
+    <w:proofErr w:type="spellEnd"/>
+    <w:r>
+      <w:rPr>
+        <w:szCs w:val="24"/>
+      </w:rPr>
+      <w:t xml:space="preserve"> Инжиниринг»</w:t>
     </w:r>
   </w:p>
 </w:ftr>
 </file>
 
 <file path=word/footer3.xml><?xml version="1.0" encoding="utf-8"?>
-<w:ftr xmlns:wpc="http://schemas.microsoft.com/office/word/2010/wordprocessingCanvas" xmlns:cx="http://schemas.microsoft.com/office/drawing/2014/chartex" xmlns:cx1="http://schemas.microsoft.com/office/drawing/2015/9/8/chartex" xmlns:mc="http://schemas.openxmlformats.org/markup-compatibility/2006" xmlns:o="urn:schemas-microsoft-com:office:office" xmlns:r="http://schemas.openxmlformats.org/officeDocument/2006/relationships" xmlns:m="http://schemas.openxmlformats.org/officeDocument/2006/math" xmlns:v="urn:schemas-microsoft-com:vml" xmlns:wp14="http://schemas.microsoft.com/office/word/2010/wordprocessingDrawing" xmlns:wp="http://schemas.openxmlformats.org/drawingml/2006/wordprocessingDrawing" xmlns:w10="urn:schemas-microsoft-com:office:word" xmlns:w="http://schemas.openxmlformats.org/wordprocessingml/2006/main" xmlns:w14="http://schemas.microsoft.com/office/word/2010/wordml" xmlns:w15="http://schemas.microsoft.com/office/word/2012/wordml" xmlns:w16se="http://schemas.microsoft.com/office/word/2015/wordml/symex" xmlns:wpg="http://schemas.microsoft.com/office/word/2010/wordprocessingGroup" xmlns:wpi="http://schemas.microsoft.com/office/word/2010/wordprocessingInk" xmlns:wne="http://schemas.microsoft.com/office/word/2006/wordml" xmlns:wps="http://schemas.microsoft.com/office/word/2010/wordprocessingShape" mc:Ignorable="w14 w15 w16se wp14">
+<w:ftr xmlns:wpc="http://schemas.microsoft.com/office/word/2010/wordprocessingCanvas" xmlns:cx="http://schemas.microsoft.com/office/drawing/2014/chartex" xmlns:cx1="http://schemas.microsoft.com/office/drawing/2015/9/8/chartex" xmlns:cx2="http://schemas.microsoft.com/office/drawing/2015/10/21/chartex" xmlns:cx3="http://schemas.microsoft.com/office/drawing/2016/5/9/chartex" xmlns:cx4="http://schemas.microsoft.com/office/drawing/2016/5/10/chartex" xmlns:cx5="http://schemas.microsoft.com/office/drawing/2016/5/11/chartex" xmlns:cx6="http://schemas.microsoft.com/office/drawing/2016/5/12/chartex" xmlns:cx7="http://schemas.microsoft.com/office/drawing/2016/5/13/chartex" xmlns:cx8="http://schemas.microsoft.com/office/drawing/2016/5/14/chartex" xmlns:mc="http://schemas.openxmlformats.org/markup-compatibility/2006" xmlns:aink="http://schemas.microsoft.com/office/drawing/2016/ink" xmlns:am3d="http://schemas.microsoft.com/office/drawing/2017/model3d" xmlns:o="urn:schemas-microsoft-com:office:office" xmlns:oel="http://schemas.microsoft.com/office/2019/extlst" xmlns:r="http://schemas.openxmlformats.org/officeDocument/2006/relationships" xmlns:m="http://schemas.openxmlformats.org/officeDocument/2006/math" xmlns:v="urn:schemas-microsoft-com:vml" xmlns:wp14="http://schemas.microsoft.com/office/word/2010/wordprocessingDrawing" xmlns:wp="http://schemas.openxmlformats.org/drawingml/2006/wordprocessingDrawing" xmlns:w10="urn:schemas-microsoft-com:office:word" xmlns:w="http://schemas.openxmlformats.org/wordprocessingml/2006/main" xmlns:w14="http://schemas.microsoft.com/office/word/2010/wordml" xmlns:w15="http://schemas.microsoft.com/office/word/2012/wordml" xmlns:w16cex="http://schemas.microsoft.com/office/word/2018/wordml/cex" xmlns:w16cid="http://schemas.microsoft.com/office/word/2016/wordml/cid" xmlns:w16="http://schemas.microsoft.com/office/word/2018/wordml" xmlns:w16sdtdh="http://schemas.microsoft.com/office/word/2020/wordml/sdtdatahash" xmlns:w16se="http://schemas.microsoft.com/office/word/2015/wordml/symex" xmlns:wpg="http://schemas.microsoft.com/office/word/2010/wordprocessingGroup" xmlns:wpi="http://schemas.microsoft.com/office/word/2010/wordprocessingInk" xmlns:wne="http://schemas.microsoft.com/office/word/2006/wordml" xmlns:wps="http://schemas.microsoft.com/office/word/2010/wordprocessingShape" mc:Ignorable="w14 w15 w16se w16cid w16 w16cex w16sdtdh wp14">
   <w:p>
     <w:pPr>
       <w:pStyle w:val="afff5"/>
@@ -1647,7 +1905,7 @@
 </file>
 
 <file path=word/footnotes.xml><?xml version="1.0" encoding="utf-8"?>
-<w:footnotes xmlns:wpc="http://schemas.microsoft.com/office/word/2010/wordprocessingCanvas" xmlns:cx="http://schemas.microsoft.com/office/drawing/2014/chartex" xmlns:cx1="http://schemas.microsoft.com/office/drawing/2015/9/8/chartex" xmlns:mc="http://schemas.openxmlformats.org/markup-compatibility/2006" xmlns:o="urn:schemas-microsoft-com:office:office" xmlns:r="http://schemas.openxmlformats.org/officeDocument/2006/relationships" xmlns:m="http://schemas.openxmlformats.org/officeDocument/2006/math" xmlns:v="urn:schemas-microsoft-com:vml" xmlns:wp14="http://schemas.microsoft.com/office/word/2010/wordprocessingDrawing" xmlns:wp="http://schemas.openxmlformats.org/drawingml/2006/wordprocessingDrawing" xmlns:w10="urn:schemas-microsoft-com:office:word" xmlns:w="http://schemas.openxmlformats.org/wordprocessingml/2006/main" xmlns:w14="http://schemas.microsoft.com/office/word/2010/wordml" xmlns:w15="http://schemas.microsoft.com/office/word/2012/wordml" xmlns:w16se="http://schemas.microsoft.com/office/word/2015/wordml/symex" xmlns:wpg="http://schemas.microsoft.com/office/word/2010/wordprocessingGroup" xmlns:wpi="http://schemas.microsoft.com/office/word/2010/wordprocessingInk" xmlns:wne="http://schemas.microsoft.com/office/word/2006/wordml" xmlns:wps="http://schemas.microsoft.com/office/word/2010/wordprocessingShape" mc:Ignorable="w14 w15 w16se wp14">
+<w:footnotes xmlns:wpc="http://schemas.microsoft.com/office/word/2010/wordprocessingCanvas" xmlns:cx="http://schemas.microsoft.com/office/drawing/2014/chartex" xmlns:cx1="http://schemas.microsoft.com/office/drawing/2015/9/8/chartex" xmlns:cx2="http://schemas.microsoft.com/office/drawing/2015/10/21/chartex" xmlns:cx3="http://schemas.microsoft.com/office/drawing/2016/5/9/chartex" xmlns:cx4="http://schemas.microsoft.com/office/drawing/2016/5/10/chartex" xmlns:cx5="http://schemas.microsoft.com/office/drawing/2016/5/11/chartex" xmlns:cx6="http://schemas.microsoft.com/office/drawing/2016/5/12/chartex" xmlns:cx7="http://schemas.microsoft.com/office/drawing/2016/5/13/chartex" xmlns:cx8="http://schemas.microsoft.com/office/drawing/2016/5/14/chartex" xmlns:mc="http://schemas.openxmlformats.org/markup-compatibility/2006" xmlns:aink="http://schemas.microsoft.com/office/drawing/2016/ink" xmlns:am3d="http://schemas.microsoft.com/office/drawing/2017/model3d" xmlns:o="urn:schemas-microsoft-com:office:office" xmlns:oel="http://schemas.microsoft.com/office/2019/extlst" xmlns:r="http://schemas.openxmlformats.org/officeDocument/2006/relationships" xmlns:m="http://schemas.openxmlformats.org/officeDocument/2006/math" xmlns:v="urn:schemas-microsoft-com:vml" xmlns:wp14="http://schemas.microsoft.com/office/word/2010/wordprocessingDrawing" xmlns:wp="http://schemas.openxmlformats.org/drawingml/2006/wordprocessingDrawing" xmlns:w10="urn:schemas-microsoft-com:office:word" xmlns:w="http://schemas.openxmlformats.org/wordprocessingml/2006/main" xmlns:w14="http://schemas.microsoft.com/office/word/2010/wordml" xmlns:w15="http://schemas.microsoft.com/office/word/2012/wordml" xmlns:w16cex="http://schemas.microsoft.com/office/word/2018/wordml/cex" xmlns:w16cid="http://schemas.microsoft.com/office/word/2016/wordml/cid" xmlns:w16="http://schemas.microsoft.com/office/word/2018/wordml" xmlns:w16sdtdh="http://schemas.microsoft.com/office/word/2020/wordml/sdtdatahash" xmlns:w16se="http://schemas.microsoft.com/office/word/2015/wordml/symex" xmlns:wpg="http://schemas.microsoft.com/office/word/2010/wordprocessingGroup" xmlns:wpi="http://schemas.microsoft.com/office/word/2010/wordprocessingInk" xmlns:wne="http://schemas.microsoft.com/office/word/2006/wordml" xmlns:wps="http://schemas.microsoft.com/office/word/2010/wordprocessingShape" mc:Ignorable="w14 w15 w16se w16cid w16 w16cex w16sdtdh wp14">
   <w:footnote w:type="separator" w:id="-1">
     <w:p>
       <w:r>
@@ -1666,7 +1924,7 @@
 </file>
 
 <file path=word/header1.xml><?xml version="1.0" encoding="utf-8"?>
-<w:hdr xmlns:wpc="http://schemas.microsoft.com/office/word/2010/wordprocessingCanvas" xmlns:cx="http://schemas.microsoft.com/office/drawing/2014/chartex" xmlns:cx1="http://schemas.microsoft.com/office/drawing/2015/9/8/chartex" xmlns:mc="http://schemas.openxmlformats.org/markup-compatibility/2006" xmlns:o="urn:schemas-microsoft-com:office:office" xmlns:r="http://schemas.openxmlformats.org/officeDocument/2006/relationships" xmlns:m="http://schemas.openxmlformats.org/officeDocument/2006/math" xmlns:v="urn:schemas-microsoft-com:vml" xmlns:wp14="http://schemas.microsoft.com/office/word/2010/wordprocessingDrawing" xmlns:wp="http://schemas.openxmlformats.org/drawingml/2006/wordprocessingDrawing" xmlns:w10="urn:schemas-microsoft-com:office:word" xmlns:w="http://schemas.openxmlformats.org/wordprocessingml/2006/main" xmlns:w14="http://schemas.microsoft.com/office/word/2010/wordml" xmlns:w15="http://schemas.microsoft.com/office/word/2012/wordml" xmlns:w16se="http://schemas.microsoft.com/office/word/2015/wordml/symex" xmlns:wpg="http://schemas.microsoft.com/office/word/2010/wordprocessingGroup" xmlns:wpi="http://schemas.microsoft.com/office/word/2010/wordprocessingInk" xmlns:wne="http://schemas.microsoft.com/office/word/2006/wordml" xmlns:wps="http://schemas.microsoft.com/office/word/2010/wordprocessingShape" mc:Ignorable="w14 w15 w16se wp14">
+<w:hdr xmlns:wpc="http://schemas.microsoft.com/office/word/2010/wordprocessingCanvas" xmlns:cx="http://schemas.microsoft.com/office/drawing/2014/chartex" xmlns:cx1="http://schemas.microsoft.com/office/drawing/2015/9/8/chartex" xmlns:cx2="http://schemas.microsoft.com/office/drawing/2015/10/21/chartex" xmlns:cx3="http://schemas.microsoft.com/office/drawing/2016/5/9/chartex" xmlns:cx4="http://schemas.microsoft.com/office/drawing/2016/5/10/chartex" xmlns:cx5="http://schemas.microsoft.com/office/drawing/2016/5/11/chartex" xmlns:cx6="http://schemas.microsoft.com/office/drawing/2016/5/12/chartex" xmlns:cx7="http://schemas.microsoft.com/office/drawing/2016/5/13/chartex" xmlns:cx8="http://schemas.microsoft.com/office/drawing/2016/5/14/chartex" xmlns:mc="http://schemas.openxmlformats.org/markup-compatibility/2006" xmlns:aink="http://schemas.microsoft.com/office/drawing/2016/ink" xmlns:am3d="http://schemas.microsoft.com/office/drawing/2017/model3d" xmlns:o="urn:schemas-microsoft-com:office:office" xmlns:oel="http://schemas.microsoft.com/office/2019/extlst" xmlns:r="http://schemas.openxmlformats.org/officeDocument/2006/relationships" xmlns:m="http://schemas.openxmlformats.org/officeDocument/2006/math" xmlns:v="urn:schemas-microsoft-com:vml" xmlns:wp14="http://schemas.microsoft.com/office/word/2010/wordprocessingDrawing" xmlns:wp="http://schemas.openxmlformats.org/drawingml/2006/wordprocessingDrawing" xmlns:w10="urn:schemas-microsoft-com:office:word" xmlns:w="http://schemas.openxmlformats.org/wordprocessingml/2006/main" xmlns:w14="http://schemas.microsoft.com/office/word/2010/wordml" xmlns:w15="http://schemas.microsoft.com/office/word/2012/wordml" xmlns:w16cex="http://schemas.microsoft.com/office/word/2018/wordml/cex" xmlns:w16cid="http://schemas.microsoft.com/office/word/2016/wordml/cid" xmlns:w16="http://schemas.microsoft.com/office/word/2018/wordml" xmlns:w16sdtdh="http://schemas.microsoft.com/office/word/2020/wordml/sdtdatahash" xmlns:w16se="http://schemas.microsoft.com/office/word/2015/wordml/symex" xmlns:wpg="http://schemas.microsoft.com/office/word/2010/wordprocessingGroup" xmlns:wpi="http://schemas.microsoft.com/office/word/2010/wordprocessingInk" xmlns:wne="http://schemas.microsoft.com/office/word/2006/wordml" xmlns:wps="http://schemas.microsoft.com/office/word/2010/wordprocessingShape" mc:Ignorable="w14 w15 w16se w16cid w16 w16cex w16sdtdh wp14">
   <w:p>
     <w:pPr>
       <w:pBdr>
@@ -1682,13 +1940,6 @@
         <w:lang w:val="en-US"/>
       </w:rPr>
     </w:pPr>
-    <w:r>
-      <w:rPr>
-        <w:rStyle w:val="afff1"/>
-        <w:lang w:val="en-US"/>
-      </w:rPr>
-      <w:t>{</w:t>
-    </w:r>
     <w:proofErr w:type="gramStart"/>
     <w:r>
       <w:rPr>
@@ -1702,7 +1953,14 @@
         <w:rStyle w:val="afff1"/>
         <w:lang w:val="en-US"/>
       </w:rPr>
-      <w:t xml:space="preserve"> general</w:t>
+      <w:t>{</w:t>
+    </w:r>
+    <w:r>
+      <w:rPr>
+        <w:rStyle w:val="afff1"/>
+        <w:lang w:val="en-US"/>
+      </w:rPr>
+      <w:t xml:space="preserve"> code</w:t>
     </w:r>
     <w:proofErr w:type="gramEnd"/>
     <w:r>
@@ -1710,8 +1968,31 @@
         <w:rStyle w:val="afff1"/>
         <w:lang w:val="en-US"/>
       </w:rPr>
-      <w:t>_data.code }}</w:t>
+      <w:t xml:space="preserve"> }}</w:t>
     </w:r>
+    <w:r>
+      <w:rPr>
+        <w:rStyle w:val="afff1"/>
+        <w:lang w:val="en-US"/>
+      </w:rPr>
+      <w:t xml:space="preserve"> {</w:t>
+    </w:r>
+    <w:r>
+      <w:rPr>
+        <w:rStyle w:val="afff1"/>
+        <w:lang w:val="en-US"/>
+      </w:rPr>
+      <w:t xml:space="preserve">{ </w:t>
+    </w:r>
+    <w:proofErr w:type="spellStart"/>
+    <w:r>
+      <w:rPr>
+        <w:rStyle w:val="afff1"/>
+        <w:lang w:val="en-US"/>
+      </w:rPr>
+      <w:t>colontile</w:t>
+    </w:r>
+    <w:proofErr w:type="spellEnd"/>
     <w:r>
       <w:rPr>
         <w:rStyle w:val="afff1"/>
@@ -1724,62 +2005,37 @@
         <w:rStyle w:val="afff1"/>
         <w:lang w:val="en-US"/>
       </w:rPr>
+      <w:t>}}</w:t>
+    </w:r>
+    <w:r>
+      <w:rPr>
+        <w:rStyle w:val="afff1"/>
+        <w:lang w:val="en-US"/>
+      </w:rPr>
+      <w:tab/>
+    </w:r>
+    <w:r>
+      <w:rPr>
+        <w:rStyle w:val="afff1"/>
+        <w:lang w:val="en-US"/>
+      </w:rPr>
       <w:t>{</w:t>
     </w:r>
-    <w:proofErr w:type="gramStart"/>
     <w:r>
       <w:rPr>
         <w:rStyle w:val="afff1"/>
         <w:lang w:val="en-US"/>
       </w:rPr>
-      <w:t>{ general</w:t>
+      <w:t>{</w:t>
     </w:r>
-    <w:proofErr w:type="gramEnd"/>
     <w:r>
       <w:rPr>
         <w:rStyle w:val="afff1"/>
         <w:lang w:val="en-US"/>
       </w:rPr>
-      <w:t>_data.colontile}}</w:t>
+      <w:t xml:space="preserve"> </w:t>
     </w:r>
-    <w:r>
-      <w:rPr>
-        <w:rStyle w:val="afff1"/>
-        <w:lang w:val="en-US"/>
-      </w:rPr>
-      <w:tab/>
-      <w:t>{</w:t>
-    </w:r>
-    <w:proofErr w:type="gramStart"/>
-    <w:r>
-      <w:rPr>
-        <w:rStyle w:val="afff1"/>
-        <w:lang w:val="en-US"/>
-      </w:rPr>
-      <w:t xml:space="preserve">{ </w:t>
-    </w:r>
-    <w:r>
-      <w:rPr>
-        <w:rStyle w:val="afff1"/>
-        <w:lang w:val="en-US"/>
-      </w:rPr>
-      <w:t>general</w:t>
-    </w:r>
-    <w:proofErr w:type="gramEnd"/>
-    <w:r>
-      <w:rPr>
-        <w:rStyle w:val="afff1"/>
-        <w:lang w:val="en-US"/>
-      </w:rPr>
-      <w:t>_data</w:t>
-    </w:r>
-    <w:r>
-      <w:rPr>
-        <w:rStyle w:val="afff1"/>
-        <w:lang w:val="en-US"/>
-      </w:rPr>
-      <w:t>.</w:t>
-    </w:r>
+    <w:proofErr w:type="spellStart"/>
     <w:r>
       <w:rPr>
         <w:rStyle w:val="afff1"/>
@@ -1792,7 +2048,15 @@
         <w:rStyle w:val="afff1"/>
         <w:lang w:val="en-US"/>
       </w:rPr>
-      <w:t>name }}</w:t>
+      <w:t>name</w:t>
+    </w:r>
+    <w:proofErr w:type="spellEnd"/>
+    <w:r>
+      <w:rPr>
+        <w:rStyle w:val="afff1"/>
+        <w:lang w:val="en-US"/>
+      </w:rPr>
+      <w:t xml:space="preserve"> }}</w:t>
     </w:r>
   </w:p>
   <w:p>
@@ -1807,7 +2071,7 @@
 </file>
 
 <file path=word/header2.xml><?xml version="1.0" encoding="utf-8"?>
-<w:hdr xmlns:wpc="http://schemas.microsoft.com/office/word/2010/wordprocessingCanvas" xmlns:cx="http://schemas.microsoft.com/office/drawing/2014/chartex" xmlns:cx1="http://schemas.microsoft.com/office/drawing/2015/9/8/chartex" xmlns:mc="http://schemas.openxmlformats.org/markup-compatibility/2006" xmlns:o="urn:schemas-microsoft-com:office:office" xmlns:r="http://schemas.openxmlformats.org/officeDocument/2006/relationships" xmlns:m="http://schemas.openxmlformats.org/officeDocument/2006/math" xmlns:v="urn:schemas-microsoft-com:vml" xmlns:wp14="http://schemas.microsoft.com/office/word/2010/wordprocessingDrawing" xmlns:wp="http://schemas.openxmlformats.org/drawingml/2006/wordprocessingDrawing" xmlns:w10="urn:schemas-microsoft-com:office:word" xmlns:w="http://schemas.openxmlformats.org/wordprocessingml/2006/main" xmlns:w14="http://schemas.microsoft.com/office/word/2010/wordml" xmlns:w15="http://schemas.microsoft.com/office/word/2012/wordml" xmlns:w16se="http://schemas.microsoft.com/office/word/2015/wordml/symex" xmlns:wpg="http://schemas.microsoft.com/office/word/2010/wordprocessingGroup" xmlns:wpi="http://schemas.microsoft.com/office/word/2010/wordprocessingInk" xmlns:wne="http://schemas.microsoft.com/office/word/2006/wordml" xmlns:wps="http://schemas.microsoft.com/office/word/2010/wordprocessingShape" mc:Ignorable="w14 w15 w16se wp14">
+<w:hdr xmlns:wpc="http://schemas.microsoft.com/office/word/2010/wordprocessingCanvas" xmlns:cx="http://schemas.microsoft.com/office/drawing/2014/chartex" xmlns:cx1="http://schemas.microsoft.com/office/drawing/2015/9/8/chartex" xmlns:cx2="http://schemas.microsoft.com/office/drawing/2015/10/21/chartex" xmlns:cx3="http://schemas.microsoft.com/office/drawing/2016/5/9/chartex" xmlns:cx4="http://schemas.microsoft.com/office/drawing/2016/5/10/chartex" xmlns:cx5="http://schemas.microsoft.com/office/drawing/2016/5/11/chartex" xmlns:cx6="http://schemas.microsoft.com/office/drawing/2016/5/12/chartex" xmlns:cx7="http://schemas.microsoft.com/office/drawing/2016/5/13/chartex" xmlns:cx8="http://schemas.microsoft.com/office/drawing/2016/5/14/chartex" xmlns:mc="http://schemas.openxmlformats.org/markup-compatibility/2006" xmlns:aink="http://schemas.microsoft.com/office/drawing/2016/ink" xmlns:am3d="http://schemas.microsoft.com/office/drawing/2017/model3d" xmlns:o="urn:schemas-microsoft-com:office:office" xmlns:oel="http://schemas.microsoft.com/office/2019/extlst" xmlns:r="http://schemas.openxmlformats.org/officeDocument/2006/relationships" xmlns:m="http://schemas.openxmlformats.org/officeDocument/2006/math" xmlns:v="urn:schemas-microsoft-com:vml" xmlns:wp14="http://schemas.microsoft.com/office/word/2010/wordprocessingDrawing" xmlns:wp="http://schemas.openxmlformats.org/drawingml/2006/wordprocessingDrawing" xmlns:w10="urn:schemas-microsoft-com:office:word" xmlns:w="http://schemas.openxmlformats.org/wordprocessingml/2006/main" xmlns:w14="http://schemas.microsoft.com/office/word/2010/wordml" xmlns:w15="http://schemas.microsoft.com/office/word/2012/wordml" xmlns:w16cex="http://schemas.microsoft.com/office/word/2018/wordml/cex" xmlns:w16cid="http://schemas.microsoft.com/office/word/2016/wordml/cid" xmlns:w16="http://schemas.microsoft.com/office/word/2018/wordml" xmlns:w16sdtdh="http://schemas.microsoft.com/office/word/2020/wordml/sdtdatahash" xmlns:w16se="http://schemas.microsoft.com/office/word/2015/wordml/symex" xmlns:wpg="http://schemas.microsoft.com/office/word/2010/wordprocessingGroup" xmlns:wpi="http://schemas.microsoft.com/office/word/2010/wordprocessingInk" xmlns:wne="http://schemas.microsoft.com/office/word/2006/wordml" xmlns:wps="http://schemas.microsoft.com/office/word/2010/wordprocessingShape" mc:Ignorable="w14 w15 w16se w16cid w16 w16cex w16sdtdh wp14">
   <w:p>
     <w:pPr>
       <w:pStyle w:val="afff3"/>
@@ -1820,7 +2084,7 @@
       <mc:AlternateContent>
         <mc:Choice Requires="wps">
           <w:drawing>
-            <wp:anchor distT="0" distB="0" distL="114300" distR="114300" simplePos="0" relativeHeight="251658240" behindDoc="1" locked="0" layoutInCell="1" allowOverlap="1">
+            <wp:anchor distT="0" distB="0" distL="114300" distR="114300" simplePos="0" relativeHeight="251658240" behindDoc="1" locked="0" layoutInCell="1" allowOverlap="1" wp14:anchorId="33AFDE50" wp14:editId="51A68F32">
               <wp:simplePos x="0" y="0"/>
               <wp:positionH relativeFrom="column">
                 <wp:posOffset>-230505</wp:posOffset>
@@ -1829,7 +2093,7 @@
                 <wp:posOffset>1087755</wp:posOffset>
               </wp:positionV>
               <wp:extent cx="6541770" cy="635"/>
-              <wp:effectExtent l="7620" t="11430" r="13335" b="6985"/>
+              <wp:effectExtent l="38100" t="38100" r="68580" b="94615"/>
               <wp:wrapNone/>
               <wp:docPr id="1" name="AutoShape 4"/>
               <wp:cNvGraphicFramePr>
@@ -1849,23 +2113,40 @@
                       <a:prstGeom prst="straightConnector1">
                         <a:avLst/>
                       </a:prstGeom>
-                      <a:noFill/>
-                      <a:ln w="12700">
+                      <a:ln>
                         <a:solidFill>
-                          <a:srgbClr val="F7941D"/>
+                          <a:srgbClr val="00CB62"/>
                         </a:solidFill>
-                        <a:round/>
                         <a:headEnd/>
                         <a:tailEnd/>
                       </a:ln>
-                      <a:extLst>
-                        <a:ext uri="{909E8E84-426E-40DD-AFC4-6F175D3DCCD1}">
-                          <a14:hiddenFill xmlns:a14="http://schemas.microsoft.com/office/drawing/2010/main">
-                            <a:noFill/>
-                          </a14:hiddenFill>
-                        </a:ext>
-                      </a:extLst>
+                      <a:effectLst>
+                        <a:glow>
+                          <a:srgbClr val="00CB62">
+                            <a:alpha val="89000"/>
+                          </a:srgbClr>
+                        </a:glow>
+                        <a:outerShdw blurRad="40000" dist="20000" dir="5400000" rotWithShape="0">
+                          <a:srgbClr val="000000">
+                            <a:alpha val="38000"/>
+                          </a:srgbClr>
+                        </a:outerShdw>
+                      </a:effectLst>
                     </wps:spPr>
+                    <wps:style>
+                      <a:lnRef idx="2">
+                        <a:schemeClr val="accent3"/>
+                      </a:lnRef>
+                      <a:fillRef idx="0">
+                        <a:schemeClr val="accent3"/>
+                      </a:fillRef>
+                      <a:effectRef idx="1">
+                        <a:schemeClr val="accent3"/>
+                      </a:effectRef>
+                      <a:fontRef idx="minor">
+                        <a:schemeClr val="tx1"/>
+                      </a:fontRef>
+                    </wps:style>
                     <wps:bodyPr/>
                   </wps:wsp>
                 </a:graphicData>
@@ -1881,11 +2162,13 @@
         </mc:Choice>
         <mc:Fallback>
           <w:pict>
-            <v:shapetype w14:anchorId="7B5E84E2" id="_x0000_t32" coordsize="21600,21600" o:spt="32" o:oned="t" path="m,l21600,21600e" filled="f">
+            <v:shapetype w14:anchorId="0D901B7A" id="_x0000_t32" coordsize="21600,21600" o:spt="32" o:oned="t" path="m,l21600,21600e" filled="f">
               <v:path arrowok="t" fillok="f" o:connecttype="none"/>
               <o:lock v:ext="edit" shapetype="t"/>
             </v:shapetype>
-            <v:shape id="AutoShape 4" o:spid="_x0000_s1026" type="#_x0000_t32" style="position:absolute;margin-left:-18.15pt;margin-top:85.65pt;width:515.1pt;height:.05pt;z-index:-251658240;visibility:visible;mso-wrap-style:square;mso-width-percent:0;mso-height-percent:0;mso-wrap-distance-left:9pt;mso-wrap-distance-top:0;mso-wrap-distance-right:9pt;mso-wrap-distance-bottom:0;mso-position-horizontal:absolute;mso-position-horizontal-relative:text;mso-position-vertical:absolute;mso-position-vertical-relative:text;mso-width-percent:0;mso-height-percent:0;mso-width-relative:page;mso-height-relative:page" o:gfxdata="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" strokecolor="#f7941d" strokeweight="1pt"/>
+            <v:shape id="AutoShape 4" o:spid="_x0000_s1026" type="#_x0000_t32" style="position:absolute;margin-left:-18.15pt;margin-top:85.65pt;width:515.1pt;height:.05pt;z-index:-251658240;visibility:visible;mso-wrap-style:square;mso-width-percent:0;mso-height-percent:0;mso-wrap-distance-left:9pt;mso-wrap-distance-top:0;mso-wrap-distance-right:9pt;mso-wrap-distance-bottom:0;mso-position-horizontal:absolute;mso-position-horizontal-relative:text;mso-position-vertical:absolute;mso-position-vertical-relative:text;mso-width-percent:0;mso-height-percent:0;mso-width-relative:page;mso-height-relative:page" o:gfxdata="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" strokecolor="#00cb62" strokeweight="2pt">
+              <v:shadow on="t" color="black" opacity="24903f" origin=",.5" offset="0,.55556mm"/>
+            </v:shape>
           </w:pict>
         </mc:Fallback>
       </mc:AlternateContent>
@@ -1899,75 +2182,41 @@
         <w:tab w:val="clear" w:pos="9355"/>
         <w:tab w:val="center" w:pos="1937"/>
       </w:tabs>
+      <w:jc w:val="right"/>
     </w:pPr>
     <w:r>
-      <w:rPr>
-        <w:noProof/>
-        <w:lang w:val="en-US" w:eastAsia="en-US"/>
-      </w:rPr>
-      <w:drawing>
-        <wp:anchor distT="0" distB="0" distL="114300" distR="114300" simplePos="0" relativeHeight="251660288" behindDoc="0" locked="0" layoutInCell="1" allowOverlap="1" wp14:anchorId="0D061A73" wp14:editId="3E317183">
-          <wp:simplePos x="0" y="0"/>
-          <wp:positionH relativeFrom="column">
-            <wp:posOffset>3657600</wp:posOffset>
-          </wp:positionH>
-          <wp:positionV relativeFrom="paragraph">
-            <wp:posOffset>301625</wp:posOffset>
-          </wp:positionV>
-          <wp:extent cx="2468880" cy="503652"/>
-          <wp:effectExtent l="0" t="0" r="7620" b="0"/>
-          <wp:wrapNone/>
-          <wp:docPr id="46" name="Рисунок 46" descr="C:\Users\a.malashenko\Downloads\Logo_01.jpg"/>
-          <wp:cNvGraphicFramePr>
-            <a:graphicFrameLocks xmlns:a="http://schemas.openxmlformats.org/drawingml/2006/main" noChangeAspect="1"/>
-          </wp:cNvGraphicFramePr>
-          <a:graphic xmlns:a="http://schemas.openxmlformats.org/drawingml/2006/main">
-            <a:graphicData uri="http://schemas.openxmlformats.org/drawingml/2006/picture">
-              <pic:pic xmlns:pic="http://schemas.openxmlformats.org/drawingml/2006/picture">
-                <pic:nvPicPr>
-                  <pic:cNvPr id="0" name="Picture 1" descr="C:\Users\a.malashenko\Downloads\Logo_01.jpg"/>
-                  <pic:cNvPicPr>
-                    <a:picLocks noChangeAspect="1" noChangeArrowheads="1"/>
-                  </pic:cNvPicPr>
-                </pic:nvPicPr>
-                <pic:blipFill>
-                  <a:blip r:embed="rId1" cstate="print">
-                    <a:extLst>
-                      <a:ext uri="{28A0092B-C50C-407E-A947-70E740481C1C}">
-                        <a14:useLocalDpi xmlns:a14="http://schemas.microsoft.com/office/drawing/2010/main" val="0"/>
-                      </a:ext>
-                    </a:extLst>
-                  </a:blip>
-                  <a:srcRect/>
-                  <a:stretch>
-                    <a:fillRect/>
-                  </a:stretch>
-                </pic:blipFill>
-                <pic:spPr bwMode="auto">
-                  <a:xfrm>
-                    <a:off x="0" y="0"/>
-                    <a:ext cx="2468880" cy="503652"/>
-                  </a:xfrm>
-                  <a:prstGeom prst="rect">
-                    <a:avLst/>
-                  </a:prstGeom>
-                  <a:noFill/>
-                  <a:ln>
-                    <a:noFill/>
-                  </a:ln>
-                </pic:spPr>
-              </pic:pic>
-            </a:graphicData>
-          </a:graphic>
-        </wp:anchor>
-      </w:drawing>
+      <w:object w:dxaOrig="12630" w:dyaOrig="4800" w14:anchorId="622FF2C6">
+        <v:shapetype id="_x0000_t75" coordsize="21600,21600" o:spt="75" o:preferrelative="t" path="m@4@5l@4@11@9@11@9@5xe" filled="f" stroked="f">
+          <v:stroke joinstyle="miter"/>
+          <v:formulas>
+            <v:f eqn="if lineDrawn pixelLineWidth 0"/>
+            <v:f eqn="sum @0 1 0"/>
+            <v:f eqn="sum 0 0 @1"/>
+            <v:f eqn="prod @2 1 2"/>
+            <v:f eqn="prod @3 21600 pixelWidth"/>
+            <v:f eqn="prod @3 21600 pixelHeight"/>
+            <v:f eqn="sum @0 0 1"/>
+            <v:f eqn="prod @6 1 2"/>
+            <v:f eqn="prod @7 21600 pixelWidth"/>
+            <v:f eqn="sum @8 21600 0"/>
+            <v:f eqn="prod @7 21600 pixelHeight"/>
+            <v:f eqn="sum @10 21600 0"/>
+          </v:formulas>
+          <v:path o:extrusionok="f" gradientshapeok="t" o:connecttype="rect"/>
+          <o:lock v:ext="edit" aspectratio="t"/>
+        </v:shapetype>
+        <v:shape id="_x0000_i1025" type="#_x0000_t75" style="width:163.4pt;height:62.5pt">
+          <v:imagedata r:id="rId1" o:title=""/>
+        </v:shape>
+        <o:OLEObject Type="Embed" ProgID="Acrobat.Document.DC" ShapeID="_x0000_i1025" DrawAspect="Content" ObjectID="_1840446055" r:id="rId2"/>
+      </w:object>
     </w:r>
   </w:p>
 </w:hdr>
 </file>
 
 <file path=word/header3.xml><?xml version="1.0" encoding="utf-8"?>
-<w:hdr xmlns:wpc="http://schemas.microsoft.com/office/word/2010/wordprocessingCanvas" xmlns:cx="http://schemas.microsoft.com/office/drawing/2014/chartex" xmlns:cx1="http://schemas.microsoft.com/office/drawing/2015/9/8/chartex" xmlns:mc="http://schemas.openxmlformats.org/markup-compatibility/2006" xmlns:o="urn:schemas-microsoft-com:office:office" xmlns:r="http://schemas.openxmlformats.org/officeDocument/2006/relationships" xmlns:m="http://schemas.openxmlformats.org/officeDocument/2006/math" xmlns:v="urn:schemas-microsoft-com:vml" xmlns:wp14="http://schemas.microsoft.com/office/word/2010/wordprocessingDrawing" xmlns:wp="http://schemas.openxmlformats.org/drawingml/2006/wordprocessingDrawing" xmlns:w10="urn:schemas-microsoft-com:office:word" xmlns:w="http://schemas.openxmlformats.org/wordprocessingml/2006/main" xmlns:w14="http://schemas.microsoft.com/office/word/2010/wordml" xmlns:w15="http://schemas.microsoft.com/office/word/2012/wordml" xmlns:w16se="http://schemas.microsoft.com/office/word/2015/wordml/symex" xmlns:wpg="http://schemas.microsoft.com/office/word/2010/wordprocessingGroup" xmlns:wpi="http://schemas.microsoft.com/office/word/2010/wordprocessingInk" xmlns:wne="http://schemas.microsoft.com/office/word/2006/wordml" xmlns:wps="http://schemas.microsoft.com/office/word/2010/wordprocessingShape" mc:Ignorable="w14 w15 w16se wp14">
+<w:hdr xmlns:wpc="http://schemas.microsoft.com/office/word/2010/wordprocessingCanvas" xmlns:cx="http://schemas.microsoft.com/office/drawing/2014/chartex" xmlns:cx1="http://schemas.microsoft.com/office/drawing/2015/9/8/chartex" xmlns:cx2="http://schemas.microsoft.com/office/drawing/2015/10/21/chartex" xmlns:cx3="http://schemas.microsoft.com/office/drawing/2016/5/9/chartex" xmlns:cx4="http://schemas.microsoft.com/office/drawing/2016/5/10/chartex" xmlns:cx5="http://schemas.microsoft.com/office/drawing/2016/5/11/chartex" xmlns:cx6="http://schemas.microsoft.com/office/drawing/2016/5/12/chartex" xmlns:cx7="http://schemas.microsoft.com/office/drawing/2016/5/13/chartex" xmlns:cx8="http://schemas.microsoft.com/office/drawing/2016/5/14/chartex" xmlns:mc="http://schemas.openxmlformats.org/markup-compatibility/2006" xmlns:aink="http://schemas.microsoft.com/office/drawing/2016/ink" xmlns:am3d="http://schemas.microsoft.com/office/drawing/2017/model3d" xmlns:o="urn:schemas-microsoft-com:office:office" xmlns:oel="http://schemas.microsoft.com/office/2019/extlst" xmlns:r="http://schemas.openxmlformats.org/officeDocument/2006/relationships" xmlns:m="http://schemas.openxmlformats.org/officeDocument/2006/math" xmlns:v="urn:schemas-microsoft-com:vml" xmlns:wp14="http://schemas.microsoft.com/office/word/2010/wordprocessingDrawing" xmlns:wp="http://schemas.openxmlformats.org/drawingml/2006/wordprocessingDrawing" xmlns:w10="urn:schemas-microsoft-com:office:word" xmlns:w="http://schemas.openxmlformats.org/wordprocessingml/2006/main" xmlns:w14="http://schemas.microsoft.com/office/word/2010/wordml" xmlns:w15="http://schemas.microsoft.com/office/word/2012/wordml" xmlns:w16cex="http://schemas.microsoft.com/office/word/2018/wordml/cex" xmlns:w16cid="http://schemas.microsoft.com/office/word/2016/wordml/cid" xmlns:w16="http://schemas.microsoft.com/office/word/2018/wordml" xmlns:w16sdtdh="http://schemas.microsoft.com/office/word/2020/wordml/sdtdatahash" xmlns:w16se="http://schemas.microsoft.com/office/word/2015/wordml/symex" xmlns:wpg="http://schemas.microsoft.com/office/word/2010/wordprocessingGroup" xmlns:wpi="http://schemas.microsoft.com/office/word/2010/wordprocessingInk" xmlns:wne="http://schemas.microsoft.com/office/word/2006/wordml" xmlns:wps="http://schemas.microsoft.com/office/word/2010/wordprocessingShape" mc:Ignorable="w14 w15 w16se w16cid w16 w16cex w16sdtdh wp14">
   <w:p>
     <w:pPr>
       <w:pBdr>
@@ -1983,13 +2232,6 @@
         <w:lang w:val="en-US"/>
       </w:rPr>
     </w:pPr>
-    <w:r>
-      <w:rPr>
-        <w:rStyle w:val="afff1"/>
-        <w:lang w:val="en-US"/>
-      </w:rPr>
-      <w:t>{</w:t>
-    </w:r>
     <w:proofErr w:type="gramStart"/>
     <w:r>
       <w:rPr>
@@ -2003,6 +2245,21 @@
         <w:rStyle w:val="afff1"/>
         <w:lang w:val="en-US"/>
       </w:rPr>
+      <w:t>{</w:t>
+    </w:r>
+    <w:r>
+      <w:rPr>
+        <w:rStyle w:val="afff1"/>
+        <w:lang w:val="en-US"/>
+      </w:rPr>
+      <w:t xml:space="preserve"> code</w:t>
+    </w:r>
+    <w:proofErr w:type="gramEnd"/>
+    <w:r>
+      <w:rPr>
+        <w:rStyle w:val="afff1"/>
+        <w:lang w:val="en-US"/>
+      </w:rPr>
       <w:t xml:space="preserve"> </w:t>
     </w:r>
     <w:r>
@@ -2010,35 +2267,6 @@
         <w:rStyle w:val="afff1"/>
         <w:lang w:val="en-US"/>
       </w:rPr>
-      <w:t>general</w:t>
-    </w:r>
-    <w:proofErr w:type="gramEnd"/>
-    <w:r>
-      <w:rPr>
-        <w:rStyle w:val="afff1"/>
-        <w:lang w:val="en-US"/>
-      </w:rPr>
-      <w:t>_data</w:t>
-    </w:r>
-    <w:r>
-      <w:rPr>
-        <w:rStyle w:val="afff1"/>
-        <w:lang w:val="en-US"/>
-      </w:rPr>
-      <w:t>.code</w:t>
-    </w:r>
-    <w:r>
-      <w:rPr>
-        <w:rStyle w:val="afff1"/>
-        <w:lang w:val="en-US"/>
-      </w:rPr>
-      <w:t xml:space="preserve"> </w:t>
-    </w:r>
-    <w:r>
-      <w:rPr>
-        <w:rStyle w:val="afff1"/>
-        <w:lang w:val="en-US"/>
-      </w:rPr>
       <w:t>}}</w:t>
     </w:r>
     <w:r>
@@ -2048,21 +2276,28 @@
       </w:rPr>
       <w:t xml:space="preserve"> {</w:t>
     </w:r>
-    <w:proofErr w:type="gramStart"/>
     <w:r>
       <w:rPr>
         <w:rStyle w:val="afff1"/>
         <w:lang w:val="en-US"/>
       </w:rPr>
-      <w:t>{ general</w:t>
+      <w:t xml:space="preserve">{ </w:t>
     </w:r>
-    <w:proofErr w:type="gramEnd"/>
+    <w:proofErr w:type="spellStart"/>
     <w:r>
       <w:rPr>
         <w:rStyle w:val="afff1"/>
         <w:lang w:val="en-US"/>
       </w:rPr>
-      <w:t>_data.colontile}}</w:t>
+      <w:t>colontile</w:t>
+    </w:r>
+    <w:proofErr w:type="spellEnd"/>
+    <w:r>
+      <w:rPr>
+        <w:rStyle w:val="afff1"/>
+        <w:lang w:val="en-US"/>
+      </w:rPr>
+      <w:t>}}</w:t>
     </w:r>
     <w:r>
       <w:rPr>
@@ -2078,36 +2313,21 @@
       </w:rPr>
       <w:t>{</w:t>
     </w:r>
-    <w:proofErr w:type="gramStart"/>
     <w:r>
       <w:rPr>
         <w:rStyle w:val="afff1"/>
         <w:lang w:val="en-US"/>
       </w:rPr>
-      <w:t xml:space="preserve">{ </w:t>
+      <w:t>{</w:t>
     </w:r>
     <w:r>
       <w:rPr>
         <w:rStyle w:val="afff1"/>
         <w:lang w:val="en-US"/>
       </w:rPr>
-      <w:t>general</w:t>
+      <w:t xml:space="preserve"> </w:t>
     </w:r>
-    <w:proofErr w:type="gramEnd"/>
-    <w:r>
-      <w:rPr>
-        <w:rStyle w:val="afff1"/>
-        <w:lang w:val="en-US"/>
-      </w:rPr>
-      <w:t>_data</w:t>
-    </w:r>
-    <w:r>
-      <w:rPr>
-        <w:rStyle w:val="afff1"/>
-        <w:lang w:val="en-US"/>
-      </w:rPr>
-      <w:t>.</w:t>
-    </w:r>
+    <w:proofErr w:type="spellStart"/>
     <w:r>
       <w:rPr>
         <w:rStyle w:val="afff1"/>
@@ -2120,14 +2340,22 @@
         <w:rStyle w:val="afff1"/>
         <w:lang w:val="en-US"/>
       </w:rPr>
-      <w:t>name }}</w:t>
+      <w:t>name</w:t>
+    </w:r>
+    <w:proofErr w:type="spellEnd"/>
+    <w:r>
+      <w:rPr>
+        <w:rStyle w:val="afff1"/>
+        <w:lang w:val="en-US"/>
+      </w:rPr>
+      <w:t xml:space="preserve"> }}</w:t>
     </w:r>
   </w:p>
 </w:hdr>
 </file>
 
 <file path=word/numbering.xml><?xml version="1.0" encoding="utf-8"?>
-<w:numbering xmlns:wpc="http://schemas.microsoft.com/office/word/2010/wordprocessingCanvas" xmlns:cx="http://schemas.microsoft.com/office/drawing/2014/chartex" xmlns:cx1="http://schemas.microsoft.com/office/drawing/2015/9/8/chartex" xmlns:mc="http://schemas.openxmlformats.org/markup-compatibility/2006" xmlns:o="urn:schemas-microsoft-com:office:office" xmlns:r="http://schemas.openxmlformats.org/officeDocument/2006/relationships" xmlns:m="http://schemas.openxmlformats.org/officeDocument/2006/math" xmlns:v="urn:schemas-microsoft-com:vml" xmlns:wp14="http://schemas.microsoft.com/office/word/2010/wordprocessingDrawing" xmlns:wp="http://schemas.openxmlformats.org/drawingml/2006/wordprocessingDrawing" xmlns:w10="urn:schemas-microsoft-com:office:word" xmlns:w="http://schemas.openxmlformats.org/wordprocessingml/2006/main" xmlns:w14="http://schemas.microsoft.com/office/word/2010/wordml" xmlns:w15="http://schemas.microsoft.com/office/word/2012/wordml" xmlns:w16se="http://schemas.microsoft.com/office/word/2015/wordml/symex" xmlns:wpg="http://schemas.microsoft.com/office/word/2010/wordprocessingGroup" xmlns:wpi="http://schemas.microsoft.com/office/word/2010/wordprocessingInk" xmlns:wne="http://schemas.microsoft.com/office/word/2006/wordml" xmlns:wps="http://schemas.microsoft.com/office/word/2010/wordprocessingShape" mc:Ignorable="w14 w15 w16se wp14">
+<w:numbering xmlns:wpc="http://schemas.microsoft.com/office/word/2010/wordprocessingCanvas" xmlns:cx="http://schemas.microsoft.com/office/drawing/2014/chartex" xmlns:cx1="http://schemas.microsoft.com/office/drawing/2015/9/8/chartex" xmlns:cx2="http://schemas.microsoft.com/office/drawing/2015/10/21/chartex" xmlns:cx3="http://schemas.microsoft.com/office/drawing/2016/5/9/chartex" xmlns:cx4="http://schemas.microsoft.com/office/drawing/2016/5/10/chartex" xmlns:cx5="http://schemas.microsoft.com/office/drawing/2016/5/11/chartex" xmlns:cx6="http://schemas.microsoft.com/office/drawing/2016/5/12/chartex" xmlns:cx7="http://schemas.microsoft.com/office/drawing/2016/5/13/chartex" xmlns:cx8="http://schemas.microsoft.com/office/drawing/2016/5/14/chartex" xmlns:mc="http://schemas.openxmlformats.org/markup-compatibility/2006" xmlns:aink="http://schemas.microsoft.com/office/drawing/2016/ink" xmlns:am3d="http://schemas.microsoft.com/office/drawing/2017/model3d" xmlns:o="urn:schemas-microsoft-com:office:office" xmlns:oel="http://schemas.microsoft.com/office/2019/extlst" xmlns:r="http://schemas.openxmlformats.org/officeDocument/2006/relationships" xmlns:m="http://schemas.openxmlformats.org/officeDocument/2006/math" xmlns:v="urn:schemas-microsoft-com:vml" xmlns:wp14="http://schemas.microsoft.com/office/word/2010/wordprocessingDrawing" xmlns:wp="http://schemas.openxmlformats.org/drawingml/2006/wordprocessingDrawing" xmlns:w10="urn:schemas-microsoft-com:office:word" xmlns:w="http://schemas.openxmlformats.org/wordprocessingml/2006/main" xmlns:w14="http://schemas.microsoft.com/office/word/2010/wordml" xmlns:w15="http://schemas.microsoft.com/office/word/2012/wordml" xmlns:w16cex="http://schemas.microsoft.com/office/word/2018/wordml/cex" xmlns:w16cid="http://schemas.microsoft.com/office/word/2016/wordml/cid" xmlns:w16="http://schemas.microsoft.com/office/word/2018/wordml" xmlns:w16sdtdh="http://schemas.microsoft.com/office/word/2020/wordml/sdtdatahash" xmlns:w16se="http://schemas.microsoft.com/office/word/2015/wordml/symex" xmlns:wpg="http://schemas.microsoft.com/office/word/2010/wordprocessingGroup" xmlns:wpi="http://schemas.microsoft.com/office/word/2010/wordprocessingInk" xmlns:wne="http://schemas.microsoft.com/office/word/2006/wordml" xmlns:wps="http://schemas.microsoft.com/office/word/2010/wordprocessingShape" mc:Ignorable="w14 w15 w16se w16cid w16 w16cex w16sdtdh wp14">
   <w:abstractNum w:abstractNumId="0" w15:restartNumberingAfterBreak="0">
     <w:nsid w:val="0159605E"/>
     <w:multiLevelType w:val="hybridMultilevel"/>
@@ -6116,40 +6344,40 @@
       </w:pPr>
     </w:lvl>
   </w:abstractNum>
-  <w:num w:numId="1">
+  <w:num w:numId="1" w16cid:durableId="898707020">
     <w:abstractNumId w:val="8"/>
   </w:num>
-  <w:num w:numId="2">
+  <w:num w:numId="2" w16cid:durableId="1770389669">
     <w:abstractNumId w:val="19"/>
   </w:num>
-  <w:num w:numId="3">
+  <w:num w:numId="3" w16cid:durableId="440416075">
     <w:abstractNumId w:val="27"/>
   </w:num>
-  <w:num w:numId="4">
+  <w:num w:numId="4" w16cid:durableId="832531979">
     <w:abstractNumId w:val="12"/>
   </w:num>
-  <w:num w:numId="5">
+  <w:num w:numId="5" w16cid:durableId="1616206315">
     <w:abstractNumId w:val="24"/>
   </w:num>
-  <w:num w:numId="6">
+  <w:num w:numId="6" w16cid:durableId="241379521">
     <w:abstractNumId w:val="15"/>
   </w:num>
-  <w:num w:numId="7">
+  <w:num w:numId="7" w16cid:durableId="1009064325">
     <w:abstractNumId w:val="5"/>
   </w:num>
-  <w:num w:numId="8">
+  <w:num w:numId="8" w16cid:durableId="1343166565">
     <w:abstractNumId w:val="1"/>
     <w:lvlOverride w:ilvl="0">
       <w:startOverride w:val="1"/>
     </w:lvlOverride>
   </w:num>
-  <w:num w:numId="9">
+  <w:num w:numId="9" w16cid:durableId="1985620233">
     <w:abstractNumId w:val="33"/>
   </w:num>
-  <w:num w:numId="10">
+  <w:num w:numId="10" w16cid:durableId="1193109343">
     <w:abstractNumId w:val="9"/>
   </w:num>
-  <w:num w:numId="11">
+  <w:num w:numId="11" w16cid:durableId="182060031">
     <w:abstractNumId w:val="25"/>
     <w:lvlOverride w:ilvl="0">
       <w:lvl w:ilvl="0">
@@ -6171,7 +6399,7 @@
       </w:lvl>
     </w:lvlOverride>
   </w:num>
-  <w:num w:numId="12">
+  <w:num w:numId="12" w16cid:durableId="1357583848">
     <w:abstractNumId w:val="13"/>
     <w:lvlOverride w:ilvl="0">
       <w:lvl w:ilvl="0">
@@ -6434,10 +6662,10 @@
       </w:lvl>
     </w:lvlOverride>
   </w:num>
-  <w:num w:numId="13">
+  <w:num w:numId="13" w16cid:durableId="859322964">
     <w:abstractNumId w:val="11"/>
   </w:num>
-  <w:num w:numId="14">
+  <w:num w:numId="14" w16cid:durableId="715281109">
     <w:abstractNumId w:val="3"/>
     <w:lvlOverride w:ilvl="0">
       <w:startOverride w:val="1"/>
@@ -6467,37 +6695,37 @@
       <w:startOverride w:val="1"/>
     </w:lvlOverride>
   </w:num>
-  <w:num w:numId="15">
+  <w:num w:numId="15" w16cid:durableId="593130490">
     <w:abstractNumId w:val="14"/>
   </w:num>
-  <w:num w:numId="16">
+  <w:num w:numId="16" w16cid:durableId="2018262411">
     <w:abstractNumId w:val="0"/>
   </w:num>
-  <w:num w:numId="17">
+  <w:num w:numId="17" w16cid:durableId="631207072">
     <w:abstractNumId w:val="10"/>
   </w:num>
-  <w:num w:numId="18">
+  <w:num w:numId="18" w16cid:durableId="1030764800">
     <w:abstractNumId w:val="4"/>
   </w:num>
-  <w:num w:numId="19">
+  <w:num w:numId="19" w16cid:durableId="1720126100">
     <w:abstractNumId w:val="16"/>
   </w:num>
-  <w:num w:numId="20">
+  <w:num w:numId="20" w16cid:durableId="737676300">
     <w:abstractNumId w:val="17"/>
   </w:num>
-  <w:num w:numId="21">
+  <w:num w:numId="21" w16cid:durableId="1799834727">
     <w:abstractNumId w:val="28"/>
   </w:num>
-  <w:num w:numId="22">
+  <w:num w:numId="22" w16cid:durableId="613056206">
     <w:abstractNumId w:val="29"/>
   </w:num>
-  <w:num w:numId="23">
+  <w:num w:numId="23" w16cid:durableId="1713378219">
     <w:abstractNumId w:val="13"/>
   </w:num>
-  <w:num w:numId="24">
+  <w:num w:numId="24" w16cid:durableId="146166759">
     <w:abstractNumId w:val="25"/>
   </w:num>
-  <w:num w:numId="25">
+  <w:num w:numId="25" w16cid:durableId="902376188">
     <w:abstractNumId w:val="15"/>
     <w:lvlOverride w:ilvl="0">
       <w:startOverride w:val="1"/>
@@ -6527,7 +6755,7 @@
       <w:startOverride w:val="1"/>
     </w:lvlOverride>
   </w:num>
-  <w:num w:numId="26">
+  <w:num w:numId="26" w16cid:durableId="920215584">
     <w:abstractNumId w:val="15"/>
     <w:lvlOverride w:ilvl="0">
       <w:startOverride w:val="2"/>
@@ -6557,43 +6785,43 @@
       <w:startOverride w:val="1"/>
     </w:lvlOverride>
   </w:num>
-  <w:num w:numId="27">
+  <w:num w:numId="27" w16cid:durableId="2141142806">
     <w:abstractNumId w:val="20"/>
   </w:num>
-  <w:num w:numId="28">
+  <w:num w:numId="28" w16cid:durableId="124858556">
     <w:abstractNumId w:val="6"/>
   </w:num>
-  <w:num w:numId="29">
+  <w:num w:numId="29" w16cid:durableId="1223638431">
     <w:abstractNumId w:val="23"/>
   </w:num>
-  <w:num w:numId="30">
+  <w:num w:numId="30" w16cid:durableId="824785319">
     <w:abstractNumId w:val="30"/>
   </w:num>
-  <w:num w:numId="31">
+  <w:num w:numId="31" w16cid:durableId="75783541">
     <w:abstractNumId w:val="18"/>
   </w:num>
-  <w:num w:numId="32">
+  <w:num w:numId="32" w16cid:durableId="1494029657">
     <w:abstractNumId w:val="2"/>
   </w:num>
-  <w:num w:numId="33">
+  <w:num w:numId="33" w16cid:durableId="444814678">
     <w:abstractNumId w:val="7"/>
   </w:num>
-  <w:num w:numId="34">
+  <w:num w:numId="34" w16cid:durableId="1543862904">
     <w:abstractNumId w:val="22"/>
   </w:num>
-  <w:num w:numId="35">
+  <w:num w:numId="35" w16cid:durableId="1560436928">
     <w:abstractNumId w:val="34"/>
   </w:num>
-  <w:num w:numId="36">
+  <w:num w:numId="36" w16cid:durableId="2082675221">
     <w:abstractNumId w:val="26"/>
   </w:num>
-  <w:num w:numId="37">
+  <w:num w:numId="37" w16cid:durableId="1160149076">
     <w:abstractNumId w:val="21"/>
   </w:num>
-  <w:num w:numId="38">
+  <w:num w:numId="38" w16cid:durableId="240452958">
     <w:abstractNumId w:val="32"/>
   </w:num>
-  <w:num w:numId="39">
+  <w:num w:numId="39" w16cid:durableId="689185366">
     <w:abstractNumId w:val="31"/>
   </w:num>
   <w:numIdMacAtCleanup w:val="22"/>
@@ -6601,7 +6829,7 @@
 </file>
 
 <file path=word/styles.xml><?xml version="1.0" encoding="utf-8"?>
-<w:styles xmlns:mc="http://schemas.openxmlformats.org/markup-compatibility/2006" xmlns:r="http://schemas.openxmlformats.org/officeDocument/2006/relationships" xmlns:w="http://schemas.openxmlformats.org/wordprocessingml/2006/main" xmlns:w14="http://schemas.microsoft.com/office/word/2010/wordml" xmlns:w15="http://schemas.microsoft.com/office/word/2012/wordml" xmlns:w16se="http://schemas.microsoft.com/office/word/2015/wordml/symex" mc:Ignorable="w14 w15 w16se">
+<w:styles xmlns:mc="http://schemas.openxmlformats.org/markup-compatibility/2006" xmlns:r="http://schemas.openxmlformats.org/officeDocument/2006/relationships" xmlns:w="http://schemas.openxmlformats.org/wordprocessingml/2006/main" xmlns:w14="http://schemas.microsoft.com/office/word/2010/wordml" xmlns:w15="http://schemas.microsoft.com/office/word/2012/wordml" xmlns:w16cex="http://schemas.microsoft.com/office/word/2018/wordml/cex" xmlns:w16cid="http://schemas.microsoft.com/office/word/2016/wordml/cid" xmlns:w16="http://schemas.microsoft.com/office/word/2018/wordml" xmlns:w16sdtdh="http://schemas.microsoft.com/office/word/2020/wordml/sdtdatahash" xmlns:w16se="http://schemas.microsoft.com/office/word/2015/wordml/symex" mc:Ignorable="w14 w15 w16se w16cid w16 w16cex w16sdtdh">
   <w:docDefaults>
     <w:rPrDefault>
       <w:rPr>
@@ -6617,7 +6845,7 @@
       </w:pPr>
     </w:pPrDefault>
   </w:docDefaults>
-  <w:latentStyles w:defLockedState="0" w:defUIPriority="99" w:defSemiHidden="0" w:defUnhideWhenUsed="0" w:defQFormat="0" w:count="371">
+  <w:latentStyles w:defLockedState="0" w:defUIPriority="99" w:defSemiHidden="0" w:defUnhideWhenUsed="0" w:defQFormat="0" w:count="376">
     <w:lsdException w:name="Normal" w:uiPriority="0" w:qFormat="1"/>
     <w:lsdException w:name="heading 1" w:uiPriority="9" w:qFormat="1"/>
     <w:lsdException w:name="heading 2" w:semiHidden="1" w:uiPriority="9" w:unhideWhenUsed="1" w:qFormat="1"/>
@@ -6989,11 +7217,16 @@
     <w:lsdException w:name="List Table 5 Dark Accent 6" w:uiPriority="50"/>
     <w:lsdException w:name="List Table 6 Colorful Accent 6" w:uiPriority="51"/>
     <w:lsdException w:name="List Table 7 Colorful Accent 6" w:uiPriority="52"/>
+    <w:lsdException w:name="Mention" w:semiHidden="1" w:unhideWhenUsed="1"/>
+    <w:lsdException w:name="Smart Hyperlink" w:semiHidden="1" w:unhideWhenUsed="1"/>
+    <w:lsdException w:name="Hashtag" w:semiHidden="1" w:unhideWhenUsed="1"/>
+    <w:lsdException w:name="Unresolved Mention" w:semiHidden="1" w:unhideWhenUsed="1"/>
+    <w:lsdException w:name="Smart Link" w:semiHidden="1" w:unhideWhenUsed="1"/>
   </w:latentStyles>
   <w:style w:type="paragraph" w:default="1" w:styleId="af">
     <w:name w:val="Normal"/>
     <w:qFormat/>
-    <w:rsid w:val="006836A7"/>
+    <w:rsid w:val="00EF4AD9"/>
     <w:pPr>
       <w:spacing w:after="0"/>
     </w:pPr>
@@ -7317,7 +7550,7 @@
     <w:basedOn w:val="af"/>
     <w:link w:val="15"/>
     <w:qFormat/>
-    <w:rsid w:val="002A2A9F"/>
+    <w:rsid w:val="00C50FC1"/>
     <w:pPr>
       <w:pageBreakBefore/>
       <w:numPr>
@@ -7331,7 +7564,7 @@
       <w:b/>
       <w:bCs/>
       <w:noProof/>
-      <w:color w:val="1E4973"/>
+      <w:color w:val="0B6436"/>
       <w:szCs w:val="22"/>
       <w:lang w:val="en-US"/>
     </w:rPr>
@@ -7340,13 +7573,13 @@
     <w:name w:val="ДОК Заголовок 1 Знак"/>
     <w:basedOn w:val="af0"/>
     <w:link w:val="11"/>
-    <w:rsid w:val="002A2A9F"/>
+    <w:rsid w:val="00C50FC1"/>
     <w:rPr>
       <w:rFonts w:ascii="Arial Narrow" w:eastAsia="Times New Roman" w:hAnsi="Arial Narrow" w:cs="Times New Roman"/>
       <w:b/>
       <w:bCs/>
       <w:noProof/>
-      <w:color w:val="1E4973"/>
+      <w:color w:val="0B6436"/>
       <w:sz w:val="24"/>
       <w:lang w:val="en-US" w:eastAsia="ru-RU"/>
     </w:rPr>
@@ -7356,7 +7589,7 @@
     <w:basedOn w:val="af"/>
     <w:link w:val="24"/>
     <w:qFormat/>
-    <w:rsid w:val="002A2A9F"/>
+    <w:rsid w:val="00432B2E"/>
     <w:pPr>
       <w:keepNext/>
       <w:numPr>
@@ -7372,7 +7605,7 @@
       <w:bCs/>
       <w:noProof/>
       <w:snapToGrid w:val="0"/>
-      <w:color w:val="1E4973"/>
+      <w:color w:val="0B6436"/>
       <w:szCs w:val="22"/>
     </w:rPr>
   </w:style>
@@ -7380,14 +7613,14 @@
     <w:name w:val="ДОК Заголовок 2 Знак"/>
     <w:basedOn w:val="af0"/>
     <w:link w:val="20"/>
-    <w:rsid w:val="002A2A9F"/>
+    <w:rsid w:val="00432B2E"/>
     <w:rPr>
       <w:rFonts w:ascii="Arial Narrow" w:eastAsia="Times New Roman" w:hAnsi="Arial Narrow" w:cs="Times New Roman"/>
       <w:b/>
       <w:bCs/>
       <w:noProof/>
       <w:snapToGrid w:val="0"/>
-      <w:color w:val="1E4973"/>
+      <w:color w:val="0B6436"/>
       <w:sz w:val="24"/>
       <w:lang w:eastAsia="ru-RU"/>
     </w:rPr>
@@ -7397,14 +7630,14 @@
     <w:basedOn w:val="af"/>
     <w:link w:val="33"/>
     <w:qFormat/>
-    <w:rsid w:val="002A2A9F"/>
+    <w:rsid w:val="00432B2E"/>
     <w:pPr>
       <w:keepNext/>
       <w:numPr>
         <w:ilvl w:val="2"/>
         <w:numId w:val="6"/>
       </w:numPr>
-      <w:spacing w:before="240" w:after="240"/>
+      <w:spacing w:before="60" w:after="60"/>
       <w:contextualSpacing/>
       <w:outlineLvl w:val="2"/>
     </w:pPr>
@@ -7412,7 +7645,7 @@
       <w:b/>
       <w:bCs/>
       <w:noProof/>
-      <w:color w:val="1E4973"/>
+      <w:color w:val="0B6436"/>
       <w:szCs w:val="22"/>
     </w:rPr>
   </w:style>
@@ -7420,13 +7653,13 @@
     <w:name w:val="ДОК Заголовок 3 Знак"/>
     <w:basedOn w:val="af0"/>
     <w:link w:val="30"/>
-    <w:rsid w:val="002A2A9F"/>
+    <w:rsid w:val="00432B2E"/>
     <w:rPr>
       <w:rFonts w:ascii="Arial Narrow" w:eastAsia="Times New Roman" w:hAnsi="Arial Narrow" w:cs="Times New Roman"/>
       <w:b/>
       <w:bCs/>
       <w:noProof/>
-      <w:color w:val="1E4973"/>
+      <w:color w:val="0B6436"/>
       <w:sz w:val="24"/>
       <w:lang w:eastAsia="ru-RU"/>
     </w:rPr>
@@ -7568,11 +7801,11 @@
     <w:name w:val="ДОК Титульник Вид Документации"/>
     <w:basedOn w:val="af"/>
     <w:qFormat/>
-    <w:rsid w:val="00D069C4"/>
+    <w:rsid w:val="00B947CE"/>
     <w:rPr>
       <w:b/>
       <w:bCs/>
-      <w:color w:val="1E4973"/>
+      <w:color w:val="0B6436"/>
       <w:sz w:val="36"/>
       <w:szCs w:val="36"/>
     </w:rPr>
@@ -7922,7 +8155,7 @@
     <w:autoRedefine/>
     <w:uiPriority w:val="39"/>
     <w:qFormat/>
-    <w:rsid w:val="00863E29"/>
+    <w:rsid w:val="00F50577"/>
     <w:pPr>
       <w:pageBreakBefore w:val="0"/>
       <w:numPr>
@@ -7940,17 +8173,18 @@
     </w:pPr>
     <w:rPr>
       <w:caps/>
+      <w:snapToGrid w:val="0"/>
       <w:lang w:val="ru-RU"/>
     </w:rPr>
   </w:style>
   <w:style w:type="paragraph" w:styleId="25">
     <w:name w:val="toc 2"/>
     <w:basedOn w:val="20"/>
-    <w:next w:val="af"/>
+    <w:next w:val="17"/>
     <w:autoRedefine/>
     <w:uiPriority w:val="39"/>
     <w:qFormat/>
-    <w:rsid w:val="004D4A42"/>
+    <w:rsid w:val="00713EFA"/>
     <w:pPr>
       <w:keepNext w:val="0"/>
       <w:numPr>
@@ -7978,7 +8212,7 @@
     <w:autoRedefine/>
     <w:uiPriority w:val="39"/>
     <w:qFormat/>
-    <w:rsid w:val="00901804"/>
+    <w:rsid w:val="00713EFA"/>
     <w:pPr>
       <w:numPr>
         <w:ilvl w:val="0"/>
@@ -8301,8 +8535,8 @@
     <w:semiHidden/>
     <w:rsid w:val="002E399C"/>
   </w:style>
-  <w:style w:type="character" w:customStyle="1" w:styleId="UnresolvedMention">
-    <w:name w:val="Unresolved Mention"/>
+  <w:style w:type="character" w:customStyle="1" w:styleId="18">
+    <w:name w:val="Неразрешенное упоминание1"/>
     <w:basedOn w:val="af0"/>
     <w:uiPriority w:val="99"/>
     <w:semiHidden/>
@@ -8725,9 +8959,6 @@
     <w:pPr>
       <w:spacing w:line="240" w:lineRule="auto"/>
     </w:pPr>
-    <w:rPr>
-      <w:sz w:val="20"/>
-    </w:rPr>
   </w:style>
   <w:style w:type="character" w:customStyle="1" w:styleId="afffff4">
     <w:name w:val="Текст примечания Знак"/>
@@ -8815,7 +9046,7 @@
     <w:basedOn w:val="af7"/>
     <w:link w:val="TAGS0"/>
     <w:qFormat/>
-    <w:rsid w:val="00B36BA5"/>
+    <w:rsid w:val="00FE3468"/>
     <w:pPr>
       <w:widowControl w:val="0"/>
       <w:suppressAutoHyphens w:val="0"/>
@@ -8823,18 +9054,18 @@
       <w:textboxTightWrap w:val="allLines"/>
     </w:pPr>
     <w:rPr>
-      <w:sz w:val="16"/>
+      <w:sz w:val="8"/>
     </w:rPr>
   </w:style>
   <w:style w:type="character" w:customStyle="1" w:styleId="TAGS0">
     <w:name w:val="TAGS Знак"/>
     <w:basedOn w:val="af0"/>
     <w:link w:val="TAGS"/>
-    <w:rsid w:val="00B36BA5"/>
+    <w:rsid w:val="00FE3468"/>
     <w:rPr>
       <w:rFonts w:ascii="Arial Narrow" w:eastAsia="Times New Roman" w:hAnsi="Arial Narrow" w:cs="Times New Roman"/>
       <w:bCs/>
-      <w:sz w:val="16"/>
+      <w:sz w:val="8"/>
       <w:lang w:eastAsia="ru-RU"/>
     </w:rPr>
   </w:style>
@@ -8892,7 +9123,7 @@
     <w:unhideWhenUsed/>
     <w:rsid w:val="00D76C1B"/>
   </w:style>
-  <w:style w:type="table" w:customStyle="1" w:styleId="17">
+  <w:style w:type="table" w:customStyle="1" w:styleId="19">
     <w:name w:val="Сетка таблицы1"/>
     <w:basedOn w:val="af1"/>
     <w:uiPriority w:val="59"/>
@@ -10074,11 +10305,11 @@
       <w:szCs w:val="28"/>
     </w:rPr>
   </w:style>
-  <w:style w:type="paragraph" w:customStyle="1" w:styleId="18">
+  <w:style w:type="paragraph" w:customStyle="1" w:styleId="1a">
     <w:name w:val="ДОК Текст ур1 раздел"/>
     <w:basedOn w:val="af"/>
     <w:next w:val="2a"/>
-    <w:link w:val="19"/>
+    <w:link w:val="1b"/>
     <w:qFormat/>
     <w:rsid w:val="00D76C1B"/>
     <w:pPr>
@@ -10209,7 +10440,6 @@
     <w:rsid w:val="00D76C1B"/>
     <w:rPr>
       <w:rFonts w:ascii="Times New Roman" w:hAnsi="Times New Roman"/>
-      <w:sz w:val="20"/>
     </w:rPr>
   </w:style>
   <w:style w:type="character" w:customStyle="1" w:styleId="affffff6">
@@ -10341,10 +10571,10 @@
       <w:lang w:eastAsia="ru-RU"/>
     </w:rPr>
   </w:style>
-  <w:style w:type="character" w:customStyle="1" w:styleId="19">
+  <w:style w:type="character" w:customStyle="1" w:styleId="1b">
     <w:name w:val="ДОК Текст ур1 раздел Знак"/>
     <w:basedOn w:val="af0"/>
-    <w:link w:val="18"/>
+    <w:link w:val="1a"/>
     <w:locked/>
     <w:rsid w:val="00D76C1B"/>
     <w:rPr>
@@ -10548,7 +10778,6 @@
       <w:caps/>
       <w:color w:val="000000"/>
       <w:spacing w:val="-10"/>
-      <w:sz w:val="20"/>
       <w:szCs w:val="24"/>
     </w:rPr>
   </w:style>
@@ -10783,7 +11012,7 @@
   </w:style>
   <w:style w:type="paragraph" w:customStyle="1" w:styleId="1614">
     <w:name w:val="Стиль ДОК Текст ур1 раздел + После:  6 пт кернинг от 14 пт"/>
-    <w:basedOn w:val="18"/>
+    <w:basedOn w:val="1a"/>
     <w:rsid w:val="00D76C1B"/>
     <w:pPr>
       <w:keepNext w:val="0"/>
@@ -10860,7 +11089,7 @@
       <w:vertAlign w:val="superscript"/>
     </w:rPr>
   </w:style>
-  <w:style w:type="character" w:customStyle="1" w:styleId="1a">
+  <w:style w:type="character" w:customStyle="1" w:styleId="1c">
     <w:name w:val="Знак Знак1"/>
     <w:uiPriority w:val="99"/>
     <w:semiHidden/>
@@ -11299,7 +11528,7 @@
     <w:uiPriority w:val="99"/>
     <w:rsid w:val="00D76C1B"/>
   </w:style>
-  <w:style w:type="numbering" w:customStyle="1" w:styleId="1b">
+  <w:style w:type="numbering" w:customStyle="1" w:styleId="1d">
     <w:name w:val="Приложенине1"/>
     <w:next w:val="afffffff1"/>
     <w:uiPriority w:val="99"/>
@@ -11315,7 +11544,7 @@
     <w:uiPriority w:val="99"/>
     <w:rsid w:val="00D76C1B"/>
   </w:style>
-  <w:style w:type="numbering" w:customStyle="1" w:styleId="1c">
+  <w:style w:type="numbering" w:customStyle="1" w:styleId="1e">
     <w:name w:val="ДОК Список Заголовков1"/>
     <w:uiPriority w:val="99"/>
     <w:rsid w:val="00D76C1B"/>
@@ -11330,18 +11559,18 @@
     <w:uiPriority w:val="99"/>
     <w:rsid w:val="00D76C1B"/>
   </w:style>
-  <w:style w:type="numbering" w:customStyle="1" w:styleId="1d">
+  <w:style w:type="numbering" w:customStyle="1" w:styleId="1f">
     <w:name w:val="ДОК Список Текст Нумерованный1"/>
     <w:basedOn w:val="af2"/>
     <w:uiPriority w:val="99"/>
     <w:rsid w:val="00D76C1B"/>
   </w:style>
-  <w:style w:type="numbering" w:customStyle="1" w:styleId="1e">
+  <w:style w:type="numbering" w:customStyle="1" w:styleId="1f0">
     <w:name w:val="ДОК Список Текст Маркированный1"/>
     <w:basedOn w:val="afd"/>
     <w:rsid w:val="00D76C1B"/>
   </w:style>
-  <w:style w:type="numbering" w:customStyle="1" w:styleId="1f">
+  <w:style w:type="numbering" w:customStyle="1" w:styleId="1f1">
     <w:name w:val="Нет списка1"/>
     <w:next w:val="af2"/>
     <w:uiPriority w:val="99"/>
@@ -11354,7 +11583,7 @@
     <w:uiPriority w:val="99"/>
     <w:rsid w:val="00D76C1B"/>
   </w:style>
-  <w:style w:type="numbering" w:customStyle="1" w:styleId="1f0">
+  <w:style w:type="numbering" w:customStyle="1" w:styleId="1f2">
     <w:name w:val="ДОК Список Нумерованный1"/>
     <w:basedOn w:val="af2"/>
     <w:uiPriority w:val="99"/>
@@ -11798,12 +12027,12 @@
       </w:numPr>
     </w:pPr>
   </w:style>
-  <w:style w:type="numbering" w:customStyle="1" w:styleId="1f1">
+  <w:style w:type="numbering" w:customStyle="1" w:styleId="1f3">
     <w:name w:val="ПРИЛОЖЕНИЕ1"/>
     <w:uiPriority w:val="99"/>
     <w:rsid w:val="00D76C1B"/>
   </w:style>
-  <w:style w:type="numbering" w:customStyle="1" w:styleId="1f2">
+  <w:style w:type="numbering" w:customStyle="1" w:styleId="1f4">
     <w:name w:val="Приложение1"/>
     <w:uiPriority w:val="99"/>
     <w:rsid w:val="00D76C1B"/>
@@ -11883,7 +12112,7 @@
       <w:rFonts w:ascii="Arial Narrow" w:hAnsi="Arial Narrow"/>
       <w:sz w:val="20"/>
       <w:szCs w:val="20"/>
-      <w:lang w:val="en-US"/>
+      <w:lang w:val="en-US" w:eastAsia="ru-RU"/>
     </w:rPr>
     <w:tblPr>
       <w:tblBorders>
@@ -12008,6 +12237,57 @@
         <w:shd w:val="clear" w:color="auto" w:fill="F2F2F2" w:themeFill="background1" w:themeFillShade="F2"/>
       </w:tcPr>
     </w:tblStylePr>
+  </w:style>
+  <w:style w:type="table" w:customStyle="1" w:styleId="74">
+    <w:name w:val="Стиль7"/>
+    <w:basedOn w:val="65"/>
+    <w:uiPriority w:val="99"/>
+    <w:rsid w:val="00FF72AC"/>
+    <w:rPr>
+      <w:sz w:val="20"/>
+    </w:rPr>
+    <w:tblPr/>
+    <w:tblStylePr w:type="firstRow">
+      <w:rPr>
+        <w:b/>
+      </w:rPr>
+      <w:tblPr/>
+      <w:tcPr>
+        <w:vAlign w:val="center"/>
+      </w:tcPr>
+    </w:tblStylePr>
+    <w:tblStylePr w:type="band1Horz">
+      <w:tblPr/>
+      <w:tcPr>
+        <w:shd w:val="clear" w:color="auto" w:fill="D9D9D9" w:themeFill="background1" w:themeFillShade="D9"/>
+      </w:tcPr>
+    </w:tblStylePr>
+  </w:style>
+  <w:style w:type="paragraph" w:customStyle="1" w:styleId="17">
+    <w:name w:val="Обычный1"/>
+    <w:link w:val="1f5"/>
+    <w:qFormat/>
+    <w:rsid w:val="00F50577"/>
+    <w:rPr>
+      <w:rFonts w:ascii="Arial Narrow" w:eastAsia="Times New Roman" w:hAnsi="Arial Narrow" w:cs="Times New Roman"/>
+      <w:snapToGrid w:val="0"/>
+      <w:sz w:val="24"/>
+      <w:szCs w:val="20"/>
+      <w:lang w:eastAsia="ru-RU"/>
+    </w:rPr>
+  </w:style>
+  <w:style w:type="character" w:customStyle="1" w:styleId="1f5">
+    <w:name w:val="Обычный1 Знак"/>
+    <w:basedOn w:val="af0"/>
+    <w:link w:val="17"/>
+    <w:rsid w:val="00F50577"/>
+    <w:rPr>
+      <w:rFonts w:ascii="Arial Narrow" w:eastAsia="Times New Roman" w:hAnsi="Arial Narrow" w:cs="Times New Roman"/>
+      <w:snapToGrid w:val="0"/>
+      <w:sz w:val="24"/>
+      <w:szCs w:val="20"/>
+      <w:lang w:eastAsia="ru-RU"/>
+    </w:rPr>
   </w:style>
 </w:styles>
 </file>

--- a/origin.docx
+++ b/origin.docx
@@ -67,41 +67,48 @@
         <w:tblLook w:val="04A0" w:firstRow="1" w:lastRow="0" w:firstColumn="1" w:lastColumn="0" w:noHBand="0" w:noVBand="1"/>
       </w:tblPr>
       <w:tblGrid>
-        <w:gridCol w:w="7853"/>
+        <w:gridCol w:w="9444"/>
       </w:tblGrid>
       <w:tr>
         <w:trPr>
-          <w:trHeight w:val="950"/>
+          <w:trHeight w:val="1153"/>
         </w:trPr>
         <w:tc>
           <w:tcPr>
-            <w:tcW w:w="7853" w:type="dxa"/>
+            <w:tcW w:w="9444" w:type="dxa"/>
           </w:tcPr>
           <w:p>
             <w:pPr>
               <w:pStyle w:val="aff"/>
+              <w:rPr>
+                <w:color w:val="auto"/>
+              </w:rPr>
             </w:pPr>
             <w:proofErr w:type="gramStart"/>
             <w:r>
               <w:rPr>
+                <w:color w:val="auto"/>
                 <w:lang w:val="en-US"/>
               </w:rPr>
               <w:t>{</w:t>
             </w:r>
             <w:r>
               <w:rPr>
+                <w:color w:val="auto"/>
                 <w:lang w:val="en-US"/>
               </w:rPr>
               <w:t>{</w:t>
             </w:r>
             <w:r>
               <w:rPr>
+                <w:color w:val="auto"/>
                 <w:lang w:val="en-US"/>
               </w:rPr>
               <w:t xml:space="preserve"> </w:t>
             </w:r>
             <w:r>
               <w:rPr>
+                <w:color w:val="auto"/>
                 <w:lang w:val="en-US"/>
               </w:rPr>
               <w:t>title</w:t>
@@ -109,74 +116,38 @@
             <w:proofErr w:type="gramEnd"/>
             <w:r>
               <w:rPr>
+                <w:color w:val="auto"/>
                 <w:lang w:val="en-US"/>
               </w:rPr>
               <w:t xml:space="preserve"> </w:t>
             </w:r>
             <w:r>
               <w:rPr>
+                <w:color w:val="auto"/>
                 <w:lang w:val="en-US"/>
               </w:rPr>
               <w:t>}</w:t>
             </w:r>
             <w:r>
               <w:rPr>
+                <w:color w:val="auto"/>
                 <w:lang w:val="en-US"/>
               </w:rPr>
               <w:t>}</w:t>
             </w:r>
             <w:r>
+              <w:rPr>
+                <w:color w:val="auto"/>
+              </w:rPr>
               <w:t xml:space="preserve"> </w:t>
             </w:r>
           </w:p>
           <w:p>
             <w:pPr>
               <w:pStyle w:val="aff"/>
-            </w:pPr>
-            <w:r>
-              <w:t>«</w:t>
-            </w:r>
-            <w:proofErr w:type="gramStart"/>
-            <w:r>
               <w:rPr>
-                <w:lang w:val="en-US"/>
+                <w:color w:val="auto"/>
               </w:rPr>
-              <w:t>{{</w:t>
-            </w:r>
-            <w:r>
-              <w:rPr>
-                <w:lang w:val="en-US"/>
-              </w:rPr>
-              <w:t xml:space="preserve"> </w:t>
-            </w:r>
-            <w:proofErr w:type="spellStart"/>
-            <w:r>
-              <w:rPr>
-                <w:bCs w:val="0"/>
-              </w:rPr>
-              <w:t>device</w:t>
-            </w:r>
-            <w:proofErr w:type="gramEnd"/>
-            <w:r>
-              <w:rPr>
-                <w:bCs w:val="0"/>
-              </w:rPr>
-              <w:t>_name</w:t>
-            </w:r>
-            <w:proofErr w:type="spellEnd"/>
-            <w:r>
-              <w:rPr>
-                <w:lang w:val="en-US"/>
-              </w:rPr>
-              <w:t xml:space="preserve"> }}</w:t>
-            </w:r>
-            <w:r>
-              <w:t>»</w:t>
-            </w:r>
-          </w:p>
-          <w:p>
-            <w:pPr>
-              <w:pStyle w:val="aff"/>
             </w:pPr>
           </w:p>
         </w:tc>
@@ -186,6 +157,7 @@
       <w:pPr>
         <w:pStyle w:val="aff"/>
         <w:rPr>
+          <w:color w:val="auto"/>
           <w:lang w:val="en-US"/>
         </w:rPr>
       </w:pPr>
@@ -194,6 +166,7 @@
       <w:pPr>
         <w:pStyle w:val="aff"/>
         <w:rPr>
+          <w:color w:val="auto"/>
           <w:lang w:val="en-US"/>
         </w:rPr>
       </w:pPr>
@@ -202,19 +175,27 @@
       <w:pPr>
         <w:pStyle w:val="aff"/>
         <w:rPr>
+          <w:color w:val="auto"/>
           <w:lang w:val="en-US"/>
         </w:rPr>
       </w:pPr>
       <w:r>
+        <w:rPr>
+          <w:color w:val="auto"/>
+        </w:rPr>
         <w:t>БЛАНК</w:t>
       </w:r>
       <w:r>
         <w:rPr>
+          <w:color w:val="auto"/>
           <w:lang w:val="en-US"/>
         </w:rPr>
         <w:t xml:space="preserve"> </w:t>
       </w:r>
       <w:r>
+        <w:rPr>
+          <w:color w:val="auto"/>
+        </w:rPr>
         <w:t>УСТАВОК</w:t>
       </w:r>
     </w:p>
@@ -436,74 +417,30 @@
     <w:p>
       <w:pPr>
         <w:pStyle w:val="aff"/>
-        <w:rPr>
-          <w:color w:val="00CB62"/>
-          <w:lang w:val="en-US"/>
-        </w:rPr>
       </w:pPr>
       <w:proofErr w:type="gramStart"/>
       <w:r>
-        <w:rPr>
-          <w:color w:val="00CB62"/>
-          <w:sz w:val="40"/>
-          <w:szCs w:val="40"/>
-          <w:lang w:val="en-US"/>
-        </w:rPr>
         <w:t>{</w:t>
       </w:r>
       <w:r>
-        <w:rPr>
-          <w:color w:val="00CB62"/>
-          <w:sz w:val="40"/>
-          <w:szCs w:val="40"/>
-          <w:lang w:val="en-US"/>
-        </w:rPr>
         <w:t>{</w:t>
       </w:r>
       <w:r>
-        <w:rPr>
-          <w:color w:val="00CB62"/>
-          <w:sz w:val="40"/>
-          <w:szCs w:val="40"/>
-          <w:lang w:val="en-US"/>
-        </w:rPr>
+        <w:t xml:space="preserve"> </w:t>
+      </w:r>
+      <w:proofErr w:type="spellStart"/>
+      <w:r>
+        <w:t>code</w:t>
+      </w:r>
+      <w:proofErr w:type="spellEnd"/>
+      <w:proofErr w:type="gramEnd"/>
+      <w:r>
         <w:t xml:space="preserve"> </w:t>
       </w:r>
       <w:r>
-        <w:rPr>
-          <w:color w:val="00CB62"/>
-          <w:sz w:val="40"/>
-          <w:szCs w:val="40"/>
-          <w:lang w:val="en-US"/>
-        </w:rPr>
-        <w:t>code</w:t>
-      </w:r>
-      <w:proofErr w:type="gramEnd"/>
-      <w:r>
-        <w:rPr>
-          <w:color w:val="00CB62"/>
-          <w:sz w:val="40"/>
-          <w:szCs w:val="40"/>
-          <w:lang w:val="en-US"/>
-        </w:rPr>
-        <w:t xml:space="preserve"> </w:t>
-      </w:r>
-      <w:r>
-        <w:rPr>
-          <w:color w:val="00CB62"/>
-          <w:sz w:val="40"/>
-          <w:szCs w:val="40"/>
-          <w:lang w:val="en-US"/>
-        </w:rPr>
         <w:t>}</w:t>
       </w:r>
       <w:r>
-        <w:rPr>
-          <w:color w:val="00CB62"/>
-          <w:sz w:val="40"/>
-          <w:szCs w:val="40"/>
-          <w:lang w:val="en-US"/>
-        </w:rPr>
         <w:t>}</w:t>
       </w:r>
     </w:p>
@@ -2205,10 +2142,10 @@
           <v:path o:extrusionok="f" gradientshapeok="t" o:connecttype="rect"/>
           <o:lock v:ext="edit" aspectratio="t"/>
         </v:shapetype>
-        <v:shape id="_x0000_i1025" type="#_x0000_t75" style="width:163.4pt;height:62.5pt">
+        <v:shape id="_x0000_i1025" type="#_x0000_t75" style="width:163.45pt;height:62.3pt">
           <v:imagedata r:id="rId1" o:title=""/>
         </v:shape>
-        <o:OLEObject Type="Embed" ProgID="Acrobat.Document.DC" ShapeID="_x0000_i1025" DrawAspect="Content" ObjectID="_1840446055" r:id="rId2"/>
+        <o:OLEObject Type="Embed" ProgID="Acrobat.Document.DC" ShapeID="_x0000_i1025" DrawAspect="Content" ObjectID="_1843892594" r:id="rId2"/>
       </w:object>
     </w:r>
   </w:p>
@@ -7801,7 +7738,7 @@
     <w:name w:val="ДОК Титульник Вид Документации"/>
     <w:basedOn w:val="af"/>
     <w:qFormat/>
-    <w:rsid w:val="00B947CE"/>
+    <w:rsid w:val="00CA7DB3"/>
     <w:rPr>
       <w:b/>
       <w:bCs/>

--- a/origin.docx
+++ b/origin.docx
@@ -84,7 +84,6 @@
                 <w:color w:val="auto"/>
               </w:rPr>
             </w:pPr>
-            <w:proofErr w:type="gramStart"/>
             <w:r>
               <w:rPr>
                 <w:color w:val="auto"/>
@@ -113,7 +112,6 @@
               </w:rPr>
               <w:t>title</w:t>
             </w:r>
-            <w:proofErr w:type="gramEnd"/>
             <w:r>
               <w:rPr>
                 <w:color w:val="auto"/>
@@ -250,7 +248,6 @@
                 <w:lang w:val="en-US"/>
               </w:rPr>
             </w:pPr>
-            <w:proofErr w:type="gramStart"/>
             <w:r>
               <w:rPr>
                 <w:rFonts w:cs="Arial"/>
@@ -278,7 +275,6 @@
               </w:rPr>
               <w:t xml:space="preserve"> </w:t>
             </w:r>
-            <w:proofErr w:type="spellStart"/>
             <w:r>
               <w:rPr>
                 <w:rFonts w:cs="Arial"/>
@@ -286,27 +282,7 @@
                 <w:szCs w:val="22"/>
                 <w:lang w:val="en-US"/>
               </w:rPr>
-              <w:t>device</w:t>
-            </w:r>
-            <w:proofErr w:type="gramEnd"/>
-            <w:r>
-              <w:rPr>
-                <w:rFonts w:cs="Arial"/>
-                <w:sz w:val="22"/>
-                <w:szCs w:val="22"/>
-                <w:lang w:val="en-US"/>
-              </w:rPr>
-              <w:t>_order_code</w:t>
-            </w:r>
-            <w:proofErr w:type="spellEnd"/>
-            <w:r>
-              <w:rPr>
-                <w:rFonts w:cs="Arial"/>
-                <w:sz w:val="22"/>
-                <w:szCs w:val="22"/>
-                <w:lang w:val="en-US"/>
-              </w:rPr>
-              <w:t xml:space="preserve"> }}</w:t>
+              <w:t>device_order_code }}</w:t>
             </w:r>
           </w:p>
         </w:tc>
@@ -361,7 +337,6 @@
                 <w:lang w:val="en-US"/>
               </w:rPr>
             </w:pPr>
-            <w:proofErr w:type="gramStart"/>
             <w:r>
               <w:rPr>
                 <w:rFonts w:cs="Arial"/>
@@ -378,37 +353,7 @@
                 <w:szCs w:val="22"/>
                 <w:lang w:val="en-US"/>
               </w:rPr>
-              <w:t xml:space="preserve">{ </w:t>
-            </w:r>
-            <w:proofErr w:type="spellStart"/>
-            <w:r>
-              <w:rPr>
-                <w:rFonts w:cs="Arial"/>
-                <w:sz w:val="22"/>
-                <w:szCs w:val="22"/>
-                <w:lang w:val="en-US"/>
-              </w:rPr>
-              <w:t>hmi</w:t>
-            </w:r>
-            <w:proofErr w:type="gramEnd"/>
-            <w:r>
-              <w:rPr>
-                <w:rFonts w:cs="Arial"/>
-                <w:sz w:val="22"/>
-                <w:szCs w:val="22"/>
-                <w:lang w:val="en-US"/>
-              </w:rPr>
-              <w:t>_order_code</w:t>
-            </w:r>
-            <w:proofErr w:type="spellEnd"/>
-            <w:r>
-              <w:rPr>
-                <w:rFonts w:cs="Arial"/>
-                <w:sz w:val="22"/>
-                <w:szCs w:val="22"/>
-                <w:lang w:val="en-US"/>
-              </w:rPr>
-              <w:t xml:space="preserve"> }}</w:t>
+              <w:t>{ hmi_order_code }}</w:t>
             </w:r>
           </w:p>
         </w:tc>
@@ -418,7 +363,6 @@
       <w:pPr>
         <w:pStyle w:val="aff"/>
       </w:pPr>
-      <w:proofErr w:type="gramStart"/>
       <w:r>
         <w:t>{</w:t>
       </w:r>
@@ -428,12 +372,9 @@
       <w:r>
         <w:t xml:space="preserve"> </w:t>
       </w:r>
-      <w:proofErr w:type="spellStart"/>
       <w:r>
         <w:t>code</w:t>
       </w:r>
-      <w:proofErr w:type="spellEnd"/>
-      <w:proofErr w:type="gramEnd"/>
       <w:r>
         <w:t xml:space="preserve"> </w:t>
       </w:r>
@@ -771,19 +712,11 @@
               <w:ind w:right="282" w:firstLine="0"/>
               <w:jc w:val="left"/>
             </w:pPr>
-            <w:proofErr w:type="gramStart"/>
             <w:r>
               <w:rPr>
                 <w:lang w:val="en-US"/>
               </w:rPr>
-              <w:t>{{ version</w:t>
-            </w:r>
-            <w:proofErr w:type="gramEnd"/>
-            <w:r>
-              <w:rPr>
-                <w:lang w:val="en-US"/>
-              </w:rPr>
-              <w:t xml:space="preserve"> }}</w:t>
+              <w:t>{{ version }}</w:t>
             </w:r>
           </w:p>
         </w:tc>
@@ -828,7 +761,6 @@
                 <w:lang w:val="en-US"/>
               </w:rPr>
             </w:pPr>
-            <w:proofErr w:type="gramStart"/>
             <w:r>
               <w:rPr>
                 <w:lang w:val="en-US"/>
@@ -839,14 +771,7 @@
               <w:rPr>
                 <w:lang w:val="en-US"/>
               </w:rPr>
-              <w:t>ate</w:t>
-            </w:r>
-            <w:proofErr w:type="gramEnd"/>
-            <w:r>
-              <w:rPr>
-                <w:lang w:val="en-US"/>
-              </w:rPr>
-              <w:t xml:space="preserve"> </w:t>
+              <w:t xml:space="preserve">ate </w:t>
             </w:r>
             <w:r>
               <w:rPr>
@@ -895,13 +820,8 @@
         </w:rPr>
         <w:t xml:space="preserve"> </w:t>
       </w:r>
-      <w:proofErr w:type="spellStart"/>
       <w:r>
-        <w:t>Юнител</w:t>
-      </w:r>
-      <w:proofErr w:type="spellEnd"/>
-      <w:r>
-        <w:t xml:space="preserve"> Инжиниринг</w:t>
+        <w:t>Юнител Инжиниринг</w:t>
       </w:r>
     </w:p>
     <w:p>
@@ -998,7 +918,6 @@
       <w:r>
         <w:t xml:space="preserve"> </w:t>
       </w:r>
-      <w:proofErr w:type="gramStart"/>
       <w:r>
         <w:t>{</w:t>
       </w:r>
@@ -1014,7 +933,6 @@
         </w:rPr>
         <w:t>device</w:t>
       </w:r>
-      <w:proofErr w:type="gramEnd"/>
       <w:r>
         <w:t>_</w:t>
       </w:r>
@@ -1043,15 +961,7 @@
         <w:ind w:left="567" w:right="282" w:firstLine="0"/>
       </w:pPr>
       <w:r>
-        <w:t xml:space="preserve">Компания </w:t>
-      </w:r>
-      <w:proofErr w:type="spellStart"/>
-      <w:r>
-        <w:t>Юнител</w:t>
-      </w:r>
-      <w:proofErr w:type="spellEnd"/>
-      <w:r>
-        <w:t xml:space="preserve"> Инжиниринг оставляет за собой авторские права на данный документ и на информацию, содержащуюся в нем, включая права на использование патентов. Копирование, использование и передача информации третьим лицам без письменного разрешения компании категорически запрещены.</w:t>
+        <w:t>Компания Юнител Инжиниринг оставляет за собой авторские права на данный документ и на информацию, содержащуюся в нем, включая права на использование патентов. Копирование, использование и передача информации третьим лицам без письменного разрешения компании категорически запрещены.</w:t>
       </w:r>
     </w:p>
     <w:p>
@@ -1236,18 +1146,7 @@
           <w:sz w:val="20"/>
           <w:szCs w:val="20"/>
         </w:rPr>
-        <w:t xml:space="preserve">Версия пакета поддержки: </w:t>
-      </w:r>
-      <w:proofErr w:type="gramStart"/>
-      <w:r>
-        <w:rPr>
-          <w:i/>
-          <w:iCs/>
-          <w:color w:val="BFBFBF" w:themeColor="background1" w:themeShade="BF"/>
-          <w:sz w:val="20"/>
-          <w:szCs w:val="20"/>
-        </w:rPr>
-        <w:t xml:space="preserve">{{ </w:t>
+        <w:t xml:space="preserve">Версия пакета поддержки: {{ </w:t>
       </w:r>
       <w:r>
         <w:rPr>
@@ -1260,7 +1159,6 @@
         </w:rPr>
         <w:t>packet</w:t>
       </w:r>
-      <w:proofErr w:type="gramEnd"/>
       <w:r>
         <w:rPr>
           <w:i/>
@@ -1707,7 +1605,6 @@
       </w:rPr>
       <w:t>://</w:t>
     </w:r>
-    <w:proofErr w:type="spellStart"/>
     <w:r>
       <w:rPr>
         <w:rStyle w:val="afff1"/>
@@ -1715,14 +1612,12 @@
       </w:rPr>
       <w:t>uni</w:t>
     </w:r>
-    <w:proofErr w:type="spellEnd"/>
     <w:r>
       <w:rPr>
         <w:rStyle w:val="afff1"/>
       </w:rPr>
       <w:t>-</w:t>
     </w:r>
-    <w:proofErr w:type="spellStart"/>
     <w:r>
       <w:rPr>
         <w:rStyle w:val="afff1"/>
@@ -1730,14 +1625,12 @@
       </w:rPr>
       <w:t>eng</w:t>
     </w:r>
-    <w:proofErr w:type="spellEnd"/>
     <w:r>
       <w:rPr>
         <w:rStyle w:val="afff1"/>
       </w:rPr>
       <w:t>.</w:t>
     </w:r>
-    <w:proofErr w:type="spellStart"/>
     <w:r>
       <w:rPr>
         <w:rStyle w:val="afff1"/>
@@ -1745,7 +1638,6 @@
       </w:rPr>
       <w:t>ru</w:t>
     </w:r>
-    <w:proofErr w:type="spellEnd"/>
     <w:r>
       <w:rPr>
         <w:b/>
@@ -1756,21 +1648,7 @@
       <w:rPr>
         <w:szCs w:val="24"/>
       </w:rPr>
-      <w:t>ООО «</w:t>
-    </w:r>
-    <w:proofErr w:type="spellStart"/>
-    <w:r>
-      <w:rPr>
-        <w:szCs w:val="24"/>
-      </w:rPr>
-      <w:t>Юнител</w:t>
-    </w:r>
-    <w:proofErr w:type="spellEnd"/>
-    <w:r>
-      <w:rPr>
-        <w:szCs w:val="24"/>
-      </w:rPr>
-      <w:t xml:space="preserve"> Инжиниринг»</w:t>
+      <w:t>ООО «Юнител Инжиниринг»</w:t>
     </w:r>
   </w:p>
 </w:ftr>
@@ -1877,7 +1755,6 @@
         <w:lang w:val="en-US"/>
       </w:rPr>
     </w:pPr>
-    <w:proofErr w:type="gramStart"/>
     <w:r>
       <w:rPr>
         <w:rStyle w:val="afff1"/>
@@ -1897,15 +1774,7 @@
         <w:rStyle w:val="afff1"/>
         <w:lang w:val="en-US"/>
       </w:rPr>
-      <w:t xml:space="preserve"> code</w:t>
-    </w:r>
-    <w:proofErr w:type="gramEnd"/>
-    <w:r>
-      <w:rPr>
-        <w:rStyle w:val="afff1"/>
-        <w:lang w:val="en-US"/>
-      </w:rPr>
-      <w:t xml:space="preserve"> }}</w:t>
+      <w:t xml:space="preserve"> code }}</w:t>
     </w:r>
     <w:r>
       <w:rPr>
@@ -1921,7 +1790,6 @@
       </w:rPr>
       <w:t xml:space="preserve">{ </w:t>
     </w:r>
-    <w:proofErr w:type="spellStart"/>
     <w:r>
       <w:rPr>
         <w:rStyle w:val="afff1"/>
@@ -1929,7 +1797,6 @@
       </w:rPr>
       <w:t>colontile</w:t>
     </w:r>
-    <w:proofErr w:type="spellEnd"/>
     <w:r>
       <w:rPr>
         <w:rStyle w:val="afff1"/>
@@ -1972,7 +1839,6 @@
       </w:rPr>
       <w:t xml:space="preserve"> </w:t>
     </w:r>
-    <w:proofErr w:type="spellStart"/>
     <w:r>
       <w:rPr>
         <w:rStyle w:val="afff1"/>
@@ -1985,15 +1851,7 @@
         <w:rStyle w:val="afff1"/>
         <w:lang w:val="en-US"/>
       </w:rPr>
-      <w:t>name</w:t>
-    </w:r>
-    <w:proofErr w:type="spellEnd"/>
-    <w:r>
-      <w:rPr>
-        <w:rStyle w:val="afff1"/>
-        <w:lang w:val="en-US"/>
-      </w:rPr>
-      <w:t xml:space="preserve"> }}</w:t>
+      <w:t>name }}</w:t>
     </w:r>
   </w:p>
   <w:p>
@@ -2142,10 +2000,10 @@
           <v:path o:extrusionok="f" gradientshapeok="t" o:connecttype="rect"/>
           <o:lock v:ext="edit" aspectratio="t"/>
         </v:shapetype>
-        <v:shape id="_x0000_i1025" type="#_x0000_t75" style="width:163.45pt;height:62.3pt">
+        <v:shape id="_x0000_i1025" type="#_x0000_t75" style="width:163.4pt;height:62.6pt">
           <v:imagedata r:id="rId1" o:title=""/>
         </v:shape>
-        <o:OLEObject Type="Embed" ProgID="Acrobat.Document.DC" ShapeID="_x0000_i1025" DrawAspect="Content" ObjectID="_1843892594" r:id="rId2"/>
+        <o:OLEObject Type="Embed" ProgID="Acrobat.Document.DC" ShapeID="_x0000_i1025" DrawAspect="Content" ObjectID="_1846834823" r:id="rId2"/>
       </w:object>
     </w:r>
   </w:p>
@@ -2169,7 +2027,6 @@
         <w:lang w:val="en-US"/>
       </w:rPr>
     </w:pPr>
-    <w:proofErr w:type="gramStart"/>
     <w:r>
       <w:rPr>
         <w:rStyle w:val="afff1"/>
@@ -2191,7 +2048,6 @@
       </w:rPr>
       <w:t xml:space="preserve"> code</w:t>
     </w:r>
-    <w:proofErr w:type="gramEnd"/>
     <w:r>
       <w:rPr>
         <w:rStyle w:val="afff1"/>
@@ -2220,21 +2076,12 @@
       </w:rPr>
       <w:t xml:space="preserve">{ </w:t>
     </w:r>
-    <w:proofErr w:type="spellStart"/>
     <w:r>
       <w:rPr>
         <w:rStyle w:val="afff1"/>
         <w:lang w:val="en-US"/>
       </w:rPr>
-      <w:t>colontile</w:t>
-    </w:r>
-    <w:proofErr w:type="spellEnd"/>
-    <w:r>
-      <w:rPr>
-        <w:rStyle w:val="afff1"/>
-        <w:lang w:val="en-US"/>
-      </w:rPr>
-      <w:t>}}</w:t>
+      <w:t>colontile}}</w:t>
     </w:r>
     <w:r>
       <w:rPr>
@@ -2264,7 +2111,6 @@
       </w:rPr>
       <w:t xml:space="preserve"> </w:t>
     </w:r>
-    <w:proofErr w:type="spellStart"/>
     <w:r>
       <w:rPr>
         <w:rStyle w:val="afff1"/>
@@ -2277,15 +2123,7 @@
         <w:rStyle w:val="afff1"/>
         <w:lang w:val="en-US"/>
       </w:rPr>
-      <w:t>name</w:t>
-    </w:r>
-    <w:proofErr w:type="spellEnd"/>
-    <w:r>
-      <w:rPr>
-        <w:rStyle w:val="afff1"/>
-        <w:lang w:val="en-US"/>
-      </w:rPr>
-      <w:t xml:space="preserve"> }}</w:t>
+      <w:t>name }}</w:t>
     </w:r>
   </w:p>
 </w:hdr>
@@ -8036,14 +7874,14 @@
     <w:name w:val="ДОК Таблица Название"/>
     <w:basedOn w:val="af7"/>
     <w:qFormat/>
-    <w:rsid w:val="00406B63"/>
+    <w:rsid w:val="003F788C"/>
     <w:pPr>
       <w:keepNext/>
       <w:numPr>
         <w:ilvl w:val="4"/>
         <w:numId w:val="6"/>
       </w:numPr>
-      <w:spacing w:after="120"/>
+      <w:spacing w:before="120" w:after="120"/>
     </w:pPr>
   </w:style>
   <w:style w:type="paragraph" w:customStyle="1" w:styleId="affc">
@@ -10610,7 +10448,7 @@
       <w:tabs>
         <w:tab w:val="num" w:pos="360"/>
       </w:tabs>
-      <w:spacing w:before="120" w:after="60" w:line="240" w:lineRule="auto"/>
+      <w:spacing w:after="60" w:line="240" w:lineRule="auto"/>
       <w:ind w:firstLine="0"/>
     </w:pPr>
     <w:rPr>

--- a/origin.docx
+++ b/origin.docx
@@ -4,7 +4,7 @@
   <w:body>
     <w:p>
       <w:pPr>
-        <w:pStyle w:val="aff3"/>
+        <w:pStyle w:val="af7"/>
       </w:pPr>
     </w:p>
     <w:p>
@@ -52,154 +52,101 @@
         <w:pStyle w:val="af7"/>
       </w:pPr>
     </w:p>
-    <w:tbl>
-      <w:tblPr>
-        <w:tblStyle w:val="aff6"/>
-        <w:tblW w:w="0" w:type="auto"/>
-        <w:tblBorders>
-          <w:top w:val="none" w:sz="0" w:space="0" w:color="auto"/>
-          <w:left w:val="none" w:sz="0" w:space="0" w:color="auto"/>
-          <w:bottom w:val="none" w:sz="0" w:space="0" w:color="auto"/>
-          <w:right w:val="none" w:sz="0" w:space="0" w:color="auto"/>
-          <w:insideH w:val="none" w:sz="0" w:space="0" w:color="auto"/>
-          <w:insideV w:val="none" w:sz="0" w:space="0" w:color="auto"/>
-        </w:tblBorders>
-        <w:tblLook w:val="04A0" w:firstRow="1" w:lastRow="0" w:firstColumn="1" w:lastColumn="0" w:noHBand="0" w:noVBand="1"/>
-      </w:tblPr>
-      <w:tblGrid>
-        <w:gridCol w:w="9444"/>
-      </w:tblGrid>
-      <w:tr>
-        <w:trPr>
-          <w:trHeight w:val="1153"/>
-        </w:trPr>
-        <w:tc>
-          <w:tcPr>
-            <w:tcW w:w="9444" w:type="dxa"/>
-          </w:tcPr>
-          <w:p>
-            <w:pPr>
-              <w:pStyle w:val="aff"/>
-              <w:rPr>
-                <w:color w:val="auto"/>
-              </w:rPr>
-            </w:pPr>
-            <w:r>
-              <w:rPr>
-                <w:color w:val="auto"/>
-                <w:lang w:val="en-US"/>
-              </w:rPr>
-              <w:t>{</w:t>
-            </w:r>
-            <w:r>
-              <w:rPr>
-                <w:color w:val="auto"/>
-                <w:lang w:val="en-US"/>
-              </w:rPr>
-              <w:t>{</w:t>
-            </w:r>
-            <w:r>
-              <w:rPr>
-                <w:color w:val="auto"/>
-                <w:lang w:val="en-US"/>
-              </w:rPr>
-              <w:t xml:space="preserve"> </w:t>
-            </w:r>
-            <w:r>
-              <w:rPr>
-                <w:color w:val="auto"/>
-                <w:lang w:val="en-US"/>
-              </w:rPr>
-              <w:t>title</w:t>
-            </w:r>
-            <w:r>
-              <w:rPr>
-                <w:color w:val="auto"/>
-                <w:lang w:val="en-US"/>
-              </w:rPr>
-              <w:t xml:space="preserve"> </w:t>
-            </w:r>
-            <w:r>
-              <w:rPr>
-                <w:color w:val="auto"/>
-                <w:lang w:val="en-US"/>
-              </w:rPr>
-              <w:t>}</w:t>
-            </w:r>
-            <w:r>
-              <w:rPr>
-                <w:color w:val="auto"/>
-                <w:lang w:val="en-US"/>
-              </w:rPr>
-              <w:t>}</w:t>
-            </w:r>
-            <w:r>
-              <w:rPr>
-                <w:color w:val="auto"/>
-              </w:rPr>
-              <w:t xml:space="preserve"> </w:t>
-            </w:r>
-          </w:p>
-          <w:p>
-            <w:pPr>
-              <w:pStyle w:val="aff"/>
-              <w:rPr>
-                <w:color w:val="auto"/>
-              </w:rPr>
-            </w:pPr>
-          </w:p>
-        </w:tc>
-      </w:tr>
-    </w:tbl>
     <w:p>
       <w:pPr>
         <w:pStyle w:val="aff"/>
         <w:rPr>
           <w:color w:val="auto"/>
-          <w:lang w:val="en-US"/>
         </w:rPr>
       </w:pPr>
-    </w:p>
-    <w:p>
-      <w:pPr>
-        <w:pStyle w:val="aff"/>
-        <w:rPr>
-          <w:color w:val="auto"/>
-          <w:lang w:val="en-US"/>
-        </w:rPr>
-      </w:pPr>
-    </w:p>
-    <w:p>
-      <w:pPr>
-        <w:pStyle w:val="aff"/>
-        <w:rPr>
-          <w:color w:val="auto"/>
-          <w:lang w:val="en-US"/>
-        </w:rPr>
-      </w:pPr>
+      <w:proofErr w:type="gramStart"/>
       <w:r>
         <w:rPr>
           <w:color w:val="auto"/>
         </w:rPr>
-        <w:t>БЛАНК</w:t>
+        <w:t xml:space="preserve">{{ </w:t>
       </w:r>
       <w:r>
         <w:rPr>
           <w:color w:val="auto"/>
           <w:lang w:val="en-US"/>
         </w:rPr>
-        <w:t xml:space="preserve"> </w:t>
+        <w:t>title</w:t>
+      </w:r>
+      <w:proofErr w:type="gramEnd"/>
+      <w:r>
+        <w:rPr>
+          <w:color w:val="auto"/>
+        </w:rPr>
+        <w:t xml:space="preserve"> }}</w:t>
       </w:r>
       <w:r>
         <w:rPr>
           <w:color w:val="auto"/>
         </w:rPr>
-        <w:t>УСТАВОК</w:t>
+        <w:t xml:space="preserve"> </w:t>
+      </w:r>
+    </w:p>
+    <w:p>
+      <w:pPr>
+        <w:pStyle w:val="aff"/>
+        <w:rPr>
+          <w:color w:val="365F91" w:themeColor="accent1" w:themeShade="BF"/>
+        </w:rPr>
+      </w:pPr>
+      <w:proofErr w:type="gramStart"/>
+      <w:r>
+        <w:rPr>
+          <w:color w:val="365F91" w:themeColor="accent1" w:themeShade="BF"/>
+        </w:rPr>
+        <w:t xml:space="preserve">{{ </w:t>
+      </w:r>
+      <w:proofErr w:type="spellStart"/>
+      <w:r>
+        <w:rPr>
+          <w:bCs w:val="0"/>
+          <w:color w:val="365F91" w:themeColor="accent1" w:themeShade="BF"/>
+        </w:rPr>
+        <w:t>device</w:t>
+      </w:r>
+      <w:proofErr w:type="gramEnd"/>
+      <w:r>
+        <w:rPr>
+          <w:bCs w:val="0"/>
+          <w:color w:val="365F91" w:themeColor="accent1" w:themeShade="BF"/>
+        </w:rPr>
+        <w:t>_name</w:t>
+      </w:r>
+      <w:proofErr w:type="spellEnd"/>
+      <w:r>
+        <w:rPr>
+          <w:color w:val="365F91" w:themeColor="accent1" w:themeShade="BF"/>
+        </w:rPr>
+        <w:t xml:space="preserve"> }}</w:t>
+      </w:r>
+    </w:p>
+    <w:p>
+      <w:pPr>
+        <w:pStyle w:val="aff"/>
+      </w:pPr>
+    </w:p>
+    <w:p>
+      <w:pPr>
+        <w:pStyle w:val="aff"/>
+        <w:rPr>
+          <w:color w:val="auto"/>
+        </w:rPr>
+      </w:pPr>
+      <w:r>
+        <w:rPr>
+          <w:color w:val="auto"/>
+        </w:rPr>
+        <w:t>Бланк уставок</w:t>
       </w:r>
     </w:p>
     <w:tbl>
       <w:tblPr>
-        <w:tblpPr w:leftFromText="180" w:rightFromText="180" w:vertAnchor="text" w:horzAnchor="margin" w:tblpXSpec="right" w:tblpY="1206"/>
+        <w:tblpPr w:leftFromText="180" w:rightFromText="180" w:vertAnchor="text" w:horzAnchor="margin" w:tblpXSpec="right" w:tblpY="1636"/>
         <w:tblOverlap w:val="never"/>
         <w:tblW w:w="9923" w:type="dxa"/>
         <w:tblLook w:val="01E0" w:firstRow="1" w:lastRow="1" w:firstColumn="1" w:lastColumn="1" w:noHBand="0" w:noVBand="0"/>
@@ -219,7 +166,7 @@
           </w:tcPr>
           <w:p>
             <w:pPr>
-              <w:pStyle w:val="affc"/>
+              <w:pStyle w:val="affd"/>
             </w:pPr>
             <w:r>
               <w:t>Код заказа устройства</w:t>
@@ -236,7 +183,7 @@
           </w:tcPr>
           <w:p>
             <w:pPr>
-              <w:pStyle w:val="afff3"/>
+              <w:pStyle w:val="afff4"/>
               <w:tabs>
                 <w:tab w:val="clear" w:pos="4677"/>
                 <w:tab w:val="clear" w:pos="9355"/>
@@ -248,6 +195,7 @@
                 <w:lang w:val="en-US"/>
               </w:rPr>
             </w:pPr>
+            <w:proofErr w:type="gramStart"/>
             <w:r>
               <w:rPr>
                 <w:rFonts w:cs="Arial"/>
@@ -275,6 +223,7 @@
               </w:rPr>
               <w:t xml:space="preserve"> </w:t>
             </w:r>
+            <w:proofErr w:type="spellStart"/>
             <w:r>
               <w:rPr>
                 <w:rFonts w:cs="Arial"/>
@@ -282,7 +231,27 @@
                 <w:szCs w:val="22"/>
                 <w:lang w:val="en-US"/>
               </w:rPr>
-              <w:t>device_order_code }}</w:t>
+              <w:t>device</w:t>
+            </w:r>
+            <w:proofErr w:type="gramEnd"/>
+            <w:r>
+              <w:rPr>
+                <w:rFonts w:cs="Arial"/>
+                <w:sz w:val="22"/>
+                <w:szCs w:val="22"/>
+                <w:lang w:val="en-US"/>
+              </w:rPr>
+              <w:t>_order_code</w:t>
+            </w:r>
+            <w:proofErr w:type="spellEnd"/>
+            <w:r>
+              <w:rPr>
+                <w:rFonts w:cs="Arial"/>
+                <w:sz w:val="22"/>
+                <w:szCs w:val="22"/>
+                <w:lang w:val="en-US"/>
+              </w:rPr>
+              <w:t xml:space="preserve"> }}</w:t>
             </w:r>
           </w:p>
         </w:tc>
@@ -298,7 +267,7 @@
           </w:tcPr>
           <w:p>
             <w:pPr>
-              <w:pStyle w:val="affc"/>
+              <w:pStyle w:val="affd"/>
             </w:pPr>
             <w:r>
               <w:t>Код заказа ИЧМ</w:t>
@@ -325,7 +294,7 @@
           </w:tcPr>
           <w:p>
             <w:pPr>
-              <w:pStyle w:val="afff3"/>
+              <w:pStyle w:val="afff4"/>
               <w:tabs>
                 <w:tab w:val="clear" w:pos="4677"/>
                 <w:tab w:val="clear" w:pos="9355"/>
@@ -337,6 +306,7 @@
                 <w:lang w:val="en-US"/>
               </w:rPr>
             </w:pPr>
+            <w:proofErr w:type="gramStart"/>
             <w:r>
               <w:rPr>
                 <w:rFonts w:cs="Arial"/>
@@ -353,7 +323,37 @@
                 <w:szCs w:val="22"/>
                 <w:lang w:val="en-US"/>
               </w:rPr>
-              <w:t>{ hmi_order_code }}</w:t>
+              <w:t xml:space="preserve">{ </w:t>
+            </w:r>
+            <w:proofErr w:type="spellStart"/>
+            <w:r>
+              <w:rPr>
+                <w:rFonts w:cs="Arial"/>
+                <w:sz w:val="22"/>
+                <w:szCs w:val="22"/>
+                <w:lang w:val="en-US"/>
+              </w:rPr>
+              <w:t>hmi</w:t>
+            </w:r>
+            <w:proofErr w:type="gramEnd"/>
+            <w:r>
+              <w:rPr>
+                <w:rFonts w:cs="Arial"/>
+                <w:sz w:val="22"/>
+                <w:szCs w:val="22"/>
+                <w:lang w:val="en-US"/>
+              </w:rPr>
+              <w:t>_order_code</w:t>
+            </w:r>
+            <w:proofErr w:type="spellEnd"/>
+            <w:r>
+              <w:rPr>
+                <w:rFonts w:cs="Arial"/>
+                <w:sz w:val="22"/>
+                <w:szCs w:val="22"/>
+                <w:lang w:val="en-US"/>
+              </w:rPr>
+              <w:t xml:space="preserve"> }}</w:t>
             </w:r>
           </w:p>
         </w:tc>
@@ -362,28 +362,69 @@
     <w:p>
       <w:pPr>
         <w:pStyle w:val="aff"/>
-      </w:pPr>
+        <w:rPr>
+          <w:color w:val="365F91" w:themeColor="accent1" w:themeShade="BF"/>
+        </w:rPr>
+      </w:pPr>
+      <w:proofErr w:type="gramStart"/>
       <w:r>
+        <w:rPr>
+          <w:color w:val="365F91" w:themeColor="accent1" w:themeShade="BF"/>
+          <w:lang w:val="en-US"/>
+        </w:rPr>
         <w:t>{</w:t>
       </w:r>
       <w:r>
+        <w:rPr>
+          <w:color w:val="365F91" w:themeColor="accent1" w:themeShade="BF"/>
+          <w:lang w:val="en-US"/>
+        </w:rPr>
         <w:t>{</w:t>
       </w:r>
       <w:r>
+        <w:rPr>
+          <w:color w:val="365F91" w:themeColor="accent1" w:themeShade="BF"/>
+          <w:lang w:val="en-US"/>
+        </w:rPr>
         <w:t xml:space="preserve"> </w:t>
       </w:r>
       <w:r>
+        <w:rPr>
+          <w:color w:val="365F91" w:themeColor="accent1" w:themeShade="BF"/>
+          <w:lang w:val="en-US"/>
+        </w:rPr>
         <w:t>code</w:t>
       </w:r>
+      <w:proofErr w:type="gramEnd"/>
       <w:r>
+        <w:rPr>
+          <w:color w:val="365F91" w:themeColor="accent1" w:themeShade="BF"/>
+          <w:lang w:val="en-US"/>
+        </w:rPr>
         <w:t xml:space="preserve"> </w:t>
       </w:r>
       <w:r>
+        <w:rPr>
+          <w:color w:val="365F91" w:themeColor="accent1" w:themeShade="BF"/>
+          <w:lang w:val="en-US"/>
+        </w:rPr>
         <w:t>}</w:t>
       </w:r>
       <w:r>
+        <w:rPr>
+          <w:color w:val="365F91" w:themeColor="accent1" w:themeShade="BF"/>
+          <w:lang w:val="en-US"/>
+        </w:rPr>
         <w:t>}</w:t>
       </w:r>
+    </w:p>
+    <w:p>
+      <w:pPr>
+        <w:pStyle w:val="aff"/>
+        <w:rPr>
+          <w:color w:val="365F91" w:themeColor="accent1" w:themeShade="BF"/>
+        </w:rPr>
+      </w:pPr>
     </w:p>
     <w:tbl>
       <w:tblPr>
@@ -407,7 +448,7 @@
           </w:tcPr>
           <w:p>
             <w:pPr>
-              <w:pStyle w:val="affc"/>
+              <w:pStyle w:val="affd"/>
               <w:jc w:val="center"/>
             </w:pPr>
             <w:r>
@@ -422,7 +463,7 @@
           </w:tcPr>
           <w:p>
             <w:pPr>
-              <w:pStyle w:val="afff3"/>
+              <w:pStyle w:val="afff4"/>
               <w:tabs>
                 <w:tab w:val="clear" w:pos="4677"/>
                 <w:tab w:val="clear" w:pos="9355"/>
@@ -442,7 +483,7 @@
           </w:p>
           <w:p>
             <w:pPr>
-              <w:pStyle w:val="afff3"/>
+              <w:pStyle w:val="afff4"/>
               <w:tabs>
                 <w:tab w:val="clear" w:pos="4677"/>
                 <w:tab w:val="clear" w:pos="9355"/>
@@ -462,7 +503,7 @@
           </w:p>
           <w:p>
             <w:pPr>
-              <w:pStyle w:val="afff3"/>
+              <w:pStyle w:val="afff4"/>
               <w:tabs>
                 <w:tab w:val="clear" w:pos="4677"/>
                 <w:tab w:val="clear" w:pos="9355"/>
@@ -482,7 +523,7 @@
           </w:p>
           <w:p>
             <w:pPr>
-              <w:pStyle w:val="afff3"/>
+              <w:pStyle w:val="afff4"/>
               <w:tabs>
                 <w:tab w:val="clear" w:pos="4677"/>
                 <w:tab w:val="clear" w:pos="9355"/>
@@ -505,13 +546,13 @@
           </w:tcPr>
           <w:p>
             <w:pPr>
-              <w:pStyle w:val="affc"/>
+              <w:pStyle w:val="affd"/>
               <w:jc w:val="center"/>
             </w:pPr>
           </w:p>
           <w:p>
             <w:pPr>
-              <w:pStyle w:val="affc"/>
+              <w:pStyle w:val="affd"/>
               <w:jc w:val="center"/>
             </w:pPr>
             <w:r>
@@ -634,13 +675,50 @@
         <w:rPr>
           <w:lang w:val="en-US"/>
         </w:rPr>
+      </w:pPr>
+    </w:p>
+    <w:p>
+      <w:pPr>
+        <w:rPr>
+          <w:lang w:val="en-US"/>
+        </w:rPr>
+      </w:pPr>
+    </w:p>
+    <w:p>
+      <w:pPr>
+        <w:rPr>
+          <w:lang w:val="en-US"/>
+        </w:rPr>
+      </w:pPr>
+    </w:p>
+    <w:p/>
+    <w:p>
+      <w:pPr>
+        <w:rPr>
+          <w:lang w:val="en-US"/>
+        </w:rPr>
+      </w:pPr>
+    </w:p>
+    <w:p>
+      <w:pPr>
+        <w:ind w:right="-1"/>
+        <w:jc w:val="right"/>
+        <w:rPr>
+          <w:lang w:val="en-US"/>
+        </w:rPr>
+      </w:pPr>
+    </w:p>
+    <w:p>
+      <w:pPr>
         <w:sectPr>
-          <w:headerReference w:type="default" r:id="rId8"/>
-          <w:footerReference w:type="default" r:id="rId9"/>
-          <w:headerReference w:type="first" r:id="rId10"/>
-          <w:footerReference w:type="first" r:id="rId11"/>
+          <w:headerReference w:type="even" r:id="rId8"/>
+          <w:headerReference w:type="default" r:id="rId9"/>
+          <w:footerReference w:type="even" r:id="rId10"/>
+          <w:footerReference w:type="default" r:id="rId11"/>
+          <w:headerReference w:type="first" r:id="rId12"/>
+          <w:footerReference w:type="first" r:id="rId13"/>
           <w:pgSz w:w="11907" w:h="16839" w:code="9"/>
-          <w:pgMar w:top="972" w:right="567" w:bottom="567" w:left="567" w:header="284" w:footer="283" w:gutter="851"/>
+          <w:pgMar w:top="1134" w:right="567" w:bottom="567" w:left="567" w:header="283" w:footer="283" w:gutter="851"/>
           <w:cols w:space="708"/>
           <w:titlePg/>
           <w:docGrid w:linePitch="360"/>
@@ -649,7 +727,7 @@
     </w:p>
     <w:p>
       <w:pPr>
-        <w:pStyle w:val="afff0"/>
+        <w:pStyle w:val="afff1"/>
         <w:ind w:right="282"/>
         <w:rPr>
           <w:lang w:val="en-US"/>
@@ -658,7 +736,7 @@
     </w:p>
     <w:tbl>
       <w:tblPr>
-        <w:tblStyle w:val="aff6"/>
+        <w:tblStyle w:val="aff7"/>
         <w:tblpPr w:leftFromText="180" w:rightFromText="180" w:vertAnchor="text" w:horzAnchor="page" w:tblpX="8070" w:tblpY="42"/>
         <w:tblW w:w="0" w:type="auto"/>
         <w:tblBorders>
@@ -686,7 +764,7 @@
           </w:tcPr>
           <w:p>
             <w:pPr>
-              <w:pStyle w:val="afff0"/>
+              <w:pStyle w:val="afff1"/>
               <w:ind w:left="117" w:right="282" w:firstLine="0"/>
               <w:jc w:val="right"/>
             </w:pPr>
@@ -708,15 +786,25 @@
           </w:tcPr>
           <w:p>
             <w:pPr>
-              <w:pStyle w:val="afff0"/>
+              <w:pStyle w:val="afff1"/>
               <w:ind w:right="282" w:firstLine="0"/>
               <w:jc w:val="left"/>
             </w:pPr>
+            <w:proofErr w:type="gramStart"/>
             <w:r>
               <w:rPr>
+                <w:color w:val="A6A6A6" w:themeColor="background1" w:themeShade="A6"/>
                 <w:lang w:val="en-US"/>
               </w:rPr>
-              <w:t>{{ version }}</w:t>
+              <w:t>{{ version</w:t>
+            </w:r>
+            <w:proofErr w:type="gramEnd"/>
+            <w:r>
+              <w:rPr>
+                <w:color w:val="A6A6A6" w:themeColor="background1" w:themeShade="A6"/>
+                <w:lang w:val="en-US"/>
+              </w:rPr>
+              <w:t xml:space="preserve"> }}</w:t>
             </w:r>
           </w:p>
         </w:tc>
@@ -732,7 +820,7 @@
           </w:tcPr>
           <w:p>
             <w:pPr>
-              <w:pStyle w:val="afff0"/>
+              <w:pStyle w:val="afff1"/>
               <w:ind w:left="117" w:right="282" w:firstLine="0"/>
               <w:jc w:val="right"/>
             </w:pPr>
@@ -754,30 +842,28 @@
           </w:tcPr>
           <w:p>
             <w:pPr>
-              <w:pStyle w:val="afff0"/>
+              <w:pStyle w:val="afff1"/>
               <w:ind w:right="282" w:firstLine="0"/>
               <w:jc w:val="left"/>
               <w:rPr>
                 <w:lang w:val="en-US"/>
               </w:rPr>
             </w:pPr>
+            <w:proofErr w:type="gramStart"/>
             <w:r>
               <w:rPr>
+                <w:color w:val="A6A6A6" w:themeColor="background1" w:themeShade="A6"/>
                 <w:lang w:val="en-US"/>
               </w:rPr>
-              <w:t>{{ d</w:t>
+              <w:t>{{ date</w:t>
             </w:r>
+            <w:proofErr w:type="gramEnd"/>
             <w:r>
               <w:rPr>
+                <w:color w:val="A6A6A6" w:themeColor="background1" w:themeShade="A6"/>
                 <w:lang w:val="en-US"/>
               </w:rPr>
-              <w:t xml:space="preserve">ate </w:t>
-            </w:r>
-            <w:r>
-              <w:rPr>
-                <w:lang w:val="en-US"/>
-              </w:rPr>
-              <w:t>}}</w:t>
+              <w:t xml:space="preserve"> }}</w:t>
             </w:r>
           </w:p>
         </w:tc>
@@ -785,7 +871,7 @@
     </w:tbl>
     <w:p>
       <w:pPr>
-        <w:pStyle w:val="afff0"/>
+        <w:pStyle w:val="afff1"/>
       </w:pPr>
       <w:r>
         <w:t xml:space="preserve">© </w:t>
@@ -820,18 +906,23 @@
         </w:rPr>
         <w:t xml:space="preserve"> </w:t>
       </w:r>
+      <w:proofErr w:type="spellStart"/>
       <w:r>
-        <w:t>Юнител Инжиниринг</w:t>
+        <w:t>Юнител</w:t>
+      </w:r>
+      <w:proofErr w:type="spellEnd"/>
+      <w:r>
+        <w:t xml:space="preserve"> Инжиниринг</w:t>
       </w:r>
     </w:p>
     <w:p>
       <w:pPr>
-        <w:pStyle w:val="afff0"/>
+        <w:pStyle w:val="afff1"/>
       </w:pPr>
     </w:p>
     <w:p>
       <w:pPr>
-        <w:pStyle w:val="afff0"/>
+        <w:pStyle w:val="afff1"/>
       </w:pPr>
       <w:r>
         <w:t>Москва</w:t>
@@ -839,23 +930,17 @@
     </w:p>
     <w:p>
       <w:pPr>
-        <w:pStyle w:val="afff0"/>
+        <w:pStyle w:val="afff1"/>
       </w:pPr>
     </w:p>
     <w:p>
       <w:pPr>
-        <w:pStyle w:val="afff0"/>
+        <w:pStyle w:val="afff1"/>
       </w:pPr>
     </w:p>
     <w:p>
       <w:pPr>
-        <w:pStyle w:val="afff0"/>
-        <w:ind w:right="282"/>
-      </w:pPr>
-    </w:p>
-    <w:p>
-      <w:pPr>
-        <w:pStyle w:val="afff0"/>
+        <w:pStyle w:val="afff1"/>
         <w:ind w:right="282"/>
         <w:rPr>
           <w:lang w:val="en-US"/>
@@ -864,7 +949,7 @@
     </w:p>
     <w:p>
       <w:pPr>
-        <w:pStyle w:val="afff0"/>
+        <w:pStyle w:val="afff1"/>
         <w:ind w:right="282"/>
         <w:rPr>
           <w:lang w:val="en-US"/>
@@ -873,7 +958,7 @@
     </w:p>
     <w:p>
       <w:pPr>
-        <w:pStyle w:val="afff0"/>
+        <w:pStyle w:val="afff1"/>
         <w:ind w:right="282"/>
         <w:rPr>
           <w:lang w:val="en-US"/>
@@ -882,7 +967,7 @@
     </w:p>
     <w:p>
       <w:pPr>
-        <w:pStyle w:val="afff0"/>
+        <w:pStyle w:val="afff1"/>
         <w:ind w:right="282"/>
         <w:rPr>
           <w:lang w:val="en-US"/>
@@ -891,19 +976,28 @@
     </w:p>
     <w:p>
       <w:pPr>
-        <w:pStyle w:val="afff0"/>
+        <w:pStyle w:val="afff1"/>
         <w:ind w:right="282"/>
+        <w:rPr>
+          <w:lang w:val="en-US"/>
+        </w:rPr>
       </w:pPr>
     </w:p>
     <w:p>
       <w:pPr>
-        <w:pStyle w:val="afff0"/>
+        <w:pStyle w:val="afff1"/>
         <w:ind w:right="282"/>
       </w:pPr>
     </w:p>
     <w:p>
       <w:pPr>
-        <w:pStyle w:val="afff0"/>
+        <w:pStyle w:val="afff1"/>
+        <w:ind w:right="282"/>
+      </w:pPr>
+    </w:p>
+    <w:p>
+      <w:pPr>
+        <w:pStyle w:val="afff1"/>
         <w:ind w:left="567" w:right="282" w:firstLine="0"/>
       </w:pPr>
       <w:r>
@@ -918,6 +1012,7 @@
       <w:r>
         <w:t xml:space="preserve"> </w:t>
       </w:r>
+      <w:proofErr w:type="gramStart"/>
       <w:r>
         <w:t>{</w:t>
       </w:r>
@@ -933,6 +1028,7 @@
         </w:rPr>
         <w:t>device</w:t>
       </w:r>
+      <w:proofErr w:type="gramEnd"/>
       <w:r>
         <w:t>_</w:t>
       </w:r>
@@ -951,28 +1047,36 @@
     </w:p>
     <w:p>
       <w:pPr>
-        <w:pStyle w:val="afff0"/>
+        <w:pStyle w:val="afff1"/>
         <w:ind w:right="282"/>
       </w:pPr>
     </w:p>
     <w:p>
       <w:pPr>
-        <w:pStyle w:val="afff0"/>
+        <w:pStyle w:val="afff1"/>
         <w:ind w:left="567" w:right="282" w:firstLine="0"/>
       </w:pPr>
       <w:r>
-        <w:t>Компания Юнител Инжиниринг оставляет за собой авторские права на данный документ и на информацию, содержащуюся в нем, включая права на использование патентов. Копирование, использование и передача информации третьим лицам без письменного разрешения компании категорически запрещены.</w:t>
+        <w:t xml:space="preserve">Компания </w:t>
+      </w:r>
+      <w:proofErr w:type="spellStart"/>
+      <w:r>
+        <w:t>Юнител</w:t>
+      </w:r>
+      <w:proofErr w:type="spellEnd"/>
+      <w:r>
+        <w:t xml:space="preserve"> Инжиниринг оставляет за собой авторские права на данный документ и на информацию, содержащуюся в нем, включая права на использование патентов. Копирование, использование и передача информации третьим лицам без письменного разрешения компании категорически запрещены.</w:t>
       </w:r>
     </w:p>
     <w:p>
       <w:pPr>
-        <w:pStyle w:val="afff0"/>
+        <w:pStyle w:val="afff1"/>
         <w:ind w:right="282"/>
       </w:pPr>
     </w:p>
     <w:p>
       <w:pPr>
-        <w:pStyle w:val="afff0"/>
+        <w:pStyle w:val="afff1"/>
         <w:ind w:left="567" w:right="282" w:firstLine="0"/>
       </w:pPr>
       <w:r>
@@ -981,13 +1085,13 @@
     </w:p>
     <w:p>
       <w:pPr>
-        <w:pStyle w:val="afff0"/>
+        <w:pStyle w:val="afff1"/>
         <w:ind w:right="282"/>
       </w:pPr>
     </w:p>
     <w:p>
       <w:pPr>
-        <w:pStyle w:val="afff0"/>
+        <w:pStyle w:val="afff1"/>
         <w:ind w:left="567" w:right="282" w:firstLine="0"/>
       </w:pPr>
       <w:r>
@@ -996,19 +1100,19 @@
     </w:p>
     <w:p>
       <w:pPr>
-        <w:pStyle w:val="afff0"/>
+        <w:pStyle w:val="afff1"/>
         <w:ind w:right="282"/>
       </w:pPr>
     </w:p>
     <w:p>
       <w:pPr>
-        <w:pStyle w:val="afff0"/>
+        <w:pStyle w:val="afff1"/>
         <w:ind w:right="282"/>
       </w:pPr>
     </w:p>
     <w:p>
       <w:pPr>
-        <w:pStyle w:val="afff0"/>
+        <w:pStyle w:val="afff1"/>
         <w:tabs>
           <w:tab w:val="left" w:pos="3444"/>
         </w:tabs>
@@ -1020,115 +1124,115 @@
     </w:p>
     <w:p>
       <w:pPr>
-        <w:pStyle w:val="afff0"/>
+        <w:pStyle w:val="afff1"/>
         <w:ind w:right="282"/>
       </w:pPr>
     </w:p>
     <w:p>
       <w:pPr>
-        <w:pStyle w:val="afff0"/>
+        <w:pStyle w:val="afff1"/>
         <w:ind w:right="282"/>
       </w:pPr>
     </w:p>
     <w:p>
       <w:pPr>
-        <w:pStyle w:val="afff0"/>
+        <w:pStyle w:val="afff1"/>
         <w:ind w:right="282"/>
       </w:pPr>
     </w:p>
     <w:p>
       <w:pPr>
-        <w:pStyle w:val="afff0"/>
+        <w:pStyle w:val="afff1"/>
         <w:ind w:right="282"/>
       </w:pPr>
     </w:p>
     <w:p>
       <w:pPr>
-        <w:pStyle w:val="afff0"/>
+        <w:pStyle w:val="afff1"/>
         <w:ind w:right="282"/>
       </w:pPr>
     </w:p>
     <w:p>
       <w:pPr>
-        <w:pStyle w:val="afff0"/>
+        <w:pStyle w:val="afff1"/>
         <w:ind w:right="282"/>
       </w:pPr>
     </w:p>
     <w:p>
       <w:pPr>
-        <w:pStyle w:val="afff0"/>
+        <w:pStyle w:val="afff1"/>
         <w:ind w:right="282"/>
       </w:pPr>
     </w:p>
     <w:p>
       <w:pPr>
-        <w:pStyle w:val="afff0"/>
+        <w:pStyle w:val="afff1"/>
         <w:ind w:right="282"/>
       </w:pPr>
     </w:p>
     <w:p>
       <w:pPr>
-        <w:pStyle w:val="afff0"/>
+        <w:pStyle w:val="afff1"/>
         <w:ind w:right="282"/>
       </w:pPr>
     </w:p>
     <w:p>
       <w:pPr>
-        <w:pStyle w:val="afff0"/>
+        <w:pStyle w:val="afff1"/>
         <w:ind w:right="282"/>
       </w:pPr>
     </w:p>
     <w:p>
       <w:pPr>
-        <w:pStyle w:val="afff0"/>
+        <w:pStyle w:val="afff1"/>
         <w:ind w:right="282"/>
       </w:pPr>
     </w:p>
     <w:p>
       <w:pPr>
-        <w:pStyle w:val="afff0"/>
+        <w:pStyle w:val="afff1"/>
         <w:ind w:right="282"/>
       </w:pPr>
     </w:p>
     <w:p>
       <w:pPr>
-        <w:pStyle w:val="afff0"/>
+        <w:pStyle w:val="afff1"/>
         <w:ind w:right="282"/>
       </w:pPr>
     </w:p>
     <w:p>
       <w:pPr>
-        <w:pStyle w:val="afff0"/>
+        <w:pStyle w:val="afff1"/>
         <w:ind w:right="282"/>
       </w:pPr>
     </w:p>
     <w:p>
       <w:pPr>
-        <w:pStyle w:val="afff0"/>
+        <w:pStyle w:val="afff1"/>
         <w:ind w:right="282"/>
       </w:pPr>
     </w:p>
     <w:p>
       <w:pPr>
-        <w:pStyle w:val="afff0"/>
+        <w:pStyle w:val="afff1"/>
         <w:ind w:right="282"/>
       </w:pPr>
     </w:p>
     <w:p>
       <w:pPr>
-        <w:pStyle w:val="afff0"/>
-        <w:ind w:right="282"/>
+        <w:pStyle w:val="afff1"/>
+        <w:ind w:right="-1"/>
       </w:pPr>
     </w:p>
     <w:p>
       <w:pPr>
-        <w:pStyle w:val="afff0"/>
+        <w:pStyle w:val="afff1"/>
         <w:ind w:right="282"/>
       </w:pPr>
     </w:p>
     <w:p>
       <w:pPr>
-        <w:pStyle w:val="afff0"/>
+        <w:pStyle w:val="afff1"/>
         <w:ind w:right="282"/>
         <w:rPr>
           <w:i/>
@@ -1146,7 +1250,18 @@
           <w:sz w:val="20"/>
           <w:szCs w:val="20"/>
         </w:rPr>
-        <w:t xml:space="preserve">Версия пакета поддержки: {{ </w:t>
+        <w:t xml:space="preserve">Версия пакета поддержки: </w:t>
+      </w:r>
+      <w:proofErr w:type="gramStart"/>
+      <w:r>
+        <w:rPr>
+          <w:i/>
+          <w:iCs/>
+          <w:color w:val="BFBFBF" w:themeColor="background1" w:themeShade="BF"/>
+          <w:sz w:val="20"/>
+          <w:szCs w:val="20"/>
+        </w:rPr>
+        <w:t xml:space="preserve">{{ </w:t>
       </w:r>
       <w:r>
         <w:rPr>
@@ -1159,6 +1274,7 @@
         </w:rPr>
         <w:t>packet</w:t>
       </w:r>
+      <w:proofErr w:type="gramEnd"/>
       <w:r>
         <w:rPr>
           <w:i/>
@@ -1172,7 +1288,7 @@
     </w:p>
     <w:p>
       <w:pPr>
-        <w:pStyle w:val="afff0"/>
+        <w:pStyle w:val="afff1"/>
         <w:rPr>
           <w:i/>
           <w:iCs/>
@@ -1181,10 +1297,10 @@
           <w:szCs w:val="20"/>
         </w:rPr>
         <w:sectPr>
-          <w:headerReference w:type="first" r:id="rId12"/>
-          <w:footerReference w:type="first" r:id="rId13"/>
+          <w:headerReference w:type="first" r:id="rId14"/>
+          <w:footerReference w:type="first" r:id="rId15"/>
           <w:pgSz w:w="11907" w:h="16839" w:code="9"/>
-          <w:pgMar w:top="567" w:right="567" w:bottom="567" w:left="567" w:header="0" w:footer="227" w:gutter="851"/>
+          <w:pgMar w:top="567" w:right="567" w:bottom="567" w:left="567" w:header="227" w:footer="227" w:gutter="851"/>
           <w:cols w:space="708"/>
           <w:titlePg/>
           <w:docGrid w:linePitch="360"/>
@@ -1352,7 +1468,7 @@
       <w:r>
         <w:fldChar w:fldCharType="end"/>
       </w:r>
-      <w:bookmarkStart w:id="0" w:name="_Toc229833150"/>
+      <w:bookmarkStart w:id="0" w:name="_Toc239750458"/>
       <w:r>
         <w:rPr>
           <w:lang w:val="ru-RU"/>
@@ -1379,7 +1495,6 @@
       <w:r>
         <w:rPr>
           <w:snapToGrid/>
-          <w:color w:val="0000FF" w:themeColor="hyperlink"/>
           <w:szCs w:val="24"/>
           <w:u w:val="single"/>
         </w:rPr>
@@ -1388,25 +1503,23 @@
       <w:r>
         <w:rPr>
           <w:snapToGrid/>
-          <w:color w:val="0000FF" w:themeColor="hyperlink"/>
           <w:szCs w:val="24"/>
           <w:u w:val="single"/>
         </w:rPr>
-        <w:instrText xml:space="preserve"> TOC \o "1-2" \h \z \u </w:instrText>
+        <w:instrText xml:space="preserve"> TOC \o "1-1" \h \z \t "Заголовок 2;2;Заголовок 3;3;ДОК Заголовок 2;2;Подзаголовок;2;ДОК Текст 3уров 2-пункт;2;ДОК Текст 4уров 2-подраздел;2;ДОК Текст 4уров 3-пункт;3;ДОК Текст ур2 подраздел;2;ДОК Текст ур3 пункт;3;ДОК ПРИЛ ур2 раздел;3;ДОК Текст нумерованный;3" </w:instrText>
       </w:r>
       <w:r>
         <w:rPr>
           <w:snapToGrid/>
-          <w:color w:val="0000FF" w:themeColor="hyperlink"/>
           <w:szCs w:val="24"/>
           <w:u w:val="single"/>
         </w:rPr>
         <w:fldChar w:fldCharType="separate"/>
       </w:r>
-      <w:hyperlink w:anchor="_Toc229833150" w:history="1">
+      <w:hyperlink w:anchor="_Toc239750458" w:history="1">
         <w:r>
           <w:rPr>
-            <w:rStyle w:val="afff2"/>
+            <w:rStyle w:val="afff3"/>
           </w:rPr>
           <w:t>СОДЕРЖАНИЕ</w:t>
         </w:r>
@@ -1426,7 +1539,7 @@
           <w:rPr>
             <w:webHidden/>
           </w:rPr>
-          <w:instrText xml:space="preserve"> PAGEREF _Toc229833150 \h </w:instrText>
+          <w:instrText xml:space="preserve"> PAGEREF _Toc239750458 \h </w:instrText>
         </w:r>
         <w:r>
           <w:rPr>
@@ -1464,7 +1577,7 @@
         <w:rPr>
           <w:noProof/>
           <w:snapToGrid/>
-          <w:color w:val="0000FF" w:themeColor="hyperlink"/>
+          <w:color w:val="365F91" w:themeColor="accent1" w:themeShade="BF"/>
           <w:szCs w:val="24"/>
           <w:u w:val="single"/>
         </w:rPr>
@@ -1480,8 +1593,10 @@
       </w:pPr>
     </w:p>
     <w:sectPr>
+      <w:headerReference w:type="default" r:id="rId16"/>
+      <w:footerReference w:type="default" r:id="rId17"/>
       <w:pgSz w:w="11907" w:h="16839" w:code="9"/>
-      <w:pgMar w:top="397" w:right="454" w:bottom="397" w:left="851" w:header="0" w:footer="170" w:gutter="0"/>
+      <w:pgMar w:top="567" w:right="567" w:bottom="567" w:left="1418" w:header="227" w:footer="227" w:gutter="0"/>
       <w:cols w:space="708"/>
       <w:docGrid w:linePitch="360"/>
     </w:sectPr>
@@ -1512,7 +1627,17 @@
 <w:ftr xmlns:wpc="http://schemas.microsoft.com/office/word/2010/wordprocessingCanvas" xmlns:cx="http://schemas.microsoft.com/office/drawing/2014/chartex" xmlns:cx1="http://schemas.microsoft.com/office/drawing/2015/9/8/chartex" xmlns:cx2="http://schemas.microsoft.com/office/drawing/2015/10/21/chartex" xmlns:cx3="http://schemas.microsoft.com/office/drawing/2016/5/9/chartex" xmlns:cx4="http://schemas.microsoft.com/office/drawing/2016/5/10/chartex" xmlns:cx5="http://schemas.microsoft.com/office/drawing/2016/5/11/chartex" xmlns:cx6="http://schemas.microsoft.com/office/drawing/2016/5/12/chartex" xmlns:cx7="http://schemas.microsoft.com/office/drawing/2016/5/13/chartex" xmlns:cx8="http://schemas.microsoft.com/office/drawing/2016/5/14/chartex" xmlns:mc="http://schemas.openxmlformats.org/markup-compatibility/2006" xmlns:aink="http://schemas.microsoft.com/office/drawing/2016/ink" xmlns:am3d="http://schemas.microsoft.com/office/drawing/2017/model3d" xmlns:o="urn:schemas-microsoft-com:office:office" xmlns:oel="http://schemas.microsoft.com/office/2019/extlst" xmlns:r="http://schemas.openxmlformats.org/officeDocument/2006/relationships" xmlns:m="http://schemas.openxmlformats.org/officeDocument/2006/math" xmlns:v="urn:schemas-microsoft-com:vml" xmlns:wp14="http://schemas.microsoft.com/office/word/2010/wordprocessingDrawing" xmlns:wp="http://schemas.openxmlformats.org/drawingml/2006/wordprocessingDrawing" xmlns:w10="urn:schemas-microsoft-com:office:word" xmlns:w="http://schemas.openxmlformats.org/wordprocessingml/2006/main" xmlns:w14="http://schemas.microsoft.com/office/word/2010/wordml" xmlns:w15="http://schemas.microsoft.com/office/word/2012/wordml" xmlns:w16cex="http://schemas.microsoft.com/office/word/2018/wordml/cex" xmlns:w16cid="http://schemas.microsoft.com/office/word/2016/wordml/cid" xmlns:w16="http://schemas.microsoft.com/office/word/2018/wordml" xmlns:w16sdtdh="http://schemas.microsoft.com/office/word/2020/wordml/sdtdatahash" xmlns:w16se="http://schemas.microsoft.com/office/word/2015/wordml/symex" xmlns:wpg="http://schemas.microsoft.com/office/word/2010/wordprocessingGroup" xmlns:wpi="http://schemas.microsoft.com/office/word/2010/wordprocessingInk" xmlns:wne="http://schemas.microsoft.com/office/word/2006/wordml" xmlns:wps="http://schemas.microsoft.com/office/word/2010/wordprocessingShape" mc:Ignorable="w14 w15 w16se w16cid w16 w16cex w16sdtdh wp14">
   <w:p>
     <w:pPr>
-      <w:pStyle w:val="afff5"/>
+      <w:pStyle w:val="afff6"/>
+    </w:pPr>
+  </w:p>
+</w:ftr>
+</file>
+
+<file path=word/footer2.xml><?xml version="1.0" encoding="utf-8"?>
+<w:ftr xmlns:wpc="http://schemas.microsoft.com/office/word/2010/wordprocessingCanvas" xmlns:cx="http://schemas.microsoft.com/office/drawing/2014/chartex" xmlns:cx1="http://schemas.microsoft.com/office/drawing/2015/9/8/chartex" xmlns:cx2="http://schemas.microsoft.com/office/drawing/2015/10/21/chartex" xmlns:cx3="http://schemas.microsoft.com/office/drawing/2016/5/9/chartex" xmlns:cx4="http://schemas.microsoft.com/office/drawing/2016/5/10/chartex" xmlns:cx5="http://schemas.microsoft.com/office/drawing/2016/5/11/chartex" xmlns:cx6="http://schemas.microsoft.com/office/drawing/2016/5/12/chartex" xmlns:cx7="http://schemas.microsoft.com/office/drawing/2016/5/13/chartex" xmlns:cx8="http://schemas.microsoft.com/office/drawing/2016/5/14/chartex" xmlns:mc="http://schemas.openxmlformats.org/markup-compatibility/2006" xmlns:aink="http://schemas.microsoft.com/office/drawing/2016/ink" xmlns:am3d="http://schemas.microsoft.com/office/drawing/2017/model3d" xmlns:o="urn:schemas-microsoft-com:office:office" xmlns:oel="http://schemas.microsoft.com/office/2019/extlst" xmlns:r="http://schemas.openxmlformats.org/officeDocument/2006/relationships" xmlns:m="http://schemas.openxmlformats.org/officeDocument/2006/math" xmlns:v="urn:schemas-microsoft-com:vml" xmlns:wp14="http://schemas.microsoft.com/office/word/2010/wordprocessingDrawing" xmlns:wp="http://schemas.openxmlformats.org/drawingml/2006/wordprocessingDrawing" xmlns:w10="urn:schemas-microsoft-com:office:word" xmlns:w="http://schemas.openxmlformats.org/wordprocessingml/2006/main" xmlns:w14="http://schemas.microsoft.com/office/word/2010/wordml" xmlns:w15="http://schemas.microsoft.com/office/word/2012/wordml" xmlns:w16cex="http://schemas.microsoft.com/office/word/2018/wordml/cex" xmlns:w16cid="http://schemas.microsoft.com/office/word/2016/wordml/cid" xmlns:w16="http://schemas.microsoft.com/office/word/2018/wordml" xmlns:w16sdtdh="http://schemas.microsoft.com/office/word/2020/wordml/sdtdatahash" xmlns:w16se="http://schemas.microsoft.com/office/word/2015/wordml/symex" xmlns:wpg="http://schemas.microsoft.com/office/word/2010/wordprocessingGroup" xmlns:wpi="http://schemas.microsoft.com/office/word/2010/wordprocessingInk" xmlns:wne="http://schemas.microsoft.com/office/word/2006/wordml" xmlns:wps="http://schemas.microsoft.com/office/word/2010/wordprocessingShape" mc:Ignorable="w14 w15 w16se w16cid w16 w16cex w16sdtdh wp14">
+  <w:p>
+    <w:pPr>
+      <w:pStyle w:val="afff6"/>
       <w:pBdr>
         <w:top w:val="single" w:sz="4" w:space="1" w:color="auto"/>
       </w:pBdr>
@@ -1528,7 +1653,7 @@
     </w:pPr>
     <w:r>
       <w:rPr>
-        <w:rStyle w:val="afff1"/>
+        <w:rStyle w:val="afff2"/>
       </w:rPr>
       <w:t>Бланк уставок</w:t>
     </w:r>
@@ -1568,87 +1693,6 @@
         <w:szCs w:val="24"/>
       </w:rPr>
       <w:fldChar w:fldCharType="end"/>
-    </w:r>
-  </w:p>
-</w:ftr>
-</file>
-
-<file path=word/footer2.xml><?xml version="1.0" encoding="utf-8"?>
-<w:ftr xmlns:wpc="http://schemas.microsoft.com/office/word/2010/wordprocessingCanvas" xmlns:cx="http://schemas.microsoft.com/office/drawing/2014/chartex" xmlns:cx1="http://schemas.microsoft.com/office/drawing/2015/9/8/chartex" xmlns:cx2="http://schemas.microsoft.com/office/drawing/2015/10/21/chartex" xmlns:cx3="http://schemas.microsoft.com/office/drawing/2016/5/9/chartex" xmlns:cx4="http://schemas.microsoft.com/office/drawing/2016/5/10/chartex" xmlns:cx5="http://schemas.microsoft.com/office/drawing/2016/5/11/chartex" xmlns:cx6="http://schemas.microsoft.com/office/drawing/2016/5/12/chartex" xmlns:cx7="http://schemas.microsoft.com/office/drawing/2016/5/13/chartex" xmlns:cx8="http://schemas.microsoft.com/office/drawing/2016/5/14/chartex" xmlns:mc="http://schemas.openxmlformats.org/markup-compatibility/2006" xmlns:aink="http://schemas.microsoft.com/office/drawing/2016/ink" xmlns:am3d="http://schemas.microsoft.com/office/drawing/2017/model3d" xmlns:o="urn:schemas-microsoft-com:office:office" xmlns:oel="http://schemas.microsoft.com/office/2019/extlst" xmlns:r="http://schemas.openxmlformats.org/officeDocument/2006/relationships" xmlns:m="http://schemas.openxmlformats.org/officeDocument/2006/math" xmlns:v="urn:schemas-microsoft-com:vml" xmlns:wp14="http://schemas.microsoft.com/office/word/2010/wordprocessingDrawing" xmlns:wp="http://schemas.openxmlformats.org/drawingml/2006/wordprocessingDrawing" xmlns:w10="urn:schemas-microsoft-com:office:word" xmlns:w="http://schemas.openxmlformats.org/wordprocessingml/2006/main" xmlns:w14="http://schemas.microsoft.com/office/word/2010/wordml" xmlns:w15="http://schemas.microsoft.com/office/word/2012/wordml" xmlns:w16cex="http://schemas.microsoft.com/office/word/2018/wordml/cex" xmlns:w16cid="http://schemas.microsoft.com/office/word/2016/wordml/cid" xmlns:w16="http://schemas.microsoft.com/office/word/2018/wordml" xmlns:w16sdtdh="http://schemas.microsoft.com/office/word/2020/wordml/sdtdatahash" xmlns:w16se="http://schemas.microsoft.com/office/word/2015/wordml/symex" xmlns:wpg="http://schemas.microsoft.com/office/word/2010/wordprocessingGroup" xmlns:wpi="http://schemas.microsoft.com/office/word/2010/wordprocessingInk" xmlns:wne="http://schemas.microsoft.com/office/word/2006/wordml" xmlns:wps="http://schemas.microsoft.com/office/word/2010/wordprocessingShape" mc:Ignorable="w14 w15 w16se w16cid w16 w16cex w16sdtdh wp14">
-  <w:p>
-    <w:pPr>
-      <w:pStyle w:val="afff5"/>
-      <w:pBdr>
-        <w:top w:val="single" w:sz="4" w:space="1" w:color="auto"/>
-      </w:pBdr>
-      <w:tabs>
-        <w:tab w:val="clear" w:pos="4677"/>
-        <w:tab w:val="clear" w:pos="9355"/>
-        <w:tab w:val="right" w:pos="9923"/>
-        <w:tab w:val="right" w:pos="13892"/>
-      </w:tabs>
-      <w:jc w:val="both"/>
-      <w:rPr>
-        <w:b/>
-      </w:rPr>
-    </w:pPr>
-    <w:r>
-      <w:rPr>
-        <w:rStyle w:val="afff1"/>
-        <w:lang w:val="en-US"/>
-      </w:rPr>
-      <w:t>https</w:t>
-    </w:r>
-    <w:r>
-      <w:rPr>
-        <w:rStyle w:val="afff1"/>
-      </w:rPr>
-      <w:t>://</w:t>
-    </w:r>
-    <w:r>
-      <w:rPr>
-        <w:rStyle w:val="afff1"/>
-        <w:lang w:val="en-US"/>
-      </w:rPr>
-      <w:t>uni</w:t>
-    </w:r>
-    <w:r>
-      <w:rPr>
-        <w:rStyle w:val="afff1"/>
-      </w:rPr>
-      <w:t>-</w:t>
-    </w:r>
-    <w:r>
-      <w:rPr>
-        <w:rStyle w:val="afff1"/>
-        <w:lang w:val="en-US"/>
-      </w:rPr>
-      <w:t>eng</w:t>
-    </w:r>
-    <w:r>
-      <w:rPr>
-        <w:rStyle w:val="afff1"/>
-      </w:rPr>
-      <w:t>.</w:t>
-    </w:r>
-    <w:r>
-      <w:rPr>
-        <w:rStyle w:val="afff1"/>
-        <w:lang w:val="en-US"/>
-      </w:rPr>
-      <w:t>ru</w:t>
-    </w:r>
-    <w:r>
-      <w:rPr>
-        <w:b/>
-      </w:rPr>
-      <w:tab/>
-    </w:r>
-    <w:r>
-      <w:rPr>
-        <w:szCs w:val="24"/>
-      </w:rPr>
-      <w:t>ООО «Юнител Инжиниринг»</w:t>
     </w:r>
   </w:p>
 </w:ftr>
@@ -1658,9 +1702,206 @@
 <w:ftr xmlns:wpc="http://schemas.microsoft.com/office/word/2010/wordprocessingCanvas" xmlns:cx="http://schemas.microsoft.com/office/drawing/2014/chartex" xmlns:cx1="http://schemas.microsoft.com/office/drawing/2015/9/8/chartex" xmlns:cx2="http://schemas.microsoft.com/office/drawing/2015/10/21/chartex" xmlns:cx3="http://schemas.microsoft.com/office/drawing/2016/5/9/chartex" xmlns:cx4="http://schemas.microsoft.com/office/drawing/2016/5/10/chartex" xmlns:cx5="http://schemas.microsoft.com/office/drawing/2016/5/11/chartex" xmlns:cx6="http://schemas.microsoft.com/office/drawing/2016/5/12/chartex" xmlns:cx7="http://schemas.microsoft.com/office/drawing/2016/5/13/chartex" xmlns:cx8="http://schemas.microsoft.com/office/drawing/2016/5/14/chartex" xmlns:mc="http://schemas.openxmlformats.org/markup-compatibility/2006" xmlns:aink="http://schemas.microsoft.com/office/drawing/2016/ink" xmlns:am3d="http://schemas.microsoft.com/office/drawing/2017/model3d" xmlns:o="urn:schemas-microsoft-com:office:office" xmlns:oel="http://schemas.microsoft.com/office/2019/extlst" xmlns:r="http://schemas.openxmlformats.org/officeDocument/2006/relationships" xmlns:m="http://schemas.openxmlformats.org/officeDocument/2006/math" xmlns:v="urn:schemas-microsoft-com:vml" xmlns:wp14="http://schemas.microsoft.com/office/word/2010/wordprocessingDrawing" xmlns:wp="http://schemas.openxmlformats.org/drawingml/2006/wordprocessingDrawing" xmlns:w10="urn:schemas-microsoft-com:office:word" xmlns:w="http://schemas.openxmlformats.org/wordprocessingml/2006/main" xmlns:w14="http://schemas.microsoft.com/office/word/2010/wordml" xmlns:w15="http://schemas.microsoft.com/office/word/2012/wordml" xmlns:w16cex="http://schemas.microsoft.com/office/word/2018/wordml/cex" xmlns:w16cid="http://schemas.microsoft.com/office/word/2016/wordml/cid" xmlns:w16="http://schemas.microsoft.com/office/word/2018/wordml" xmlns:w16sdtdh="http://schemas.microsoft.com/office/word/2020/wordml/sdtdatahash" xmlns:w16se="http://schemas.microsoft.com/office/word/2015/wordml/symex" xmlns:wpg="http://schemas.microsoft.com/office/word/2010/wordprocessingGroup" xmlns:wpi="http://schemas.microsoft.com/office/word/2010/wordprocessingInk" xmlns:wne="http://schemas.microsoft.com/office/word/2006/wordml" xmlns:wps="http://schemas.microsoft.com/office/word/2010/wordprocessingShape" mc:Ignorable="w14 w15 w16se w16cid w16 w16cex w16sdtdh wp14">
   <w:p>
     <w:pPr>
-      <w:pStyle w:val="afff5"/>
+      <w:pStyle w:val="afff6"/>
       <w:pBdr>
-        <w:top w:val="single" w:sz="4" w:space="1" w:color="auto"/>
+        <w:top w:val="single" w:sz="12" w:space="1" w:color="365F91" w:themeColor="accent1" w:themeShade="BF"/>
+      </w:pBdr>
+      <w:tabs>
+        <w:tab w:val="clear" w:pos="4677"/>
+        <w:tab w:val="clear" w:pos="9355"/>
+        <w:tab w:val="left" w:pos="3604"/>
+        <w:tab w:val="right" w:pos="9923"/>
+        <w:tab w:val="right" w:pos="13892"/>
+      </w:tabs>
+      <w:spacing w:before="60" w:line="240" w:lineRule="auto"/>
+      <w:jc w:val="both"/>
+      <w:rPr>
+        <w:b/>
+        <w:sz w:val="20"/>
+        <w:szCs w:val="16"/>
+      </w:rPr>
+    </w:pPr>
+    <w:r>
+      <w:rPr>
+        <w:rStyle w:val="afff2"/>
+        <w:sz w:val="20"/>
+        <w:szCs w:val="16"/>
+        <w:lang w:val="en-US"/>
+      </w:rPr>
+      <w:t>https</w:t>
+    </w:r>
+    <w:r>
+      <w:rPr>
+        <w:rStyle w:val="afff2"/>
+        <w:sz w:val="20"/>
+        <w:szCs w:val="16"/>
+      </w:rPr>
+      <w:t>://</w:t>
+    </w:r>
+    <w:proofErr w:type="spellStart"/>
+    <w:r>
+      <w:rPr>
+        <w:rStyle w:val="afff2"/>
+        <w:sz w:val="20"/>
+        <w:szCs w:val="16"/>
+        <w:lang w:val="en-US"/>
+      </w:rPr>
+      <w:t>uni</w:t>
+    </w:r>
+    <w:proofErr w:type="spellEnd"/>
+    <w:r>
+      <w:rPr>
+        <w:rStyle w:val="afff2"/>
+        <w:sz w:val="20"/>
+        <w:szCs w:val="16"/>
+      </w:rPr>
+      <w:t>-</w:t>
+    </w:r>
+    <w:proofErr w:type="spellStart"/>
+    <w:r>
+      <w:rPr>
+        <w:rStyle w:val="afff2"/>
+        <w:sz w:val="20"/>
+        <w:szCs w:val="16"/>
+        <w:lang w:val="en-US"/>
+      </w:rPr>
+      <w:t>eng</w:t>
+    </w:r>
+    <w:proofErr w:type="spellEnd"/>
+    <w:r>
+      <w:rPr>
+        <w:rStyle w:val="afff2"/>
+        <w:sz w:val="20"/>
+        <w:szCs w:val="16"/>
+      </w:rPr>
+      <w:t>.</w:t>
+    </w:r>
+    <w:proofErr w:type="spellStart"/>
+    <w:r>
+      <w:rPr>
+        <w:rStyle w:val="afff2"/>
+        <w:sz w:val="20"/>
+        <w:szCs w:val="16"/>
+        <w:lang w:val="en-US"/>
+      </w:rPr>
+      <w:t>ru</w:t>
+    </w:r>
+    <w:proofErr w:type="spellEnd"/>
+    <w:r>
+      <w:rPr>
+        <w:b/>
+      </w:rPr>
+      <w:tab/>
+    </w:r>
+    <w:r>
+      <w:rPr>
+        <w:b/>
+      </w:rPr>
+      <w:tab/>
+    </w:r>
+    <w:r>
+      <w:rPr>
+        <w:sz w:val="20"/>
+      </w:rPr>
+      <w:t>ООО «</w:t>
+    </w:r>
+    <w:proofErr w:type="spellStart"/>
+    <w:r>
+      <w:rPr>
+        <w:sz w:val="20"/>
+      </w:rPr>
+      <w:t>Юнител</w:t>
+    </w:r>
+    <w:proofErr w:type="spellEnd"/>
+    <w:r>
+      <w:rPr>
+        <w:sz w:val="20"/>
+      </w:rPr>
+      <w:t xml:space="preserve"> Инжиниринг»</w:t>
+    </w:r>
+  </w:p>
+</w:ftr>
+</file>
+
+<file path=word/footer4.xml><?xml version="1.0" encoding="utf-8"?>
+<w:ftr xmlns:wpc="http://schemas.microsoft.com/office/word/2010/wordprocessingCanvas" xmlns:cx="http://schemas.microsoft.com/office/drawing/2014/chartex" xmlns:cx1="http://schemas.microsoft.com/office/drawing/2015/9/8/chartex" xmlns:cx2="http://schemas.microsoft.com/office/drawing/2015/10/21/chartex" xmlns:cx3="http://schemas.microsoft.com/office/drawing/2016/5/9/chartex" xmlns:cx4="http://schemas.microsoft.com/office/drawing/2016/5/10/chartex" xmlns:cx5="http://schemas.microsoft.com/office/drawing/2016/5/11/chartex" xmlns:cx6="http://schemas.microsoft.com/office/drawing/2016/5/12/chartex" xmlns:cx7="http://schemas.microsoft.com/office/drawing/2016/5/13/chartex" xmlns:cx8="http://schemas.microsoft.com/office/drawing/2016/5/14/chartex" xmlns:mc="http://schemas.openxmlformats.org/markup-compatibility/2006" xmlns:aink="http://schemas.microsoft.com/office/drawing/2016/ink" xmlns:am3d="http://schemas.microsoft.com/office/drawing/2017/model3d" xmlns:o="urn:schemas-microsoft-com:office:office" xmlns:oel="http://schemas.microsoft.com/office/2019/extlst" xmlns:r="http://schemas.openxmlformats.org/officeDocument/2006/relationships" xmlns:m="http://schemas.openxmlformats.org/officeDocument/2006/math" xmlns:v="urn:schemas-microsoft-com:vml" xmlns:wp14="http://schemas.microsoft.com/office/word/2010/wordprocessingDrawing" xmlns:wp="http://schemas.openxmlformats.org/drawingml/2006/wordprocessingDrawing" xmlns:w10="urn:schemas-microsoft-com:office:word" xmlns:w="http://schemas.openxmlformats.org/wordprocessingml/2006/main" xmlns:w14="http://schemas.microsoft.com/office/word/2010/wordml" xmlns:w15="http://schemas.microsoft.com/office/word/2012/wordml" xmlns:w16cex="http://schemas.microsoft.com/office/word/2018/wordml/cex" xmlns:w16cid="http://schemas.microsoft.com/office/word/2016/wordml/cid" xmlns:w16="http://schemas.microsoft.com/office/word/2018/wordml" xmlns:w16sdtdh="http://schemas.microsoft.com/office/word/2020/wordml/sdtdatahash" xmlns:w16se="http://schemas.microsoft.com/office/word/2015/wordml/symex" xmlns:wpg="http://schemas.microsoft.com/office/word/2010/wordprocessingGroup" xmlns:wpi="http://schemas.microsoft.com/office/word/2010/wordprocessingInk" xmlns:wne="http://schemas.microsoft.com/office/word/2006/wordml" xmlns:wps="http://schemas.microsoft.com/office/word/2010/wordprocessingShape" mc:Ignorable="w14 w15 w16se w16cid w16 w16cex w16sdtdh wp14">
+  <w:p>
+    <w:pPr>
+      <w:pStyle w:val="afff6"/>
+      <w:pBdr>
+        <w:top w:val="single" w:sz="12" w:space="1" w:color="365F91" w:themeColor="accent1" w:themeShade="BF"/>
+      </w:pBdr>
+      <w:tabs>
+        <w:tab w:val="clear" w:pos="4677"/>
+        <w:tab w:val="clear" w:pos="9355"/>
+        <w:tab w:val="right" w:pos="15705"/>
+      </w:tabs>
+      <w:spacing w:line="240" w:lineRule="auto"/>
+      <w:jc w:val="both"/>
+      <w:rPr>
+        <w:b/>
+        <w:sz w:val="20"/>
+        <w:szCs w:val="16"/>
+      </w:rPr>
+    </w:pPr>
+    <w:r>
+      <w:rPr>
+        <w:rStyle w:val="afff2"/>
+        <w:sz w:val="20"/>
+        <w:szCs w:val="16"/>
+      </w:rPr>
+      <w:t>Бланк уставок</w:t>
+    </w:r>
+    <w:r>
+      <w:rPr>
+        <w:b/>
+        <w:sz w:val="20"/>
+        <w:szCs w:val="16"/>
+      </w:rPr>
+      <w:tab/>
+    </w:r>
+    <w:r>
+      <w:rPr>
+        <w:sz w:val="20"/>
+      </w:rPr>
+      <w:fldChar w:fldCharType="begin"/>
+    </w:r>
+    <w:r>
+      <w:rPr>
+        <w:sz w:val="20"/>
+      </w:rPr>
+      <w:instrText xml:space="preserve"> PAGE   \* MERGEFORMAT </w:instrText>
+    </w:r>
+    <w:r>
+      <w:rPr>
+        <w:sz w:val="20"/>
+      </w:rPr>
+      <w:fldChar w:fldCharType="separate"/>
+    </w:r>
+    <w:r>
+      <w:rPr>
+        <w:noProof/>
+        <w:sz w:val="20"/>
+      </w:rPr>
+      <w:t>2</w:t>
+    </w:r>
+    <w:r>
+      <w:rPr>
+        <w:sz w:val="20"/>
+      </w:rPr>
+      <w:fldChar w:fldCharType="end"/>
+    </w:r>
+  </w:p>
+</w:ftr>
+</file>
+
+<file path=word/footer5.xml><?xml version="1.0" encoding="utf-8"?>
+<w:ftr xmlns:wpc="http://schemas.microsoft.com/office/word/2010/wordprocessingCanvas" xmlns:cx="http://schemas.microsoft.com/office/drawing/2014/chartex" xmlns:cx1="http://schemas.microsoft.com/office/drawing/2015/9/8/chartex" xmlns:cx2="http://schemas.microsoft.com/office/drawing/2015/10/21/chartex" xmlns:cx3="http://schemas.microsoft.com/office/drawing/2016/5/9/chartex" xmlns:cx4="http://schemas.microsoft.com/office/drawing/2016/5/10/chartex" xmlns:cx5="http://schemas.microsoft.com/office/drawing/2016/5/11/chartex" xmlns:cx6="http://schemas.microsoft.com/office/drawing/2016/5/12/chartex" xmlns:cx7="http://schemas.microsoft.com/office/drawing/2016/5/13/chartex" xmlns:cx8="http://schemas.microsoft.com/office/drawing/2016/5/14/chartex" xmlns:mc="http://schemas.openxmlformats.org/markup-compatibility/2006" xmlns:aink="http://schemas.microsoft.com/office/drawing/2016/ink" xmlns:am3d="http://schemas.microsoft.com/office/drawing/2017/model3d" xmlns:o="urn:schemas-microsoft-com:office:office" xmlns:oel="http://schemas.microsoft.com/office/2019/extlst" xmlns:r="http://schemas.openxmlformats.org/officeDocument/2006/relationships" xmlns:m="http://schemas.openxmlformats.org/officeDocument/2006/math" xmlns:v="urn:schemas-microsoft-com:vml" xmlns:wp14="http://schemas.microsoft.com/office/word/2010/wordprocessingDrawing" xmlns:wp="http://schemas.openxmlformats.org/drawingml/2006/wordprocessingDrawing" xmlns:w10="urn:schemas-microsoft-com:office:word" xmlns:w="http://schemas.openxmlformats.org/wordprocessingml/2006/main" xmlns:w14="http://schemas.microsoft.com/office/word/2010/wordml" xmlns:w15="http://schemas.microsoft.com/office/word/2012/wordml" xmlns:w16cex="http://schemas.microsoft.com/office/word/2018/wordml/cex" xmlns:w16cid="http://schemas.microsoft.com/office/word/2016/wordml/cid" xmlns:w16="http://schemas.microsoft.com/office/word/2018/wordml" xmlns:w16sdtdh="http://schemas.microsoft.com/office/word/2020/wordml/sdtdatahash" xmlns:w16se="http://schemas.microsoft.com/office/word/2015/wordml/symex" xmlns:wpg="http://schemas.microsoft.com/office/word/2010/wordprocessingGroup" xmlns:wpi="http://schemas.microsoft.com/office/word/2010/wordprocessingInk" xmlns:wne="http://schemas.microsoft.com/office/word/2006/wordml" xmlns:wps="http://schemas.microsoft.com/office/word/2010/wordprocessingShape" mc:Ignorable="w14 w15 w16se w16cid w16 w16cex w16sdtdh wp14">
+  <w:p>
+    <w:pPr>
+      <w:pStyle w:val="afff6"/>
+      <w:pBdr>
+        <w:top w:val="single" w:sz="12" w:space="1" w:color="365F91" w:themeColor="accent1" w:themeShade="BF"/>
       </w:pBdr>
       <w:tabs>
         <w:tab w:val="clear" w:pos="4677"/>
@@ -1670,48 +1911,53 @@
       <w:jc w:val="both"/>
       <w:rPr>
         <w:b/>
+        <w:sz w:val="20"/>
+        <w:szCs w:val="16"/>
       </w:rPr>
     </w:pPr>
     <w:r>
       <w:rPr>
-        <w:rStyle w:val="afff1"/>
+        <w:rStyle w:val="afff2"/>
+        <w:sz w:val="20"/>
+        <w:szCs w:val="16"/>
       </w:rPr>
       <w:t>Бланк уставок</w:t>
     </w:r>
     <w:r>
       <w:rPr>
         <w:b/>
+        <w:sz w:val="20"/>
+        <w:szCs w:val="16"/>
       </w:rPr>
       <w:tab/>
     </w:r>
     <w:r>
       <w:rPr>
-        <w:szCs w:val="24"/>
+        <w:sz w:val="20"/>
       </w:rPr>
       <w:fldChar w:fldCharType="begin"/>
     </w:r>
     <w:r>
       <w:rPr>
-        <w:szCs w:val="24"/>
+        <w:sz w:val="20"/>
       </w:rPr>
       <w:instrText xml:space="preserve"> PAGE   \* MERGEFORMAT </w:instrText>
     </w:r>
     <w:r>
       <w:rPr>
-        <w:szCs w:val="24"/>
+        <w:sz w:val="20"/>
       </w:rPr>
       <w:fldChar w:fldCharType="separate"/>
     </w:r>
     <w:r>
       <w:rPr>
-        <w:noProof/>
-        <w:szCs w:val="24"/>
+        <w:sz w:val="20"/>
       </w:rPr>
       <w:t>2</w:t>
     </w:r>
     <w:r>
       <w:rPr>
-        <w:szCs w:val="24"/>
+        <w:sz w:val="20"/>
       </w:rPr>
       <w:fldChar w:fldCharType="end"/>
     </w:r>
@@ -1742,124 +1988,7 @@
 <w:hdr xmlns:wpc="http://schemas.microsoft.com/office/word/2010/wordprocessingCanvas" xmlns:cx="http://schemas.microsoft.com/office/drawing/2014/chartex" xmlns:cx1="http://schemas.microsoft.com/office/drawing/2015/9/8/chartex" xmlns:cx2="http://schemas.microsoft.com/office/drawing/2015/10/21/chartex" xmlns:cx3="http://schemas.microsoft.com/office/drawing/2016/5/9/chartex" xmlns:cx4="http://schemas.microsoft.com/office/drawing/2016/5/10/chartex" xmlns:cx5="http://schemas.microsoft.com/office/drawing/2016/5/11/chartex" xmlns:cx6="http://schemas.microsoft.com/office/drawing/2016/5/12/chartex" xmlns:cx7="http://schemas.microsoft.com/office/drawing/2016/5/13/chartex" xmlns:cx8="http://schemas.microsoft.com/office/drawing/2016/5/14/chartex" xmlns:mc="http://schemas.openxmlformats.org/markup-compatibility/2006" xmlns:aink="http://schemas.microsoft.com/office/drawing/2016/ink" xmlns:am3d="http://schemas.microsoft.com/office/drawing/2017/model3d" xmlns:o="urn:schemas-microsoft-com:office:office" xmlns:oel="http://schemas.microsoft.com/office/2019/extlst" xmlns:r="http://schemas.openxmlformats.org/officeDocument/2006/relationships" xmlns:m="http://schemas.openxmlformats.org/officeDocument/2006/math" xmlns:v="urn:schemas-microsoft-com:vml" xmlns:wp14="http://schemas.microsoft.com/office/word/2010/wordprocessingDrawing" xmlns:wp="http://schemas.openxmlformats.org/drawingml/2006/wordprocessingDrawing" xmlns:w10="urn:schemas-microsoft-com:office:word" xmlns:w="http://schemas.openxmlformats.org/wordprocessingml/2006/main" xmlns:w14="http://schemas.microsoft.com/office/word/2010/wordml" xmlns:w15="http://schemas.microsoft.com/office/word/2012/wordml" xmlns:w16cex="http://schemas.microsoft.com/office/word/2018/wordml/cex" xmlns:w16cid="http://schemas.microsoft.com/office/word/2016/wordml/cid" xmlns:w16="http://schemas.microsoft.com/office/word/2018/wordml" xmlns:w16sdtdh="http://schemas.microsoft.com/office/word/2020/wordml/sdtdatahash" xmlns:w16se="http://schemas.microsoft.com/office/word/2015/wordml/symex" xmlns:wpg="http://schemas.microsoft.com/office/word/2010/wordprocessingGroup" xmlns:wpi="http://schemas.microsoft.com/office/word/2010/wordprocessingInk" xmlns:wne="http://schemas.microsoft.com/office/word/2006/wordml" xmlns:wps="http://schemas.microsoft.com/office/word/2010/wordprocessingShape" mc:Ignorable="w14 w15 w16se w16cid w16 w16cex w16sdtdh wp14">
   <w:p>
     <w:pPr>
-      <w:pBdr>
-        <w:bottom w:val="single" w:sz="4" w:space="1" w:color="auto"/>
-      </w:pBdr>
-      <w:tabs>
-        <w:tab w:val="right" w:pos="10206"/>
-      </w:tabs>
-      <w:spacing w:before="240"/>
-      <w:jc w:val="both"/>
-      <w:rPr>
-        <w:rStyle w:val="afff1"/>
-        <w:lang w:val="en-US"/>
-      </w:rPr>
-    </w:pPr>
-    <w:r>
-      <w:rPr>
-        <w:rStyle w:val="afff1"/>
-        <w:lang w:val="en-US"/>
-      </w:rPr>
-      <w:t>{</w:t>
-    </w:r>
-    <w:r>
-      <w:rPr>
-        <w:rStyle w:val="afff1"/>
-        <w:lang w:val="en-US"/>
-      </w:rPr>
-      <w:t>{</w:t>
-    </w:r>
-    <w:r>
-      <w:rPr>
-        <w:rStyle w:val="afff1"/>
-        <w:lang w:val="en-US"/>
-      </w:rPr>
-      <w:t xml:space="preserve"> code }}</w:t>
-    </w:r>
-    <w:r>
-      <w:rPr>
-        <w:rStyle w:val="afff1"/>
-        <w:lang w:val="en-US"/>
-      </w:rPr>
-      <w:t xml:space="preserve"> {</w:t>
-    </w:r>
-    <w:r>
-      <w:rPr>
-        <w:rStyle w:val="afff1"/>
-        <w:lang w:val="en-US"/>
-      </w:rPr>
-      <w:t xml:space="preserve">{ </w:t>
-    </w:r>
-    <w:r>
-      <w:rPr>
-        <w:rStyle w:val="afff1"/>
-        <w:lang w:val="en-US"/>
-      </w:rPr>
-      <w:t>colontile</w:t>
-    </w:r>
-    <w:r>
-      <w:rPr>
-        <w:rStyle w:val="afff1"/>
-        <w:lang w:val="en-US"/>
-      </w:rPr>
-      <w:t xml:space="preserve"> </w:t>
-    </w:r>
-    <w:r>
-      <w:rPr>
-        <w:rStyle w:val="afff1"/>
-        <w:lang w:val="en-US"/>
-      </w:rPr>
-      <w:t>}}</w:t>
-    </w:r>
-    <w:r>
-      <w:rPr>
-        <w:rStyle w:val="afff1"/>
-        <w:lang w:val="en-US"/>
-      </w:rPr>
-      <w:tab/>
-    </w:r>
-    <w:r>
-      <w:rPr>
-        <w:rStyle w:val="afff1"/>
-        <w:lang w:val="en-US"/>
-      </w:rPr>
-      <w:t>{</w:t>
-    </w:r>
-    <w:r>
-      <w:rPr>
-        <w:rStyle w:val="afff1"/>
-        <w:lang w:val="en-US"/>
-      </w:rPr>
-      <w:t>{</w:t>
-    </w:r>
-    <w:r>
-      <w:rPr>
-        <w:rStyle w:val="afff1"/>
-        <w:lang w:val="en-US"/>
-      </w:rPr>
-      <w:t xml:space="preserve"> </w:t>
-    </w:r>
-    <w:r>
-      <w:rPr>
-        <w:rStyle w:val="afff1"/>
-        <w:lang w:val="en-US"/>
-      </w:rPr>
-      <w:t>device_</w:t>
-    </w:r>
-    <w:r>
-      <w:rPr>
-        <w:rStyle w:val="afff1"/>
-        <w:lang w:val="en-US"/>
-      </w:rPr>
-      <w:t>name }}</w:t>
-    </w:r>
-  </w:p>
-  <w:p>
-    <w:pPr>
-      <w:pStyle w:val="af7"/>
-      <w:rPr>
-        <w:lang w:val="en-US"/>
-      </w:rPr>
+      <w:pStyle w:val="afff4"/>
     </w:pPr>
   </w:p>
 </w:hdr>
@@ -1869,142 +1998,128 @@
 <w:hdr xmlns:wpc="http://schemas.microsoft.com/office/word/2010/wordprocessingCanvas" xmlns:cx="http://schemas.microsoft.com/office/drawing/2014/chartex" xmlns:cx1="http://schemas.microsoft.com/office/drawing/2015/9/8/chartex" xmlns:cx2="http://schemas.microsoft.com/office/drawing/2015/10/21/chartex" xmlns:cx3="http://schemas.microsoft.com/office/drawing/2016/5/9/chartex" xmlns:cx4="http://schemas.microsoft.com/office/drawing/2016/5/10/chartex" xmlns:cx5="http://schemas.microsoft.com/office/drawing/2016/5/11/chartex" xmlns:cx6="http://schemas.microsoft.com/office/drawing/2016/5/12/chartex" xmlns:cx7="http://schemas.microsoft.com/office/drawing/2016/5/13/chartex" xmlns:cx8="http://schemas.microsoft.com/office/drawing/2016/5/14/chartex" xmlns:mc="http://schemas.openxmlformats.org/markup-compatibility/2006" xmlns:aink="http://schemas.microsoft.com/office/drawing/2016/ink" xmlns:am3d="http://schemas.microsoft.com/office/drawing/2017/model3d" xmlns:o="urn:schemas-microsoft-com:office:office" xmlns:oel="http://schemas.microsoft.com/office/2019/extlst" xmlns:r="http://schemas.openxmlformats.org/officeDocument/2006/relationships" xmlns:m="http://schemas.openxmlformats.org/officeDocument/2006/math" xmlns:v="urn:schemas-microsoft-com:vml" xmlns:wp14="http://schemas.microsoft.com/office/word/2010/wordprocessingDrawing" xmlns:wp="http://schemas.openxmlformats.org/drawingml/2006/wordprocessingDrawing" xmlns:w10="urn:schemas-microsoft-com:office:word" xmlns:w="http://schemas.openxmlformats.org/wordprocessingml/2006/main" xmlns:w14="http://schemas.microsoft.com/office/word/2010/wordml" xmlns:w15="http://schemas.microsoft.com/office/word/2012/wordml" xmlns:w16cex="http://schemas.microsoft.com/office/word/2018/wordml/cex" xmlns:w16cid="http://schemas.microsoft.com/office/word/2016/wordml/cid" xmlns:w16="http://schemas.microsoft.com/office/word/2018/wordml" xmlns:w16sdtdh="http://schemas.microsoft.com/office/word/2020/wordml/sdtdatahash" xmlns:w16se="http://schemas.microsoft.com/office/word/2015/wordml/symex" xmlns:wpg="http://schemas.microsoft.com/office/word/2010/wordprocessingGroup" xmlns:wpi="http://schemas.microsoft.com/office/word/2010/wordprocessingInk" xmlns:wne="http://schemas.microsoft.com/office/word/2006/wordml" xmlns:wps="http://schemas.microsoft.com/office/word/2010/wordprocessingShape" mc:Ignorable="w14 w15 w16se w16cid w16 w16cex w16sdtdh wp14">
   <w:p>
     <w:pPr>
-      <w:pStyle w:val="afff3"/>
-    </w:pPr>
+      <w:pStyle w:val="afff4"/>
+      <w:pBdr>
+        <w:bottom w:val="single" w:sz="12" w:space="1" w:color="365F91" w:themeColor="accent1" w:themeShade="BF"/>
+      </w:pBdr>
+      <w:ind w:right="-1"/>
+      <w:jc w:val="right"/>
+      <w:rPr>
+        <w:rStyle w:val="afff2"/>
+        <w:bCs w:val="0"/>
+        <w:sz w:val="20"/>
+        <w:szCs w:val="16"/>
+      </w:rPr>
+    </w:pPr>
+    <w:proofErr w:type="gramStart"/>
     <w:r>
       <w:rPr>
-        <w:noProof/>
-        <w:lang w:val="en-US" w:eastAsia="en-US"/>
-      </w:rPr>
-      <mc:AlternateContent>
-        <mc:Choice Requires="wps">
-          <w:drawing>
-            <wp:anchor distT="0" distB="0" distL="114300" distR="114300" simplePos="0" relativeHeight="251658240" behindDoc="1" locked="0" layoutInCell="1" allowOverlap="1" wp14:anchorId="33AFDE50" wp14:editId="51A68F32">
-              <wp:simplePos x="0" y="0"/>
-              <wp:positionH relativeFrom="column">
-                <wp:posOffset>-230505</wp:posOffset>
-              </wp:positionH>
-              <wp:positionV relativeFrom="paragraph">
-                <wp:posOffset>1087755</wp:posOffset>
-              </wp:positionV>
-              <wp:extent cx="6541770" cy="635"/>
-              <wp:effectExtent l="38100" t="38100" r="68580" b="94615"/>
-              <wp:wrapNone/>
-              <wp:docPr id="1" name="AutoShape 4"/>
-              <wp:cNvGraphicFramePr>
-                <a:graphicFrameLocks xmlns:a="http://schemas.openxmlformats.org/drawingml/2006/main"/>
-              </wp:cNvGraphicFramePr>
-              <a:graphic xmlns:a="http://schemas.openxmlformats.org/drawingml/2006/main">
-                <a:graphicData uri="http://schemas.microsoft.com/office/word/2010/wordprocessingShape">
-                  <wps:wsp>
-                    <wps:cNvCnPr>
-                      <a:cxnSpLocks noChangeShapeType="1"/>
-                    </wps:cNvCnPr>
-                    <wps:spPr bwMode="auto">
-                      <a:xfrm>
-                        <a:off x="0" y="0"/>
-                        <a:ext cx="6541770" cy="635"/>
-                      </a:xfrm>
-                      <a:prstGeom prst="straightConnector1">
-                        <a:avLst/>
-                      </a:prstGeom>
-                      <a:ln>
-                        <a:solidFill>
-                          <a:srgbClr val="00CB62"/>
-                        </a:solidFill>
-                        <a:headEnd/>
-                        <a:tailEnd/>
-                      </a:ln>
-                      <a:effectLst>
-                        <a:glow>
-                          <a:srgbClr val="00CB62">
-                            <a:alpha val="89000"/>
-                          </a:srgbClr>
-                        </a:glow>
-                        <a:outerShdw blurRad="40000" dist="20000" dir="5400000" rotWithShape="0">
-                          <a:srgbClr val="000000">
-                            <a:alpha val="38000"/>
-                          </a:srgbClr>
-                        </a:outerShdw>
-                      </a:effectLst>
-                    </wps:spPr>
-                    <wps:style>
-                      <a:lnRef idx="2">
-                        <a:schemeClr val="accent3"/>
-                      </a:lnRef>
-                      <a:fillRef idx="0">
-                        <a:schemeClr val="accent3"/>
-                      </a:fillRef>
-                      <a:effectRef idx="1">
-                        <a:schemeClr val="accent3"/>
-                      </a:effectRef>
-                      <a:fontRef idx="minor">
-                        <a:schemeClr val="tx1"/>
-                      </a:fontRef>
-                    </wps:style>
-                    <wps:bodyPr/>
-                  </wps:wsp>
-                </a:graphicData>
-              </a:graphic>
-              <wp14:sizeRelH relativeFrom="page">
-                <wp14:pctWidth>0</wp14:pctWidth>
-              </wp14:sizeRelH>
-              <wp14:sizeRelV relativeFrom="page">
-                <wp14:pctHeight>0</wp14:pctHeight>
-              </wp14:sizeRelV>
-            </wp:anchor>
-          </w:drawing>
-        </mc:Choice>
-        <mc:Fallback>
-          <w:pict>
-            <v:shapetype w14:anchorId="0D901B7A" id="_x0000_t32" coordsize="21600,21600" o:spt="32" o:oned="t" path="m,l21600,21600e" filled="f">
-              <v:path arrowok="t" fillok="f" o:connecttype="none"/>
-              <o:lock v:ext="edit" shapetype="t"/>
-            </v:shapetype>
-            <v:shape id="AutoShape 4" o:spid="_x0000_s1026" type="#_x0000_t32" style="position:absolute;margin-left:-18.15pt;margin-top:85.65pt;width:515.1pt;height:.05pt;z-index:-251658240;visibility:visible;mso-wrap-style:square;mso-width-percent:0;mso-height-percent:0;mso-wrap-distance-left:9pt;mso-wrap-distance-top:0;mso-wrap-distance-right:9pt;mso-wrap-distance-bottom:0;mso-position-horizontal:absolute;mso-position-horizontal-relative:text;mso-position-vertical:absolute;mso-position-vertical-relative:text;mso-width-percent:0;mso-height-percent:0;mso-width-relative:page;mso-height-relative:page" o:gfxdata="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" strokecolor="#00cb62" strokeweight="2pt">
-              <v:shadow on="t" color="black" opacity="24903f" origin=",.5" offset="0,.55556mm"/>
-            </v:shape>
-          </w:pict>
-        </mc:Fallback>
-      </mc:AlternateContent>
+        <w:rStyle w:val="afff2"/>
+        <w:bCs w:val="0"/>
+        <w:sz w:val="20"/>
+        <w:szCs w:val="16"/>
+      </w:rPr>
+      <w:t xml:space="preserve">{{ </w:t>
     </w:r>
-  </w:p>
-  <w:p>
-    <w:pPr>
-      <w:pStyle w:val="afff3"/>
-      <w:tabs>
-        <w:tab w:val="clear" w:pos="4677"/>
-        <w:tab w:val="clear" w:pos="9355"/>
-        <w:tab w:val="center" w:pos="1937"/>
-      </w:tabs>
-      <w:jc w:val="right"/>
-    </w:pPr>
+    <w:proofErr w:type="spellStart"/>
     <w:r>
-      <w:object w:dxaOrig="12630" w:dyaOrig="4800" w14:anchorId="622FF2C6">
-        <v:shapetype id="_x0000_t75" coordsize="21600,21600" o:spt="75" o:preferrelative="t" path="m@4@5l@4@11@9@11@9@5xe" filled="f" stroked="f">
-          <v:stroke joinstyle="miter"/>
-          <v:formulas>
-            <v:f eqn="if lineDrawn pixelLineWidth 0"/>
-            <v:f eqn="sum @0 1 0"/>
-            <v:f eqn="sum 0 0 @1"/>
-            <v:f eqn="prod @2 1 2"/>
-            <v:f eqn="prod @3 21600 pixelWidth"/>
-            <v:f eqn="prod @3 21600 pixelHeight"/>
-            <v:f eqn="sum @0 0 1"/>
-            <v:f eqn="prod @6 1 2"/>
-            <v:f eqn="prod @7 21600 pixelWidth"/>
-            <v:f eqn="sum @8 21600 0"/>
-            <v:f eqn="prod @7 21600 pixelHeight"/>
-            <v:f eqn="sum @10 21600 0"/>
-          </v:formulas>
-          <v:path o:extrusionok="f" gradientshapeok="t" o:connecttype="rect"/>
-          <o:lock v:ext="edit" aspectratio="t"/>
-        </v:shapetype>
-        <v:shape id="_x0000_i1025" type="#_x0000_t75" style="width:163.4pt;height:62.6pt">
-          <v:imagedata r:id="rId1" o:title=""/>
-        </v:shape>
-        <o:OLEObject Type="Embed" ProgID="Acrobat.Document.DC" ShapeID="_x0000_i1025" DrawAspect="Content" ObjectID="_1846834823" r:id="rId2"/>
-      </w:object>
+      <w:rPr>
+        <w:rStyle w:val="afff2"/>
+        <w:bCs w:val="0"/>
+        <w:sz w:val="20"/>
+        <w:szCs w:val="16"/>
+      </w:rPr>
+      <w:t>code</w:t>
+    </w:r>
+    <w:proofErr w:type="spellEnd"/>
+    <w:proofErr w:type="gramEnd"/>
+    <w:r>
+      <w:rPr>
+        <w:rStyle w:val="afff2"/>
+        <w:bCs w:val="0"/>
+        <w:sz w:val="20"/>
+        <w:szCs w:val="16"/>
+      </w:rPr>
+      <w:t xml:space="preserve"> }}</w:t>
+    </w:r>
+    <w:r>
+      <w:rPr>
+        <w:rStyle w:val="afff2"/>
+        <w:bCs w:val="0"/>
+        <w:sz w:val="20"/>
+        <w:szCs w:val="16"/>
+      </w:rPr>
+      <w:ptab w:relativeTo="margin" w:alignment="center" w:leader="none"/>
+    </w:r>
+    <w:r>
+      <w:rPr>
+        <w:rStyle w:val="afff2"/>
+        <w:bCs w:val="0"/>
+        <w:color w:val="A6A6A6" w:themeColor="background1" w:themeShade="A6"/>
+        <w:sz w:val="20"/>
+        <w:szCs w:val="16"/>
+      </w:rPr>
+      <w:t xml:space="preserve">{{ </w:t>
+    </w:r>
+    <w:proofErr w:type="spellStart"/>
+    <w:r>
+      <w:rPr>
+        <w:rStyle w:val="afff2"/>
+        <w:bCs w:val="0"/>
+        <w:color w:val="A6A6A6" w:themeColor="background1" w:themeShade="A6"/>
+        <w:sz w:val="20"/>
+        <w:szCs w:val="16"/>
+      </w:rPr>
+      <w:t>colontile</w:t>
+    </w:r>
+    <w:proofErr w:type="spellEnd"/>
+    <w:r>
+      <w:rPr>
+        <w:rStyle w:val="afff2"/>
+        <w:bCs w:val="0"/>
+        <w:color w:val="A6A6A6" w:themeColor="background1" w:themeShade="A6"/>
+        <w:sz w:val="20"/>
+        <w:szCs w:val="16"/>
+      </w:rPr>
+      <w:t>}}</w:t>
+    </w:r>
+    <w:r>
+      <w:rPr>
+        <w:rStyle w:val="afff2"/>
+        <w:bCs w:val="0"/>
+        <w:sz w:val="20"/>
+        <w:szCs w:val="16"/>
+      </w:rPr>
+      <w:ptab w:relativeTo="margin" w:alignment="right" w:leader="none"/>
+    </w:r>
+    <w:r>
+      <w:rPr>
+        <w:rStyle w:val="afff2"/>
+        <w:bCs w:val="0"/>
+        <w:sz w:val="20"/>
+        <w:szCs w:val="16"/>
+      </w:rPr>
+      <w:t xml:space="preserve">{{ </w:t>
+    </w:r>
+    <w:proofErr w:type="spellStart"/>
+    <w:r>
+      <w:rPr>
+        <w:rStyle w:val="afff2"/>
+        <w:bCs w:val="0"/>
+        <w:sz w:val="20"/>
+        <w:szCs w:val="16"/>
+      </w:rPr>
+      <w:t>device_name</w:t>
+    </w:r>
+    <w:proofErr w:type="spellEnd"/>
+    <w:r>
+      <w:rPr>
+        <w:rStyle w:val="afff2"/>
+        <w:bCs w:val="0"/>
+        <w:sz w:val="20"/>
+        <w:szCs w:val="16"/>
+      </w:rPr>
+      <w:t xml:space="preserve"> }}</w:t>
     </w:r>
   </w:p>
 </w:hdr>
@@ -2014,116 +2129,345 @@
 <w:hdr xmlns:wpc="http://schemas.microsoft.com/office/word/2010/wordprocessingCanvas" xmlns:cx="http://schemas.microsoft.com/office/drawing/2014/chartex" xmlns:cx1="http://schemas.microsoft.com/office/drawing/2015/9/8/chartex" xmlns:cx2="http://schemas.microsoft.com/office/drawing/2015/10/21/chartex" xmlns:cx3="http://schemas.microsoft.com/office/drawing/2016/5/9/chartex" xmlns:cx4="http://schemas.microsoft.com/office/drawing/2016/5/10/chartex" xmlns:cx5="http://schemas.microsoft.com/office/drawing/2016/5/11/chartex" xmlns:cx6="http://schemas.microsoft.com/office/drawing/2016/5/12/chartex" xmlns:cx7="http://schemas.microsoft.com/office/drawing/2016/5/13/chartex" xmlns:cx8="http://schemas.microsoft.com/office/drawing/2016/5/14/chartex" xmlns:mc="http://schemas.openxmlformats.org/markup-compatibility/2006" xmlns:aink="http://schemas.microsoft.com/office/drawing/2016/ink" xmlns:am3d="http://schemas.microsoft.com/office/drawing/2017/model3d" xmlns:o="urn:schemas-microsoft-com:office:office" xmlns:oel="http://schemas.microsoft.com/office/2019/extlst" xmlns:r="http://schemas.openxmlformats.org/officeDocument/2006/relationships" xmlns:m="http://schemas.openxmlformats.org/officeDocument/2006/math" xmlns:v="urn:schemas-microsoft-com:vml" xmlns:wp14="http://schemas.microsoft.com/office/word/2010/wordprocessingDrawing" xmlns:wp="http://schemas.openxmlformats.org/drawingml/2006/wordprocessingDrawing" xmlns:w10="urn:schemas-microsoft-com:office:word" xmlns:w="http://schemas.openxmlformats.org/wordprocessingml/2006/main" xmlns:w14="http://schemas.microsoft.com/office/word/2010/wordml" xmlns:w15="http://schemas.microsoft.com/office/word/2012/wordml" xmlns:w16cex="http://schemas.microsoft.com/office/word/2018/wordml/cex" xmlns:w16cid="http://schemas.microsoft.com/office/word/2016/wordml/cid" xmlns:w16="http://schemas.microsoft.com/office/word/2018/wordml" xmlns:w16sdtdh="http://schemas.microsoft.com/office/word/2020/wordml/sdtdatahash" xmlns:w16se="http://schemas.microsoft.com/office/word/2015/wordml/symex" xmlns:wpg="http://schemas.microsoft.com/office/word/2010/wordprocessingGroup" xmlns:wpi="http://schemas.microsoft.com/office/word/2010/wordprocessingInk" xmlns:wne="http://schemas.microsoft.com/office/word/2006/wordml" xmlns:wps="http://schemas.microsoft.com/office/word/2010/wordprocessingShape" mc:Ignorable="w14 w15 w16se w16cid w16 w16cex w16sdtdh wp14">
   <w:p>
     <w:pPr>
+      <w:pStyle w:val="afff4"/>
+      <w:rPr>
+        <w:lang w:val="en-US"/>
+      </w:rPr>
+    </w:pPr>
+  </w:p>
+  <w:p>
+    <w:pPr>
+      <w:pStyle w:val="afff4"/>
+      <w:tabs>
+        <w:tab w:val="clear" w:pos="4677"/>
+        <w:tab w:val="clear" w:pos="9355"/>
+        <w:tab w:val="center" w:pos="1937"/>
+      </w:tabs>
+      <w:jc w:val="right"/>
+      <w:rPr>
+        <w:lang w:val="en-US"/>
+      </w:rPr>
+    </w:pPr>
+    <w:r>
+      <w:rPr>
+        <w:noProof/>
+      </w:rPr>
+      <w:drawing>
+        <wp:inline distT="0" distB="0" distL="0" distR="0" wp14:anchorId="2C1CEA65" wp14:editId="4D801B47">
+          <wp:extent cx="2728595" cy="554134"/>
+          <wp:effectExtent l="0" t="0" r="0" b="0"/>
+          <wp:docPr id="1" name="Рисунок 1"/>
+          <wp:cNvGraphicFramePr>
+            <a:graphicFrameLocks xmlns:a="http://schemas.openxmlformats.org/drawingml/2006/main" noChangeAspect="1"/>
+          </wp:cNvGraphicFramePr>
+          <a:graphic xmlns:a="http://schemas.openxmlformats.org/drawingml/2006/main">
+            <a:graphicData uri="http://schemas.openxmlformats.org/drawingml/2006/picture">
+              <pic:pic xmlns:pic="http://schemas.openxmlformats.org/drawingml/2006/picture">
+                <pic:nvPicPr>
+                  <pic:cNvPr id="2" name="Рисунок 2"/>
+                  <pic:cNvPicPr/>
+                </pic:nvPicPr>
+                <pic:blipFill>
+                  <a:blip r:embed="rId1">
+                    <a:extLst>
+                      <a:ext uri="{96DAC541-7B7A-43D3-8B79-37D633B846F1}">
+                        <asvg:svgBlip xmlns:asvg="http://schemas.microsoft.com/office/drawing/2016/SVG/main" r:embed="rId2"/>
+                      </a:ext>
+                    </a:extLst>
+                  </a:blip>
+                  <a:stretch>
+                    <a:fillRect/>
+                  </a:stretch>
+                </pic:blipFill>
+                <pic:spPr>
+                  <a:xfrm>
+                    <a:off x="0" y="0"/>
+                    <a:ext cx="3083994" cy="626310"/>
+                  </a:xfrm>
+                  <a:prstGeom prst="rect">
+                    <a:avLst/>
+                  </a:prstGeom>
+                </pic:spPr>
+              </pic:pic>
+            </a:graphicData>
+          </a:graphic>
+        </wp:inline>
+      </w:drawing>
+    </w:r>
+  </w:p>
+  <w:p>
+    <w:pPr>
+      <w:pStyle w:val="afff4"/>
       <w:pBdr>
-        <w:bottom w:val="single" w:sz="4" w:space="1" w:color="auto"/>
+        <w:bottom w:val="single" w:sz="12" w:space="1" w:color="365F91" w:themeColor="accent1" w:themeShade="BF"/>
       </w:pBdr>
       <w:tabs>
-        <w:tab w:val="right" w:pos="10206"/>
+        <w:tab w:val="clear" w:pos="4677"/>
+        <w:tab w:val="clear" w:pos="9355"/>
+        <w:tab w:val="center" w:pos="1937"/>
       </w:tabs>
-      <w:spacing w:before="240"/>
-      <w:jc w:val="both"/>
-      <w:rPr>
-        <w:rStyle w:val="afff1"/>
-        <w:lang w:val="en-US"/>
-      </w:rPr>
-    </w:pPr>
+    </w:pPr>
+  </w:p>
+</w:hdr>
+</file>
+
+<file path=word/header4.xml><?xml version="1.0" encoding="utf-8"?>
+<w:hdr xmlns:wpc="http://schemas.microsoft.com/office/word/2010/wordprocessingCanvas" xmlns:cx="http://schemas.microsoft.com/office/drawing/2014/chartex" xmlns:cx1="http://schemas.microsoft.com/office/drawing/2015/9/8/chartex" xmlns:cx2="http://schemas.microsoft.com/office/drawing/2015/10/21/chartex" xmlns:cx3="http://schemas.microsoft.com/office/drawing/2016/5/9/chartex" xmlns:cx4="http://schemas.microsoft.com/office/drawing/2016/5/10/chartex" xmlns:cx5="http://schemas.microsoft.com/office/drawing/2016/5/11/chartex" xmlns:cx6="http://schemas.microsoft.com/office/drawing/2016/5/12/chartex" xmlns:cx7="http://schemas.microsoft.com/office/drawing/2016/5/13/chartex" xmlns:cx8="http://schemas.microsoft.com/office/drawing/2016/5/14/chartex" xmlns:mc="http://schemas.openxmlformats.org/markup-compatibility/2006" xmlns:aink="http://schemas.microsoft.com/office/drawing/2016/ink" xmlns:am3d="http://schemas.microsoft.com/office/drawing/2017/model3d" xmlns:o="urn:schemas-microsoft-com:office:office" xmlns:oel="http://schemas.microsoft.com/office/2019/extlst" xmlns:r="http://schemas.openxmlformats.org/officeDocument/2006/relationships" xmlns:m="http://schemas.openxmlformats.org/officeDocument/2006/math" xmlns:v="urn:schemas-microsoft-com:vml" xmlns:wp14="http://schemas.microsoft.com/office/word/2010/wordprocessingDrawing" xmlns:wp="http://schemas.openxmlformats.org/drawingml/2006/wordprocessingDrawing" xmlns:w10="urn:schemas-microsoft-com:office:word" xmlns:w="http://schemas.openxmlformats.org/wordprocessingml/2006/main" xmlns:w14="http://schemas.microsoft.com/office/word/2010/wordml" xmlns:w15="http://schemas.microsoft.com/office/word/2012/wordml" xmlns:w16cex="http://schemas.microsoft.com/office/word/2018/wordml/cex" xmlns:w16cid="http://schemas.microsoft.com/office/word/2016/wordml/cid" xmlns:w16="http://schemas.microsoft.com/office/word/2018/wordml" xmlns:w16sdtdh="http://schemas.microsoft.com/office/word/2020/wordml/sdtdatahash" xmlns:w16se="http://schemas.microsoft.com/office/word/2015/wordml/symex" xmlns:wpg="http://schemas.microsoft.com/office/word/2010/wordprocessingGroup" xmlns:wpi="http://schemas.microsoft.com/office/word/2010/wordprocessingInk" xmlns:wne="http://schemas.microsoft.com/office/word/2006/wordml" xmlns:wps="http://schemas.microsoft.com/office/word/2010/wordprocessingShape" mc:Ignorable="w14 w15 w16se w16cid w16 w16cex w16sdtdh wp14">
+  <w:p>
+    <w:pPr>
+      <w:pStyle w:val="afff4"/>
+      <w:pBdr>
+        <w:bottom w:val="single" w:sz="12" w:space="1" w:color="365F91" w:themeColor="accent1" w:themeShade="BF"/>
+      </w:pBdr>
+      <w:ind w:right="-1"/>
+      <w:jc w:val="right"/>
+      <w:rPr>
+        <w:rStyle w:val="afff2"/>
+        <w:bCs w:val="0"/>
+        <w:sz w:val="20"/>
+        <w:szCs w:val="16"/>
+      </w:rPr>
+    </w:pPr>
+    <w:proofErr w:type="gramStart"/>
     <w:r>
       <w:rPr>
-        <w:rStyle w:val="afff1"/>
-        <w:lang w:val="en-US"/>
-      </w:rPr>
-      <w:t>{</w:t>
+        <w:rStyle w:val="afff2"/>
+        <w:bCs w:val="0"/>
+        <w:sz w:val="20"/>
+        <w:szCs w:val="16"/>
+      </w:rPr>
+      <w:t xml:space="preserve">{{ </w:t>
+    </w:r>
+    <w:proofErr w:type="spellStart"/>
+    <w:r>
+      <w:rPr>
+        <w:rStyle w:val="afff2"/>
+        <w:bCs w:val="0"/>
+        <w:sz w:val="20"/>
+        <w:szCs w:val="16"/>
+      </w:rPr>
+      <w:t>code</w:t>
+    </w:r>
+    <w:proofErr w:type="spellEnd"/>
+    <w:proofErr w:type="gramEnd"/>
+    <w:r>
+      <w:rPr>
+        <w:rStyle w:val="afff2"/>
+        <w:bCs w:val="0"/>
+        <w:sz w:val="20"/>
+        <w:szCs w:val="16"/>
+      </w:rPr>
+      <w:t xml:space="preserve"> }}</w:t>
     </w:r>
     <w:r>
       <w:rPr>
-        <w:rStyle w:val="afff1"/>
-        <w:lang w:val="en-US"/>
-      </w:rPr>
-      <w:t>{</w:t>
+        <w:rStyle w:val="afff2"/>
+        <w:bCs w:val="0"/>
+        <w:sz w:val="20"/>
+        <w:szCs w:val="16"/>
+      </w:rPr>
+      <w:ptab w:relativeTo="margin" w:alignment="center" w:leader="none"/>
     </w:r>
     <w:r>
       <w:rPr>
-        <w:rStyle w:val="afff1"/>
-        <w:lang w:val="en-US"/>
-      </w:rPr>
-      <w:t xml:space="preserve"> code</w:t>
+        <w:rStyle w:val="afff2"/>
+        <w:bCs w:val="0"/>
+        <w:color w:val="A6A6A6" w:themeColor="background1" w:themeShade="A6"/>
+        <w:sz w:val="20"/>
+        <w:szCs w:val="16"/>
+      </w:rPr>
+      <w:t xml:space="preserve">{{ </w:t>
     </w:r>
+    <w:proofErr w:type="spellStart"/>
     <w:r>
       <w:rPr>
-        <w:rStyle w:val="afff1"/>
-        <w:lang w:val="en-US"/>
-      </w:rPr>
-      <w:t xml:space="preserve"> </w:t>
+        <w:rStyle w:val="afff2"/>
+        <w:bCs w:val="0"/>
+        <w:color w:val="A6A6A6" w:themeColor="background1" w:themeShade="A6"/>
+        <w:sz w:val="20"/>
+        <w:szCs w:val="16"/>
+      </w:rPr>
+      <w:t>colontile</w:t>
     </w:r>
+    <w:proofErr w:type="spellEnd"/>
     <w:r>
       <w:rPr>
-        <w:rStyle w:val="afff1"/>
-        <w:lang w:val="en-US"/>
+        <w:rStyle w:val="afff2"/>
+        <w:bCs w:val="0"/>
+        <w:color w:val="A6A6A6" w:themeColor="background1" w:themeShade="A6"/>
+        <w:sz w:val="20"/>
+        <w:szCs w:val="16"/>
       </w:rPr>
       <w:t>}}</w:t>
     </w:r>
     <w:r>
       <w:rPr>
-        <w:rStyle w:val="afff1"/>
-        <w:lang w:val="en-US"/>
-      </w:rPr>
-      <w:t xml:space="preserve"> {</w:t>
+        <w:rStyle w:val="afff2"/>
+        <w:bCs w:val="0"/>
+        <w:sz w:val="20"/>
+        <w:szCs w:val="16"/>
+      </w:rPr>
+      <w:ptab w:relativeTo="margin" w:alignment="right" w:leader="none"/>
     </w:r>
     <w:r>
       <w:rPr>
-        <w:rStyle w:val="afff1"/>
-        <w:lang w:val="en-US"/>
-      </w:rPr>
-      <w:t xml:space="preserve">{ </w:t>
+        <w:rStyle w:val="afff2"/>
+        <w:bCs w:val="0"/>
+        <w:sz w:val="20"/>
+        <w:szCs w:val="16"/>
+      </w:rPr>
+      <w:t xml:space="preserve">{{ </w:t>
+    </w:r>
+    <w:proofErr w:type="spellStart"/>
+    <w:r>
+      <w:rPr>
+        <w:rStyle w:val="afff2"/>
+        <w:bCs w:val="0"/>
+        <w:sz w:val="20"/>
+        <w:szCs w:val="16"/>
+      </w:rPr>
+      <w:t>device_name</w:t>
+    </w:r>
+    <w:proofErr w:type="spellEnd"/>
+    <w:r>
+      <w:rPr>
+        <w:rStyle w:val="afff2"/>
+        <w:bCs w:val="0"/>
+        <w:sz w:val="20"/>
+        <w:szCs w:val="16"/>
+      </w:rPr>
+      <w:t xml:space="preserve"> }}</w:t>
+    </w:r>
+  </w:p>
+</w:hdr>
+</file>
+
+<file path=word/header5.xml><?xml version="1.0" encoding="utf-8"?>
+<w:hdr xmlns:wpc="http://schemas.microsoft.com/office/word/2010/wordprocessingCanvas" xmlns:cx="http://schemas.microsoft.com/office/drawing/2014/chartex" xmlns:cx1="http://schemas.microsoft.com/office/drawing/2015/9/8/chartex" xmlns:cx2="http://schemas.microsoft.com/office/drawing/2015/10/21/chartex" xmlns:cx3="http://schemas.microsoft.com/office/drawing/2016/5/9/chartex" xmlns:cx4="http://schemas.microsoft.com/office/drawing/2016/5/10/chartex" xmlns:cx5="http://schemas.microsoft.com/office/drawing/2016/5/11/chartex" xmlns:cx6="http://schemas.microsoft.com/office/drawing/2016/5/12/chartex" xmlns:cx7="http://schemas.microsoft.com/office/drawing/2016/5/13/chartex" xmlns:cx8="http://schemas.microsoft.com/office/drawing/2016/5/14/chartex" xmlns:mc="http://schemas.openxmlformats.org/markup-compatibility/2006" xmlns:aink="http://schemas.microsoft.com/office/drawing/2016/ink" xmlns:am3d="http://schemas.microsoft.com/office/drawing/2017/model3d" xmlns:o="urn:schemas-microsoft-com:office:office" xmlns:oel="http://schemas.microsoft.com/office/2019/extlst" xmlns:r="http://schemas.openxmlformats.org/officeDocument/2006/relationships" xmlns:m="http://schemas.openxmlformats.org/officeDocument/2006/math" xmlns:v="urn:schemas-microsoft-com:vml" xmlns:wp14="http://schemas.microsoft.com/office/word/2010/wordprocessingDrawing" xmlns:wp="http://schemas.openxmlformats.org/drawingml/2006/wordprocessingDrawing" xmlns:w10="urn:schemas-microsoft-com:office:word" xmlns:w="http://schemas.openxmlformats.org/wordprocessingml/2006/main" xmlns:w14="http://schemas.microsoft.com/office/word/2010/wordml" xmlns:w15="http://schemas.microsoft.com/office/word/2012/wordml" xmlns:w16cex="http://schemas.microsoft.com/office/word/2018/wordml/cex" xmlns:w16cid="http://schemas.microsoft.com/office/word/2016/wordml/cid" xmlns:w16="http://schemas.microsoft.com/office/word/2018/wordml" xmlns:w16sdtdh="http://schemas.microsoft.com/office/word/2020/wordml/sdtdatahash" xmlns:w16se="http://schemas.microsoft.com/office/word/2015/wordml/symex" xmlns:wpg="http://schemas.microsoft.com/office/word/2010/wordprocessingGroup" xmlns:wpi="http://schemas.microsoft.com/office/word/2010/wordprocessingInk" xmlns:wne="http://schemas.microsoft.com/office/word/2006/wordml" xmlns:wps="http://schemas.microsoft.com/office/word/2010/wordprocessingShape" mc:Ignorable="w14 w15 w16se w16cid w16 w16cex w16sdtdh wp14">
+  <w:p>
+    <w:pPr>
+      <w:pStyle w:val="afff4"/>
+      <w:pBdr>
+        <w:bottom w:val="single" w:sz="12" w:space="1" w:color="365F91" w:themeColor="accent1" w:themeShade="BF"/>
+      </w:pBdr>
+      <w:ind w:right="-1"/>
+      <w:jc w:val="right"/>
+      <w:rPr>
+        <w:rStyle w:val="afff2"/>
+        <w:bCs w:val="0"/>
+        <w:sz w:val="20"/>
+        <w:szCs w:val="16"/>
+      </w:rPr>
+    </w:pPr>
+    <w:proofErr w:type="gramStart"/>
+    <w:r>
+      <w:rPr>
+        <w:rStyle w:val="afff2"/>
+        <w:bCs w:val="0"/>
+        <w:sz w:val="20"/>
+        <w:szCs w:val="16"/>
+      </w:rPr>
+      <w:t xml:space="preserve">{{ </w:t>
+    </w:r>
+    <w:proofErr w:type="spellStart"/>
+    <w:r>
+      <w:rPr>
+        <w:rStyle w:val="afff2"/>
+        <w:bCs w:val="0"/>
+        <w:sz w:val="20"/>
+        <w:szCs w:val="16"/>
+      </w:rPr>
+      <w:t>code</w:t>
+    </w:r>
+    <w:proofErr w:type="spellEnd"/>
+    <w:proofErr w:type="gramEnd"/>
+    <w:r>
+      <w:rPr>
+        <w:rStyle w:val="afff2"/>
+        <w:bCs w:val="0"/>
+        <w:sz w:val="20"/>
+        <w:szCs w:val="16"/>
+      </w:rPr>
+      <w:t xml:space="preserve"> }}</w:t>
     </w:r>
     <w:r>
       <w:rPr>
-        <w:rStyle w:val="afff1"/>
-        <w:lang w:val="en-US"/>
-      </w:rPr>
-      <w:t>colontile}}</w:t>
+        <w:rStyle w:val="afff2"/>
+        <w:bCs w:val="0"/>
+        <w:sz w:val="20"/>
+        <w:szCs w:val="16"/>
+      </w:rPr>
+      <w:ptab w:relativeTo="margin" w:alignment="center" w:leader="none"/>
     </w:r>
     <w:r>
       <w:rPr>
-        <w:rStyle w:val="afff1"/>
-        <w:lang w:val="en-US"/>
-      </w:rPr>
-      <w:tab/>
+        <w:rStyle w:val="afff2"/>
+        <w:bCs w:val="0"/>
+        <w:color w:val="A6A6A6" w:themeColor="background1" w:themeShade="A6"/>
+        <w:sz w:val="20"/>
+        <w:szCs w:val="16"/>
+      </w:rPr>
+      <w:t xml:space="preserve">{{ </w:t>
+    </w:r>
+    <w:proofErr w:type="spellStart"/>
+    <w:r>
+      <w:rPr>
+        <w:rStyle w:val="afff2"/>
+        <w:bCs w:val="0"/>
+        <w:color w:val="A6A6A6" w:themeColor="background1" w:themeShade="A6"/>
+        <w:sz w:val="20"/>
+        <w:szCs w:val="16"/>
+      </w:rPr>
+      <w:t>colontile</w:t>
+    </w:r>
+    <w:proofErr w:type="spellEnd"/>
+    <w:r>
+      <w:rPr>
+        <w:rStyle w:val="afff2"/>
+        <w:bCs w:val="0"/>
+        <w:color w:val="A6A6A6" w:themeColor="background1" w:themeShade="A6"/>
+        <w:sz w:val="20"/>
+        <w:szCs w:val="16"/>
+      </w:rPr>
+      <w:t>}}</w:t>
     </w:r>
     <w:r>
       <w:rPr>
-        <w:rStyle w:val="afff1"/>
-        <w:lang w:val="en-US"/>
-      </w:rPr>
-      <w:t>{</w:t>
+        <w:rStyle w:val="afff2"/>
+        <w:bCs w:val="0"/>
+        <w:sz w:val="20"/>
+        <w:szCs w:val="16"/>
+      </w:rPr>
+      <w:ptab w:relativeTo="margin" w:alignment="right" w:leader="none"/>
     </w:r>
     <w:r>
       <w:rPr>
-        <w:rStyle w:val="afff1"/>
-        <w:lang w:val="en-US"/>
-      </w:rPr>
-      <w:t>{</w:t>
+        <w:rStyle w:val="afff2"/>
+        <w:bCs w:val="0"/>
+        <w:sz w:val="20"/>
+        <w:szCs w:val="16"/>
+      </w:rPr>
+      <w:t xml:space="preserve">{{ </w:t>
     </w:r>
+    <w:proofErr w:type="spellStart"/>
     <w:r>
       <w:rPr>
-        <w:rStyle w:val="afff1"/>
-        <w:lang w:val="en-US"/>
-      </w:rPr>
-      <w:t xml:space="preserve"> </w:t>
+        <w:rStyle w:val="afff2"/>
+        <w:bCs w:val="0"/>
+        <w:sz w:val="20"/>
+        <w:szCs w:val="16"/>
+      </w:rPr>
+      <w:t>device_name</w:t>
     </w:r>
+    <w:proofErr w:type="spellEnd"/>
     <w:r>
       <w:rPr>
-        <w:rStyle w:val="afff1"/>
-        <w:lang w:val="en-US"/>
-      </w:rPr>
-      <w:t>device_</w:t>
-    </w:r>
-    <w:r>
-      <w:rPr>
-        <w:rStyle w:val="afff1"/>
-        <w:lang w:val="en-US"/>
-      </w:rPr>
-      <w:t>name }}</w:t>
+        <w:rStyle w:val="afff2"/>
+        <w:bCs w:val="0"/>
+        <w:sz w:val="20"/>
+        <w:szCs w:val="16"/>
+      </w:rPr>
+      <w:t xml:space="preserve"> }}</w:t>
     </w:r>
   </w:p>
 </w:hdr>
@@ -3939,7 +4283,7 @@
   <w:abstractNum w:abstractNumId="15" w15:restartNumberingAfterBreak="0">
     <w:nsid w:val="30C070CE"/>
     <w:multiLevelType w:val="multilevel"/>
-    <w:tmpl w:val="01E86774"/>
+    <w:tmpl w:val="60AE836C"/>
     <w:lvl w:ilvl="0">
       <w:start w:val="1"/>
       <w:numFmt w:val="decimal"/>
@@ -3951,7 +4295,8 @@
         <w:ind w:left="357" w:hanging="357"/>
       </w:pPr>
       <w:rPr>
-        <w:rFonts w:cs="Times New Roman"/>
+        <w:rFonts w:cs="Times New Roman" w:hint="default"/>
+        <w:b/>
         <w:i w:val="0"/>
         <w:iCs w:val="0"/>
         <w:caps w:val="0"/>
@@ -4008,7 +4353,8 @@
         <w:ind w:left="357" w:hanging="357"/>
       </w:pPr>
       <w:rPr>
-        <w:rFonts w:cs="Times New Roman"/>
+        <w:rFonts w:cs="Times New Roman" w:hint="default"/>
+        <w:b/>
         <w:i w:val="0"/>
         <w:iCs w:val="0"/>
         <w:caps w:val="0"/>
@@ -4065,8 +4411,8 @@
         <w:ind w:left="357" w:hanging="357"/>
       </w:pPr>
       <w:rPr>
-        <w:rFonts w:cs="Times New Roman"/>
-        <w:b w:val="0"/>
+        <w:rFonts w:cs="Times New Roman" w:hint="default"/>
+        <w:b/>
         <w:i w:val="0"/>
         <w:iCs w:val="0"/>
         <w:caps w:val="0"/>
@@ -4394,6 +4740,98 @@
     </w:lvl>
   </w:abstractNum>
   <w:abstractNum w:abstractNumId="18" w15:restartNumberingAfterBreak="0">
+    <w:nsid w:val="37601EE1"/>
+    <w:multiLevelType w:val="hybridMultilevel"/>
+    <w:tmpl w:val="C7D24832"/>
+    <w:lvl w:ilvl="0" w:tplc="8B943E7E">
+      <w:start w:val="1"/>
+      <w:numFmt w:val="decimal"/>
+      <w:pStyle w:val="3old"/>
+      <w:lvlText w:val="%1.1.1"/>
+      <w:lvlJc w:val="left"/>
+      <w:pPr>
+        <w:ind w:left="720" w:hanging="360"/>
+      </w:pPr>
+      <w:rPr>
+        <w:rFonts w:hint="default"/>
+        <w:b/>
+        <w:i w:val="0"/>
+      </w:rPr>
+    </w:lvl>
+    <w:lvl w:ilvl="1" w:tplc="04190019" w:tentative="1">
+      <w:start w:val="1"/>
+      <w:numFmt w:val="lowerLetter"/>
+      <w:lvlText w:val="%2."/>
+      <w:lvlJc w:val="left"/>
+      <w:pPr>
+        <w:ind w:left="1440" w:hanging="360"/>
+      </w:pPr>
+    </w:lvl>
+    <w:lvl w:ilvl="2" w:tplc="0419001B" w:tentative="1">
+      <w:start w:val="1"/>
+      <w:numFmt w:val="lowerRoman"/>
+      <w:lvlText w:val="%3."/>
+      <w:lvlJc w:val="right"/>
+      <w:pPr>
+        <w:ind w:left="2160" w:hanging="180"/>
+      </w:pPr>
+    </w:lvl>
+    <w:lvl w:ilvl="3" w:tplc="0419000F" w:tentative="1">
+      <w:start w:val="1"/>
+      <w:numFmt w:val="decimal"/>
+      <w:lvlText w:val="%4."/>
+      <w:lvlJc w:val="left"/>
+      <w:pPr>
+        <w:ind w:left="2880" w:hanging="360"/>
+      </w:pPr>
+    </w:lvl>
+    <w:lvl w:ilvl="4" w:tplc="04190019" w:tentative="1">
+      <w:start w:val="1"/>
+      <w:numFmt w:val="lowerLetter"/>
+      <w:lvlText w:val="%5."/>
+      <w:lvlJc w:val="left"/>
+      <w:pPr>
+        <w:ind w:left="3600" w:hanging="360"/>
+      </w:pPr>
+    </w:lvl>
+    <w:lvl w:ilvl="5" w:tplc="0419001B" w:tentative="1">
+      <w:start w:val="1"/>
+      <w:numFmt w:val="lowerRoman"/>
+      <w:lvlText w:val="%6."/>
+      <w:lvlJc w:val="right"/>
+      <w:pPr>
+        <w:ind w:left="4320" w:hanging="180"/>
+      </w:pPr>
+    </w:lvl>
+    <w:lvl w:ilvl="6" w:tplc="0419000F" w:tentative="1">
+      <w:start w:val="1"/>
+      <w:numFmt w:val="decimal"/>
+      <w:lvlText w:val="%7."/>
+      <w:lvlJc w:val="left"/>
+      <w:pPr>
+        <w:ind w:left="5040" w:hanging="360"/>
+      </w:pPr>
+    </w:lvl>
+    <w:lvl w:ilvl="7" w:tplc="04190019" w:tentative="1">
+      <w:start w:val="1"/>
+      <w:numFmt w:val="lowerLetter"/>
+      <w:lvlText w:val="%8."/>
+      <w:lvlJc w:val="left"/>
+      <w:pPr>
+        <w:ind w:left="5760" w:hanging="360"/>
+      </w:pPr>
+    </w:lvl>
+    <w:lvl w:ilvl="8" w:tplc="0419001B" w:tentative="1">
+      <w:start w:val="1"/>
+      <w:numFmt w:val="lowerRoman"/>
+      <w:lvlText w:val="%9."/>
+      <w:lvlJc w:val="right"/>
+      <w:pPr>
+        <w:ind w:left="6480" w:hanging="180"/>
+      </w:pPr>
+    </w:lvl>
+  </w:abstractNum>
+  <w:abstractNum w:abstractNumId="19" w15:restartNumberingAfterBreak="0">
     <w:nsid w:val="37782466"/>
     <w:multiLevelType w:val="hybridMultilevel"/>
     <w:tmpl w:val="55A8637A"/>
@@ -4483,7 +4921,7 @@
       </w:pPr>
     </w:lvl>
   </w:abstractNum>
-  <w:abstractNum w:abstractNumId="19" w15:restartNumberingAfterBreak="0">
+  <w:abstractNum w:abstractNumId="20" w15:restartNumberingAfterBreak="0">
     <w:nsid w:val="38654138"/>
     <w:multiLevelType w:val="multilevel"/>
     <w:tmpl w:val="AA96CC38"/>
@@ -4618,7 +5056,7 @@
       </w:rPr>
     </w:lvl>
   </w:abstractNum>
-  <w:abstractNum w:abstractNumId="20" w15:restartNumberingAfterBreak="0">
+  <w:abstractNum w:abstractNumId="21" w15:restartNumberingAfterBreak="0">
     <w:nsid w:val="3A806FE2"/>
     <w:multiLevelType w:val="hybridMultilevel"/>
     <w:tmpl w:val="55A8637A"/>
@@ -4708,7 +5146,7 @@
       </w:pPr>
     </w:lvl>
   </w:abstractNum>
-  <w:abstractNum w:abstractNumId="21" w15:restartNumberingAfterBreak="0">
+  <w:abstractNum w:abstractNumId="22" w15:restartNumberingAfterBreak="0">
     <w:nsid w:val="3F9B6C2E"/>
     <w:multiLevelType w:val="hybridMultilevel"/>
     <w:tmpl w:val="55A8637A"/>
@@ -4798,7 +5236,7 @@
       </w:pPr>
     </w:lvl>
   </w:abstractNum>
-  <w:abstractNum w:abstractNumId="22" w15:restartNumberingAfterBreak="0">
+  <w:abstractNum w:abstractNumId="23" w15:restartNumberingAfterBreak="0">
     <w:nsid w:val="41CF6D96"/>
     <w:multiLevelType w:val="hybridMultilevel"/>
     <w:tmpl w:val="55A8637A"/>
@@ -4888,7 +5326,7 @@
       </w:pPr>
     </w:lvl>
   </w:abstractNum>
-  <w:abstractNum w:abstractNumId="23" w15:restartNumberingAfterBreak="0">
+  <w:abstractNum w:abstractNumId="24" w15:restartNumberingAfterBreak="0">
     <w:nsid w:val="42F73AF4"/>
     <w:multiLevelType w:val="hybridMultilevel"/>
     <w:tmpl w:val="55A8637A"/>
@@ -4978,7 +5416,7 @@
       </w:pPr>
     </w:lvl>
   </w:abstractNum>
-  <w:abstractNum w:abstractNumId="24" w15:restartNumberingAfterBreak="0">
+  <w:abstractNum w:abstractNumId="25" w15:restartNumberingAfterBreak="0">
     <w:nsid w:val="459F2701"/>
     <w:multiLevelType w:val="multilevel"/>
     <w:tmpl w:val="A48036AE"/>
@@ -5121,7 +5559,7 @@
       </w:rPr>
     </w:lvl>
   </w:abstractNum>
-  <w:abstractNum w:abstractNumId="25" w15:restartNumberingAfterBreak="0">
+  <w:abstractNum w:abstractNumId="26" w15:restartNumberingAfterBreak="0">
     <w:nsid w:val="4AE45126"/>
     <w:multiLevelType w:val="multilevel"/>
     <w:tmpl w:val="7E8E8020"/>
@@ -5263,7 +5701,7 @@
       </w:rPr>
     </w:lvl>
   </w:abstractNum>
-  <w:abstractNum w:abstractNumId="26" w15:restartNumberingAfterBreak="0">
+  <w:abstractNum w:abstractNumId="27" w15:restartNumberingAfterBreak="0">
     <w:nsid w:val="4F012B3F"/>
     <w:multiLevelType w:val="hybridMultilevel"/>
     <w:tmpl w:val="55A8637A"/>
@@ -5353,7 +5791,7 @@
       </w:pPr>
     </w:lvl>
   </w:abstractNum>
-  <w:abstractNum w:abstractNumId="27" w15:restartNumberingAfterBreak="0">
+  <w:abstractNum w:abstractNumId="28" w15:restartNumberingAfterBreak="0">
     <w:nsid w:val="53BE5BDD"/>
     <w:multiLevelType w:val="multilevel"/>
     <w:tmpl w:val="763A0C4E"/>
@@ -5486,7 +5924,7 @@
       </w:rPr>
     </w:lvl>
   </w:abstractNum>
-  <w:abstractNum w:abstractNumId="28" w15:restartNumberingAfterBreak="0">
+  <w:abstractNum w:abstractNumId="29" w15:restartNumberingAfterBreak="0">
     <w:nsid w:val="543F35AD"/>
     <w:multiLevelType w:val="multilevel"/>
     <w:tmpl w:val="051ED0C4"/>
@@ -5577,7 +6015,7 @@
       </w:pPr>
     </w:lvl>
   </w:abstractNum>
-  <w:abstractNum w:abstractNumId="29" w15:restartNumberingAfterBreak="0">
+  <w:abstractNum w:abstractNumId="30" w15:restartNumberingAfterBreak="0">
     <w:nsid w:val="65D74793"/>
     <w:multiLevelType w:val="multilevel"/>
     <w:tmpl w:val="E0A0DCC2"/>
@@ -5668,7 +6106,7 @@
       </w:pPr>
     </w:lvl>
   </w:abstractNum>
-  <w:abstractNum w:abstractNumId="30" w15:restartNumberingAfterBreak="0">
+  <w:abstractNum w:abstractNumId="31" w15:restartNumberingAfterBreak="0">
     <w:nsid w:val="67631314"/>
     <w:multiLevelType w:val="hybridMultilevel"/>
     <w:tmpl w:val="55A8637A"/>
@@ -5758,7 +6196,7 @@
       </w:pPr>
     </w:lvl>
   </w:abstractNum>
-  <w:abstractNum w:abstractNumId="31" w15:restartNumberingAfterBreak="0">
+  <w:abstractNum w:abstractNumId="32" w15:restartNumberingAfterBreak="0">
     <w:nsid w:val="69DF5FAE"/>
     <w:multiLevelType w:val="hybridMultilevel"/>
     <w:tmpl w:val="55A8637A"/>
@@ -5848,7 +6286,7 @@
       </w:pPr>
     </w:lvl>
   </w:abstractNum>
-  <w:abstractNum w:abstractNumId="32" w15:restartNumberingAfterBreak="0">
+  <w:abstractNum w:abstractNumId="33" w15:restartNumberingAfterBreak="0">
     <w:nsid w:val="746926BE"/>
     <w:multiLevelType w:val="hybridMultilevel"/>
     <w:tmpl w:val="55A8637A"/>
@@ -5938,7 +6376,7 @@
       </w:pPr>
     </w:lvl>
   </w:abstractNum>
-  <w:abstractNum w:abstractNumId="33" w15:restartNumberingAfterBreak="0">
+  <w:abstractNum w:abstractNumId="34" w15:restartNumberingAfterBreak="0">
     <w:nsid w:val="796153C0"/>
     <w:multiLevelType w:val="hybridMultilevel"/>
     <w:tmpl w:val="456CB3DC"/>
@@ -6029,7 +6467,7 @@
       </w:pPr>
     </w:lvl>
   </w:abstractNum>
-  <w:abstractNum w:abstractNumId="34" w15:restartNumberingAfterBreak="0">
+  <w:abstractNum w:abstractNumId="35" w15:restartNumberingAfterBreak="0">
     <w:nsid w:val="79E2341E"/>
     <w:multiLevelType w:val="hybridMultilevel"/>
     <w:tmpl w:val="55A8637A"/>
@@ -6123,16 +6561,16 @@
     <w:abstractNumId w:val="8"/>
   </w:num>
   <w:num w:numId="2" w16cid:durableId="1770389669">
-    <w:abstractNumId w:val="19"/>
+    <w:abstractNumId w:val="20"/>
   </w:num>
   <w:num w:numId="3" w16cid:durableId="440416075">
-    <w:abstractNumId w:val="27"/>
+    <w:abstractNumId w:val="28"/>
   </w:num>
   <w:num w:numId="4" w16cid:durableId="832531979">
     <w:abstractNumId w:val="12"/>
   </w:num>
   <w:num w:numId="5" w16cid:durableId="1616206315">
-    <w:abstractNumId w:val="24"/>
+    <w:abstractNumId w:val="25"/>
   </w:num>
   <w:num w:numId="6" w16cid:durableId="241379521">
     <w:abstractNumId w:val="15"/>
@@ -6147,13 +6585,13 @@
     </w:lvlOverride>
   </w:num>
   <w:num w:numId="9" w16cid:durableId="1985620233">
-    <w:abstractNumId w:val="33"/>
+    <w:abstractNumId w:val="34"/>
   </w:num>
   <w:num w:numId="10" w16cid:durableId="1193109343">
     <w:abstractNumId w:val="9"/>
   </w:num>
   <w:num w:numId="11" w16cid:durableId="182060031">
-    <w:abstractNumId w:val="25"/>
+    <w:abstractNumId w:val="26"/>
     <w:lvlOverride w:ilvl="0">
       <w:lvl w:ilvl="0">
         <w:start w:val="1"/>
@@ -6489,16 +6927,16 @@
     <w:abstractNumId w:val="17"/>
   </w:num>
   <w:num w:numId="21" w16cid:durableId="1799834727">
-    <w:abstractNumId w:val="28"/>
+    <w:abstractNumId w:val="29"/>
   </w:num>
   <w:num w:numId="22" w16cid:durableId="613056206">
-    <w:abstractNumId w:val="29"/>
+    <w:abstractNumId w:val="30"/>
   </w:num>
   <w:num w:numId="23" w16cid:durableId="1713378219">
     <w:abstractNumId w:val="13"/>
   </w:num>
   <w:num w:numId="24" w16cid:durableId="146166759">
-    <w:abstractNumId w:val="25"/>
+    <w:abstractNumId w:val="26"/>
   </w:num>
   <w:num w:numId="25" w16cid:durableId="902376188">
     <w:abstractNumId w:val="15"/>
@@ -6561,19 +6999,19 @@
     </w:lvlOverride>
   </w:num>
   <w:num w:numId="27" w16cid:durableId="2141142806">
-    <w:abstractNumId w:val="20"/>
+    <w:abstractNumId w:val="21"/>
   </w:num>
   <w:num w:numId="28" w16cid:durableId="124858556">
     <w:abstractNumId w:val="6"/>
   </w:num>
   <w:num w:numId="29" w16cid:durableId="1223638431">
-    <w:abstractNumId w:val="23"/>
+    <w:abstractNumId w:val="24"/>
   </w:num>
   <w:num w:numId="30" w16cid:durableId="824785319">
-    <w:abstractNumId w:val="30"/>
+    <w:abstractNumId w:val="31"/>
   </w:num>
   <w:num w:numId="31" w16cid:durableId="75783541">
-    <w:abstractNumId w:val="18"/>
+    <w:abstractNumId w:val="19"/>
   </w:num>
   <w:num w:numId="32" w16cid:durableId="1494029657">
     <w:abstractNumId w:val="2"/>
@@ -6582,22 +7020,28 @@
     <w:abstractNumId w:val="7"/>
   </w:num>
   <w:num w:numId="34" w16cid:durableId="1543862904">
+    <w:abstractNumId w:val="23"/>
+  </w:num>
+  <w:num w:numId="35" w16cid:durableId="1560436928">
+    <w:abstractNumId w:val="35"/>
+  </w:num>
+  <w:num w:numId="36" w16cid:durableId="2082675221">
+    <w:abstractNumId w:val="27"/>
+  </w:num>
+  <w:num w:numId="37" w16cid:durableId="1160149076">
     <w:abstractNumId w:val="22"/>
   </w:num>
-  <w:num w:numId="35" w16cid:durableId="1560436928">
-    <w:abstractNumId w:val="34"/>
+  <w:num w:numId="38" w16cid:durableId="240452958">
+    <w:abstractNumId w:val="33"/>
   </w:num>
-  <w:num w:numId="36" w16cid:durableId="2082675221">
-    <w:abstractNumId w:val="26"/>
-  </w:num>
-  <w:num w:numId="37" w16cid:durableId="1160149076">
-    <w:abstractNumId w:val="21"/>
-  </w:num>
-  <w:num w:numId="38" w16cid:durableId="240452958">
+  <w:num w:numId="39" w16cid:durableId="689185366">
     <w:abstractNumId w:val="32"/>
   </w:num>
-  <w:num w:numId="39" w16cid:durableId="689185366">
-    <w:abstractNumId w:val="31"/>
+  <w:num w:numId="40" w16cid:durableId="319189690">
+    <w:abstractNumId w:val="1"/>
+  </w:num>
+  <w:num w:numId="41" w16cid:durableId="1968314173">
+    <w:abstractNumId w:val="18"/>
   </w:num>
   <w:numIdMacAtCleanup w:val="22"/>
 </w:numbering>
@@ -7325,7 +7769,7 @@
     <w:basedOn w:val="af"/>
     <w:link w:val="15"/>
     <w:qFormat/>
-    <w:rsid w:val="00C50FC1"/>
+    <w:rsid w:val="00A92DC4"/>
     <w:pPr>
       <w:pageBreakBefore/>
       <w:numPr>
@@ -7339,7 +7783,7 @@
       <w:b/>
       <w:bCs/>
       <w:noProof/>
-      <w:color w:val="0B6436"/>
+      <w:color w:val="365F91" w:themeColor="accent1" w:themeShade="BF"/>
       <w:szCs w:val="22"/>
       <w:lang w:val="en-US"/>
     </w:rPr>
@@ -7348,13 +7792,13 @@
     <w:name w:val="ДОК Заголовок 1 Знак"/>
     <w:basedOn w:val="af0"/>
     <w:link w:val="11"/>
-    <w:rsid w:val="00C50FC1"/>
+    <w:rsid w:val="00A92DC4"/>
     <w:rPr>
       <w:rFonts w:ascii="Arial Narrow" w:eastAsia="Times New Roman" w:hAnsi="Arial Narrow" w:cs="Times New Roman"/>
       <w:b/>
       <w:bCs/>
       <w:noProof/>
-      <w:color w:val="0B6436"/>
+      <w:color w:val="365F91" w:themeColor="accent1" w:themeShade="BF"/>
       <w:sz w:val="24"/>
       <w:lang w:val="en-US" w:eastAsia="ru-RU"/>
     </w:rPr>
@@ -7364,7 +7808,7 @@
     <w:basedOn w:val="af"/>
     <w:link w:val="24"/>
     <w:qFormat/>
-    <w:rsid w:val="00432B2E"/>
+    <w:rsid w:val="00A92DC4"/>
     <w:pPr>
       <w:keepNext/>
       <w:numPr>
@@ -7380,7 +7824,7 @@
       <w:bCs/>
       <w:noProof/>
       <w:snapToGrid w:val="0"/>
-      <w:color w:val="0B6436"/>
+      <w:color w:val="365F91" w:themeColor="accent1" w:themeShade="BF"/>
       <w:szCs w:val="22"/>
     </w:rPr>
   </w:style>
@@ -7388,31 +7832,30 @@
     <w:name w:val="ДОК Заголовок 2 Знак"/>
     <w:basedOn w:val="af0"/>
     <w:link w:val="20"/>
-    <w:rsid w:val="00432B2E"/>
+    <w:rsid w:val="00A92DC4"/>
     <w:rPr>
       <w:rFonts w:ascii="Arial Narrow" w:eastAsia="Times New Roman" w:hAnsi="Arial Narrow" w:cs="Times New Roman"/>
       <w:b/>
       <w:bCs/>
       <w:noProof/>
       <w:snapToGrid w:val="0"/>
-      <w:color w:val="0B6436"/>
+      <w:color w:val="365F91" w:themeColor="accent1" w:themeShade="BF"/>
       <w:sz w:val="24"/>
       <w:lang w:eastAsia="ru-RU"/>
     </w:rPr>
   </w:style>
-  <w:style w:type="paragraph" w:customStyle="1" w:styleId="30">
-    <w:name w:val="ДОК Заголовок 3"/>
+  <w:style w:type="paragraph" w:customStyle="1" w:styleId="3old">
+    <w:name w:val="ДОК Заголовок 3 (old)"/>
     <w:basedOn w:val="af"/>
-    <w:link w:val="33"/>
-    <w:qFormat/>
-    <w:rsid w:val="00432B2E"/>
+    <w:link w:val="3old0"/>
+    <w:rsid w:val="00B469A5"/>
     <w:pPr>
       <w:keepNext/>
       <w:numPr>
-        <w:ilvl w:val="2"/>
-        <w:numId w:val="6"/>
+        <w:numId w:val="41"/>
       </w:numPr>
       <w:spacing w:before="60" w:after="60"/>
+      <w:ind w:left="357" w:hanging="357"/>
       <w:contextualSpacing/>
       <w:outlineLvl w:val="2"/>
     </w:pPr>
@@ -7420,21 +7863,21 @@
       <w:b/>
       <w:bCs/>
       <w:noProof/>
-      <w:color w:val="0B6436"/>
+      <w:color w:val="365F91" w:themeColor="accent1" w:themeShade="BF"/>
       <w:szCs w:val="22"/>
     </w:rPr>
   </w:style>
-  <w:style w:type="character" w:customStyle="1" w:styleId="33">
-    <w:name w:val="ДОК Заголовок 3 Знак"/>
+  <w:style w:type="character" w:customStyle="1" w:styleId="3old0">
+    <w:name w:val="ДОК Заголовок 3 (old) Знак"/>
     <w:basedOn w:val="af0"/>
-    <w:link w:val="30"/>
-    <w:rsid w:val="00432B2E"/>
+    <w:link w:val="3old"/>
+    <w:rsid w:val="00B469A5"/>
     <w:rPr>
       <w:rFonts w:ascii="Arial Narrow" w:eastAsia="Times New Roman" w:hAnsi="Arial Narrow" w:cs="Times New Roman"/>
       <w:b/>
       <w:bCs/>
       <w:noProof/>
-      <w:color w:val="0B6436"/>
+      <w:color w:val="365F91" w:themeColor="accent1" w:themeShade="BF"/>
       <w:sz w:val="24"/>
       <w:lang w:eastAsia="ru-RU"/>
     </w:rPr>
@@ -7576,11 +8019,11 @@
     <w:name w:val="ДОК Титульник Вид Документации"/>
     <w:basedOn w:val="af"/>
     <w:qFormat/>
-    <w:rsid w:val="00CA7DB3"/>
+    <w:rsid w:val="00E1162A"/>
     <w:rPr>
       <w:b/>
       <w:bCs/>
-      <w:color w:val="0B6436"/>
+      <w:color w:val="1E4973"/>
       <w:sz w:val="36"/>
       <w:szCs w:val="36"/>
     </w:rPr>
@@ -7635,6 +8078,7 @@
   <w:style w:type="paragraph" w:customStyle="1" w:styleId="aff3">
     <w:name w:val="ДОК Титульник Объект"/>
     <w:basedOn w:val="af"/>
+    <w:link w:val="aff4"/>
     <w:qFormat/>
     <w:rsid w:val="00495A4F"/>
     <w:pPr>
@@ -7647,7 +8091,7 @@
       <w:sz w:val="40"/>
     </w:rPr>
   </w:style>
-  <w:style w:type="paragraph" w:customStyle="1" w:styleId="aff4">
+  <w:style w:type="paragraph" w:customStyle="1" w:styleId="aff5">
     <w:name w:val="ДОК Титульник Организация"/>
     <w:basedOn w:val="af"/>
     <w:next w:val="af"/>
@@ -7667,7 +8111,7 @@
       <w:lang w:val="en-US"/>
     </w:rPr>
   </w:style>
-  <w:style w:type="paragraph" w:customStyle="1" w:styleId="aff5">
+  <w:style w:type="paragraph" w:customStyle="1" w:styleId="aff6">
     <w:name w:val="ДОК Титульник Шифр"/>
     <w:basedOn w:val="af"/>
     <w:qFormat/>
@@ -7682,7 +8126,7 @@
       <w:sz w:val="28"/>
     </w:rPr>
   </w:style>
-  <w:style w:type="table" w:styleId="aff6">
+  <w:style w:type="table" w:styleId="aff7">
     <w:name w:val="Table Grid"/>
     <w:basedOn w:val="af1"/>
     <w:uiPriority w:val="59"/>
@@ -7717,10 +8161,10 @@
       <w:lang w:eastAsia="ru-RU"/>
     </w:rPr>
   </w:style>
-  <w:style w:type="paragraph" w:styleId="aff7">
+  <w:style w:type="paragraph" w:styleId="aff8">
     <w:name w:val="Balloon Text"/>
     <w:basedOn w:val="af"/>
-    <w:link w:val="aff8"/>
+    <w:link w:val="aff9"/>
     <w:uiPriority w:val="99"/>
     <w:semiHidden/>
     <w:unhideWhenUsed/>
@@ -7731,10 +8175,10 @@
       <w:szCs w:val="16"/>
     </w:rPr>
   </w:style>
-  <w:style w:type="character" w:customStyle="1" w:styleId="aff8">
+  <w:style w:type="character" w:customStyle="1" w:styleId="aff9">
     <w:name w:val="Текст выноски Знак"/>
     <w:basedOn w:val="af0"/>
-    <w:link w:val="aff7"/>
+    <w:link w:val="aff8"/>
     <w:uiPriority w:val="99"/>
     <w:semiHidden/>
     <w:rsid w:val="004C1A74"/>
@@ -7807,7 +8251,7 @@
   </w:style>
   <w:style w:type="paragraph" w:customStyle="1" w:styleId="af7">
     <w:name w:val="ДОК Базовый"/>
-    <w:link w:val="aff9"/>
+    <w:link w:val="affa"/>
     <w:qFormat/>
     <w:rsid w:val="00AE3671"/>
     <w:pPr>
@@ -7821,7 +8265,7 @@
       <w:lang w:eastAsia="ru-RU"/>
     </w:rPr>
   </w:style>
-  <w:style w:type="character" w:customStyle="1" w:styleId="aff9">
+  <w:style w:type="character" w:customStyle="1" w:styleId="affa">
     <w:name w:val="ДОК Базовый Знак"/>
     <w:basedOn w:val="af0"/>
     <w:link w:val="af7"/>
@@ -7853,10 +8297,10 @@
       <w:lang w:val="en-US"/>
     </w:rPr>
   </w:style>
-  <w:style w:type="paragraph" w:customStyle="1" w:styleId="affa">
+  <w:style w:type="paragraph" w:customStyle="1" w:styleId="affb">
     <w:name w:val="ДОК Таблица Заголовок"/>
     <w:basedOn w:val="af"/>
-    <w:link w:val="affb"/>
+    <w:link w:val="affc"/>
     <w:qFormat/>
     <w:rsid w:val="00901804"/>
     <w:pPr>
@@ -7874,48 +8318,48 @@
     <w:name w:val="ДОК Таблица Название"/>
     <w:basedOn w:val="af7"/>
     <w:qFormat/>
-    <w:rsid w:val="003F788C"/>
+    <w:rsid w:val="00406B63"/>
     <w:pPr>
       <w:keepNext/>
       <w:numPr>
         <w:ilvl w:val="4"/>
         <w:numId w:val="6"/>
       </w:numPr>
-      <w:spacing w:before="120" w:after="120"/>
-    </w:pPr>
-  </w:style>
-  <w:style w:type="paragraph" w:customStyle="1" w:styleId="affc">
+      <w:spacing w:after="120"/>
+    </w:pPr>
+  </w:style>
+  <w:style w:type="paragraph" w:customStyle="1" w:styleId="affd">
     <w:name w:val="ДОК Таблица Текст"/>
     <w:basedOn w:val="af7"/>
-    <w:link w:val="affd"/>
+    <w:link w:val="affe"/>
     <w:qFormat/>
     <w:rsid w:val="00901804"/>
     <w:rPr>
       <w:rFonts w:eastAsia="Arial Unicode MS"/>
     </w:rPr>
   </w:style>
-  <w:style w:type="paragraph" w:customStyle="1" w:styleId="affe">
+  <w:style w:type="paragraph" w:customStyle="1" w:styleId="afff">
     <w:name w:val="ДОК Таблица Текст Справа"/>
-    <w:basedOn w:val="affc"/>
+    <w:basedOn w:val="affd"/>
     <w:qFormat/>
     <w:rsid w:val="00901804"/>
     <w:pPr>
       <w:jc w:val="right"/>
     </w:pPr>
   </w:style>
-  <w:style w:type="paragraph" w:customStyle="1" w:styleId="afff">
+  <w:style w:type="paragraph" w:customStyle="1" w:styleId="afff0">
     <w:name w:val="ДОК Таблица Текст Центр"/>
-    <w:basedOn w:val="affc"/>
+    <w:basedOn w:val="affd"/>
     <w:qFormat/>
     <w:rsid w:val="00901804"/>
     <w:pPr>
       <w:jc w:val="center"/>
     </w:pPr>
   </w:style>
-  <w:style w:type="paragraph" w:customStyle="1" w:styleId="afff0">
+  <w:style w:type="paragraph" w:customStyle="1" w:styleId="afff1">
     <w:name w:val="ДОК Текст"/>
     <w:basedOn w:val="af7"/>
-    <w:link w:val="afff1"/>
+    <w:link w:val="afff2"/>
     <w:qFormat/>
     <w:rsid w:val="00901804"/>
     <w:pPr>
@@ -7980,9 +8424,9 @@
       <w:b w:val="0"/>
     </w:rPr>
   </w:style>
-  <w:style w:type="paragraph" w:styleId="34">
+  <w:style w:type="paragraph" w:styleId="33">
     <w:name w:val="toc 3"/>
-    <w:basedOn w:val="30"/>
+    <w:basedOn w:val="3old"/>
     <w:next w:val="af"/>
     <w:autoRedefine/>
     <w:uiPriority w:val="39"/>
@@ -7990,7 +8434,6 @@
     <w:rsid w:val="00713EFA"/>
     <w:pPr>
       <w:numPr>
-        <w:ilvl w:val="0"/>
         <w:numId w:val="0"/>
       </w:numPr>
       <w:tabs>
@@ -8006,7 +8449,7 @@
       <w:iCs/>
     </w:rPr>
   </w:style>
-  <w:style w:type="character" w:styleId="afff2">
+  <w:style w:type="character" w:styleId="afff3">
     <w:name w:val="Hyperlink"/>
     <w:basedOn w:val="af0"/>
     <w:uiPriority w:val="99"/>
@@ -8029,10 +8472,10 @@
       <w:ind w:left="600"/>
     </w:pPr>
   </w:style>
-  <w:style w:type="paragraph" w:styleId="afff3">
+  <w:style w:type="paragraph" w:styleId="afff4">
     <w:name w:val="header"/>
     <w:basedOn w:val="af"/>
-    <w:link w:val="afff4"/>
+    <w:link w:val="afff5"/>
     <w:uiPriority w:val="99"/>
     <w:unhideWhenUsed/>
     <w:rsid w:val="00495A4F"/>
@@ -8043,10 +8486,10 @@
       </w:tabs>
     </w:pPr>
   </w:style>
-  <w:style w:type="character" w:customStyle="1" w:styleId="afff4">
+  <w:style w:type="character" w:customStyle="1" w:styleId="afff5">
     <w:name w:val="Верхний колонтитул Знак"/>
     <w:basedOn w:val="af0"/>
-    <w:link w:val="afff3"/>
+    <w:link w:val="afff4"/>
     <w:uiPriority w:val="99"/>
     <w:rsid w:val="00495A4F"/>
     <w:rPr>
@@ -8056,10 +8499,10 @@
       <w:lang w:eastAsia="ru-RU"/>
     </w:rPr>
   </w:style>
-  <w:style w:type="paragraph" w:styleId="afff5">
+  <w:style w:type="paragraph" w:styleId="afff6">
     <w:name w:val="footer"/>
     <w:basedOn w:val="af"/>
-    <w:link w:val="afff6"/>
+    <w:link w:val="afff7"/>
     <w:uiPriority w:val="99"/>
     <w:unhideWhenUsed/>
     <w:rsid w:val="00495A4F"/>
@@ -8070,10 +8513,10 @@
       </w:tabs>
     </w:pPr>
   </w:style>
-  <w:style w:type="character" w:customStyle="1" w:styleId="afff6">
+  <w:style w:type="character" w:customStyle="1" w:styleId="afff7">
     <w:name w:val="Нижний колонтитул Знак"/>
     <w:basedOn w:val="af0"/>
-    <w:link w:val="afff5"/>
+    <w:link w:val="afff6"/>
     <w:uiPriority w:val="99"/>
     <w:rsid w:val="00495A4F"/>
     <w:rPr>
@@ -8083,10 +8526,10 @@
       <w:lang w:eastAsia="ru-RU"/>
     </w:rPr>
   </w:style>
-  <w:style w:type="character" w:customStyle="1" w:styleId="affd">
+  <w:style w:type="character" w:customStyle="1" w:styleId="affe">
     <w:name w:val="ДОК Таблица Текст Знак"/>
-    <w:basedOn w:val="aff9"/>
-    <w:link w:val="affc"/>
+    <w:basedOn w:val="affa"/>
+    <w:link w:val="affd"/>
     <w:rsid w:val="00697B2E"/>
     <w:rPr>
       <w:rFonts w:ascii="Arial Narrow" w:eastAsia="Arial Unicode MS" w:hAnsi="Arial Narrow" w:cs="Times New Roman"/>
@@ -8095,10 +8538,10 @@
       <w:lang w:eastAsia="ru-RU"/>
     </w:rPr>
   </w:style>
-  <w:style w:type="character" w:customStyle="1" w:styleId="afff1">
+  <w:style w:type="character" w:customStyle="1" w:styleId="afff2">
     <w:name w:val="ДОК Текст Знак"/>
-    <w:basedOn w:val="aff9"/>
-    <w:link w:val="afff0"/>
+    <w:basedOn w:val="affa"/>
+    <w:link w:val="afff1"/>
     <w:rsid w:val="00697B2E"/>
     <w:rPr>
       <w:rFonts w:ascii="Arial Narrow" w:eastAsia="Times New Roman" w:hAnsi="Arial Narrow" w:cs="Times New Roman"/>
@@ -8107,7 +8550,7 @@
       <w:lang w:eastAsia="ru-RU"/>
     </w:rPr>
   </w:style>
-  <w:style w:type="character" w:styleId="afff7">
+  <w:style w:type="character" w:styleId="afff8">
     <w:name w:val="Placeholder Text"/>
     <w:basedOn w:val="af0"/>
     <w:uiPriority w:val="99"/>
@@ -8117,7 +8560,7 @@
       <w:color w:val="808080"/>
     </w:rPr>
   </w:style>
-  <w:style w:type="paragraph" w:styleId="afff8">
+  <w:style w:type="paragraph" w:styleId="afff9">
     <w:name w:val="caption"/>
     <w:basedOn w:val="af"/>
     <w:next w:val="af"/>
@@ -8136,7 +8579,7 @@
       <w:szCs w:val="18"/>
     </w:rPr>
   </w:style>
-  <w:style w:type="paragraph" w:styleId="afff9">
+  <w:style w:type="paragraph" w:styleId="afffa">
     <w:name w:val="List Paragraph"/>
     <w:basedOn w:val="af"/>
     <w:uiPriority w:val="34"/>
@@ -8237,10 +8680,10 @@
       <w:szCs w:val="22"/>
     </w:rPr>
   </w:style>
-  <w:style w:type="paragraph" w:styleId="afffa">
+  <w:style w:type="paragraph" w:styleId="afffb">
     <w:name w:val="Body Text Indent"/>
     <w:basedOn w:val="af"/>
-    <w:link w:val="afffb"/>
+    <w:link w:val="afffc"/>
     <w:rsid w:val="00CA60A9"/>
     <w:pPr>
       <w:spacing w:line="360" w:lineRule="auto"/>
@@ -8254,10 +8697,10 @@
       <w:szCs w:val="24"/>
     </w:rPr>
   </w:style>
-  <w:style w:type="character" w:customStyle="1" w:styleId="afffb">
+  <w:style w:type="character" w:customStyle="1" w:styleId="afffc">
     <w:name w:val="Основной текст с отступом Знак"/>
     <w:basedOn w:val="af0"/>
-    <w:link w:val="afffa"/>
+    <w:link w:val="afffb"/>
     <w:rsid w:val="00CA60A9"/>
     <w:rPr>
       <w:rFonts w:ascii="Arial" w:eastAsia="Times New Roman" w:hAnsi="Arial" w:cs="Arial"/>
@@ -8268,10 +8711,10 @@
       <w:lang w:eastAsia="ru-RU"/>
     </w:rPr>
   </w:style>
-  <w:style w:type="paragraph" w:styleId="afffc">
+  <w:style w:type="paragraph" w:styleId="afffd">
     <w:name w:val="Title"/>
     <w:basedOn w:val="af"/>
-    <w:link w:val="afffd"/>
+    <w:link w:val="afffe"/>
     <w:uiPriority w:val="10"/>
     <w:qFormat/>
     <w:rsid w:val="00881B8C"/>
@@ -8291,10 +8734,10 @@
       <w:sz w:val="22"/>
     </w:rPr>
   </w:style>
-  <w:style w:type="character" w:customStyle="1" w:styleId="afffd">
+  <w:style w:type="character" w:customStyle="1" w:styleId="afffe">
     <w:name w:val="Заголовок Знак"/>
     <w:basedOn w:val="af0"/>
-    <w:link w:val="afffc"/>
+    <w:link w:val="afffd"/>
     <w:uiPriority w:val="10"/>
     <w:rsid w:val="00881B8C"/>
     <w:rPr>
@@ -8304,7 +8747,7 @@
       <w:lang w:eastAsia="ru-RU"/>
     </w:rPr>
   </w:style>
-  <w:style w:type="character" w:styleId="afffe">
+  <w:style w:type="character" w:styleId="affff">
     <w:name w:val="page number"/>
     <w:basedOn w:val="af0"/>
     <w:semiHidden/>
@@ -8400,10 +8843,10 @@
       <w:lang w:val="en-GB" w:eastAsia="en-US"/>
     </w:rPr>
   </w:style>
-  <w:style w:type="paragraph" w:styleId="affff">
+  <w:style w:type="paragraph" w:styleId="affff0">
     <w:name w:val="Document Map"/>
     <w:basedOn w:val="af"/>
-    <w:link w:val="affff0"/>
+    <w:link w:val="affff1"/>
     <w:uiPriority w:val="99"/>
     <w:semiHidden/>
     <w:unhideWhenUsed/>
@@ -8417,10 +8860,10 @@
       <w:szCs w:val="16"/>
     </w:rPr>
   </w:style>
-  <w:style w:type="character" w:customStyle="1" w:styleId="affff0">
+  <w:style w:type="character" w:customStyle="1" w:styleId="affff1">
     <w:name w:val="Схема документа Знак"/>
     <w:basedOn w:val="af0"/>
-    <w:link w:val="affff"/>
+    <w:link w:val="affff0"/>
     <w:uiPriority w:val="99"/>
     <w:semiHidden/>
     <w:rsid w:val="00667F78"/>
@@ -8431,10 +8874,10 @@
       <w:lang w:eastAsia="ru-RU"/>
     </w:rPr>
   </w:style>
-  <w:style w:type="paragraph" w:styleId="affff1">
+  <w:style w:type="paragraph" w:styleId="affff2">
     <w:name w:val="Body Text"/>
     <w:basedOn w:val="af"/>
-    <w:link w:val="affff2"/>
+    <w:link w:val="affff3"/>
     <w:uiPriority w:val="99"/>
     <w:semiHidden/>
     <w:unhideWhenUsed/>
@@ -8443,10 +8886,10 @@
       <w:spacing w:after="120"/>
     </w:pPr>
   </w:style>
-  <w:style w:type="character" w:customStyle="1" w:styleId="affff2">
+  <w:style w:type="character" w:customStyle="1" w:styleId="affff3">
     <w:name w:val="Основной текст Знак"/>
     <w:basedOn w:val="af0"/>
-    <w:link w:val="affff1"/>
+    <w:link w:val="affff2"/>
     <w:uiPriority w:val="99"/>
     <w:semiHidden/>
     <w:rsid w:val="00667F78"/>
@@ -8457,11 +8900,11 @@
       <w:lang w:eastAsia="ru-RU"/>
     </w:rPr>
   </w:style>
-  <w:style w:type="paragraph" w:styleId="affff3">
+  <w:style w:type="paragraph" w:styleId="affff4">
     <w:name w:val="Subtitle"/>
     <w:basedOn w:val="af"/>
     <w:next w:val="af"/>
-    <w:link w:val="affff4"/>
+    <w:link w:val="affff5"/>
     <w:uiPriority w:val="11"/>
     <w:qFormat/>
     <w:rsid w:val="00667F78"/>
@@ -8476,10 +8919,10 @@
       <w:lang w:val="en-US" w:eastAsia="en-US" w:bidi="en-US"/>
     </w:rPr>
   </w:style>
-  <w:style w:type="character" w:customStyle="1" w:styleId="affff4">
+  <w:style w:type="character" w:customStyle="1" w:styleId="affff5">
     <w:name w:val="Подзаголовок Знак"/>
     <w:basedOn w:val="af0"/>
-    <w:link w:val="affff3"/>
+    <w:link w:val="affff4"/>
     <w:uiPriority w:val="11"/>
     <w:rsid w:val="00667F78"/>
     <w:rPr>
@@ -8489,7 +8932,7 @@
       <w:lang w:val="en-US" w:bidi="en-US"/>
     </w:rPr>
   </w:style>
-  <w:style w:type="character" w:styleId="affff5">
+  <w:style w:type="character" w:styleId="affff6">
     <w:name w:val="Strong"/>
     <w:basedOn w:val="af0"/>
     <w:uiPriority w:val="22"/>
@@ -8500,7 +8943,7 @@
       <w:bCs/>
     </w:rPr>
   </w:style>
-  <w:style w:type="character" w:styleId="affff6">
+  <w:style w:type="character" w:styleId="affff7">
     <w:name w:val="Emphasis"/>
     <w:basedOn w:val="af0"/>
     <w:uiPriority w:val="20"/>
@@ -8513,7 +8956,7 @@
       <w:iCs/>
     </w:rPr>
   </w:style>
-  <w:style w:type="paragraph" w:styleId="affff7">
+  <w:style w:type="paragraph" w:styleId="affff8">
     <w:name w:val="No Spacing"/>
     <w:basedOn w:val="af"/>
     <w:uiPriority w:val="1"/>
@@ -8560,11 +9003,11 @@
       <w:lang w:val="en-US" w:bidi="en-US"/>
     </w:rPr>
   </w:style>
-  <w:style w:type="paragraph" w:styleId="affff8">
+  <w:style w:type="paragraph" w:styleId="affff9">
     <w:name w:val="Intense Quote"/>
     <w:basedOn w:val="af"/>
     <w:next w:val="af"/>
-    <w:link w:val="affff9"/>
+    <w:link w:val="affffa"/>
     <w:uiPriority w:val="30"/>
     <w:qFormat/>
     <w:rsid w:val="00667F78"/>
@@ -8580,10 +9023,10 @@
       <w:lang w:val="en-US" w:eastAsia="en-US" w:bidi="en-US"/>
     </w:rPr>
   </w:style>
-  <w:style w:type="character" w:customStyle="1" w:styleId="affff9">
+  <w:style w:type="character" w:customStyle="1" w:styleId="affffa">
     <w:name w:val="Выделенная цитата Знак"/>
     <w:basedOn w:val="af0"/>
-    <w:link w:val="affff8"/>
+    <w:link w:val="affff9"/>
     <w:uiPriority w:val="30"/>
     <w:rsid w:val="00667F78"/>
     <w:rPr>
@@ -8594,7 +9037,7 @@
       <w:lang w:val="en-US" w:bidi="en-US"/>
     </w:rPr>
   </w:style>
-  <w:style w:type="character" w:styleId="affffa">
+  <w:style w:type="character" w:styleId="affffb">
     <w:name w:val="Subtle Emphasis"/>
     <w:uiPriority w:val="19"/>
     <w:qFormat/>
@@ -8604,7 +9047,7 @@
       <w:color w:val="5A5A5A" w:themeColor="text1" w:themeTint="A5"/>
     </w:rPr>
   </w:style>
-  <w:style w:type="character" w:styleId="affffb">
+  <w:style w:type="character" w:styleId="affffc">
     <w:name w:val="Intense Emphasis"/>
     <w:basedOn w:val="af0"/>
     <w:uiPriority w:val="21"/>
@@ -8618,7 +9061,7 @@
       <w:u w:val="single"/>
     </w:rPr>
   </w:style>
-  <w:style w:type="character" w:styleId="affffc">
+  <w:style w:type="character" w:styleId="affffd">
     <w:name w:val="Subtle Reference"/>
     <w:basedOn w:val="af0"/>
     <w:uiPriority w:val="31"/>
@@ -8630,7 +9073,7 @@
       <w:u w:val="single"/>
     </w:rPr>
   </w:style>
-  <w:style w:type="character" w:styleId="affffd">
+  <w:style w:type="character" w:styleId="affffe">
     <w:name w:val="Intense Reference"/>
     <w:basedOn w:val="af0"/>
     <w:uiPriority w:val="32"/>
@@ -8642,7 +9085,7 @@
       <w:u w:val="single"/>
     </w:rPr>
   </w:style>
-  <w:style w:type="character" w:styleId="affffe">
+  <w:style w:type="character" w:styleId="afffff">
     <w:name w:val="Book Title"/>
     <w:basedOn w:val="af0"/>
     <w:uiPriority w:val="33"/>
@@ -8656,7 +9099,7 @@
       <w:szCs w:val="24"/>
     </w:rPr>
   </w:style>
-  <w:style w:type="paragraph" w:styleId="afffff">
+  <w:style w:type="paragraph" w:styleId="afffff0">
     <w:name w:val="TOC Heading"/>
     <w:basedOn w:val="13"/>
     <w:next w:val="af"/>
@@ -8679,7 +9122,7 @@
       <w:lang w:val="en-US" w:eastAsia="en-US" w:bidi="en-US"/>
     </w:rPr>
   </w:style>
-  <w:style w:type="paragraph" w:customStyle="1" w:styleId="afffff0">
+  <w:style w:type="paragraph" w:customStyle="1" w:styleId="afffff1">
     <w:name w:val="ÒåêñòÎáû÷íûé"/>
     <w:rsid w:val="00667F78"/>
     <w:pPr>
@@ -8699,7 +9142,7 @@
       <w:lang w:eastAsia="ru-RU"/>
     </w:rPr>
   </w:style>
-  <w:style w:type="character" w:styleId="afffff1">
+  <w:style w:type="character" w:styleId="afffff2">
     <w:name w:val="FollowedHyperlink"/>
     <w:basedOn w:val="af0"/>
     <w:uiPriority w:val="99"/>
@@ -8711,7 +9154,7 @@
       <w:u w:val="single"/>
     </w:rPr>
   </w:style>
-  <w:style w:type="character" w:styleId="afffff2">
+  <w:style w:type="character" w:styleId="afffff3">
     <w:name w:val="annotation reference"/>
     <w:basedOn w:val="af0"/>
     <w:uiPriority w:val="99"/>
@@ -8723,10 +9166,10 @@
       <w:szCs w:val="16"/>
     </w:rPr>
   </w:style>
-  <w:style w:type="paragraph" w:styleId="afffff3">
+  <w:style w:type="paragraph" w:styleId="afffff4">
     <w:name w:val="annotation text"/>
     <w:basedOn w:val="af"/>
-    <w:link w:val="afffff4"/>
+    <w:link w:val="afffff5"/>
     <w:uiPriority w:val="99"/>
     <w:semiHidden/>
     <w:unhideWhenUsed/>
@@ -8735,10 +9178,10 @@
       <w:spacing w:line="240" w:lineRule="auto"/>
     </w:pPr>
   </w:style>
-  <w:style w:type="character" w:customStyle="1" w:styleId="afffff4">
+  <w:style w:type="character" w:customStyle="1" w:styleId="afffff5">
     <w:name w:val="Текст примечания Знак"/>
     <w:basedOn w:val="af0"/>
-    <w:link w:val="afffff3"/>
+    <w:link w:val="afffff4"/>
     <w:uiPriority w:val="99"/>
     <w:semiHidden/>
     <w:rsid w:val="00A328C2"/>
@@ -8749,11 +9192,11 @@
       <w:lang w:eastAsia="ru-RU"/>
     </w:rPr>
   </w:style>
-  <w:style w:type="paragraph" w:styleId="afffff5">
+  <w:style w:type="paragraph" w:styleId="afffff6">
     <w:name w:val="annotation subject"/>
-    <w:basedOn w:val="afffff3"/>
-    <w:next w:val="afffff3"/>
-    <w:link w:val="afffff6"/>
+    <w:basedOn w:val="afffff4"/>
+    <w:next w:val="afffff4"/>
+    <w:link w:val="afffff7"/>
     <w:uiPriority w:val="99"/>
     <w:semiHidden/>
     <w:unhideWhenUsed/>
@@ -8763,10 +9206,10 @@
       <w:bCs/>
     </w:rPr>
   </w:style>
-  <w:style w:type="character" w:customStyle="1" w:styleId="afffff6">
+  <w:style w:type="character" w:customStyle="1" w:styleId="afffff7">
     <w:name w:val="Тема примечания Знак"/>
-    <w:basedOn w:val="afffff4"/>
-    <w:link w:val="afffff5"/>
+    <w:basedOn w:val="afffff5"/>
+    <w:link w:val="afffff6"/>
     <w:uiPriority w:val="99"/>
     <w:semiHidden/>
     <w:rsid w:val="00A328C2"/>
@@ -8844,20 +9287,20 @@
       <w:lang w:eastAsia="ru-RU"/>
     </w:rPr>
   </w:style>
-  <w:style w:type="paragraph" w:customStyle="1" w:styleId="35">
+  <w:style w:type="paragraph" w:customStyle="1" w:styleId="34">
     <w:name w:val="Стиль3"/>
-    <w:basedOn w:val="affa"/>
-    <w:link w:val="36"/>
+    <w:basedOn w:val="affb"/>
+    <w:link w:val="35"/>
     <w:qFormat/>
     <w:rsid w:val="00B25A59"/>
     <w:rPr>
       <w:lang w:val="ru-RU"/>
     </w:rPr>
   </w:style>
-  <w:style w:type="character" w:customStyle="1" w:styleId="affb">
+  <w:style w:type="character" w:customStyle="1" w:styleId="affc">
     <w:name w:val="ДОК Таблица Заголовок Знак"/>
     <w:basedOn w:val="af0"/>
-    <w:link w:val="affa"/>
+    <w:link w:val="affb"/>
     <w:rsid w:val="00B25A59"/>
     <w:rPr>
       <w:rFonts w:ascii="Arial Narrow" w:eastAsia="Arial Unicode MS" w:hAnsi="Arial Narrow" w:cs="Times New Roman"/>
@@ -8867,10 +9310,10 @@
       <w:lang w:val="en-US" w:eastAsia="ru-RU"/>
     </w:rPr>
   </w:style>
-  <w:style w:type="character" w:customStyle="1" w:styleId="36">
+  <w:style w:type="character" w:customStyle="1" w:styleId="35">
     <w:name w:val="Стиль3 Знак"/>
-    <w:basedOn w:val="affb"/>
-    <w:link w:val="35"/>
+    <w:basedOn w:val="affc"/>
+    <w:link w:val="34"/>
     <w:rsid w:val="00B25A59"/>
     <w:rPr>
       <w:rFonts w:ascii="Arial Narrow" w:eastAsia="Arial Unicode MS" w:hAnsi="Arial Narrow" w:cs="Times New Roman"/>
@@ -8890,7 +9333,7 @@
     </w:pPr>
     <w:tblPr/>
   </w:style>
-  <w:style w:type="character" w:styleId="afffff7">
+  <w:style w:type="character" w:styleId="afffff8">
     <w:name w:val="line number"/>
     <w:basedOn w:val="af0"/>
     <w:uiPriority w:val="99"/>
@@ -8926,7 +9369,7 @@
   <w:style w:type="table" w:customStyle="1" w:styleId="29">
     <w:name w:val="Сетка таблицы2"/>
     <w:basedOn w:val="af1"/>
-    <w:next w:val="aff6"/>
+    <w:next w:val="aff7"/>
     <w:uiPriority w:val="59"/>
     <w:rsid w:val="00D76C1B"/>
     <w:pPr>
@@ -8949,7 +9392,7 @@
       </w:tblBorders>
     </w:tblPr>
   </w:style>
-  <w:style w:type="paragraph" w:customStyle="1" w:styleId="afffff8">
+  <w:style w:type="paragraph" w:customStyle="1" w:styleId="afffff9">
     <w:name w:val="ДОК Заголовок вкл в содержание"/>
     <w:basedOn w:val="af"/>
     <w:uiPriority w:val="9"/>
@@ -8972,10 +9415,10 @@
       <w:szCs w:val="22"/>
     </w:rPr>
   </w:style>
-  <w:style w:type="paragraph" w:customStyle="1" w:styleId="afffff9">
+  <w:style w:type="paragraph" w:customStyle="1" w:styleId="afffffa">
     <w:name w:val="ДОК Заголовок не вкл в содержание"/>
     <w:basedOn w:val="af"/>
-    <w:link w:val="afffffa"/>
+    <w:link w:val="afffffb"/>
     <w:qFormat/>
     <w:rsid w:val="00D76C1B"/>
     <w:pPr>
@@ -8994,7 +9437,7 @@
       <w:szCs w:val="22"/>
     </w:rPr>
   </w:style>
-  <w:style w:type="paragraph" w:customStyle="1" w:styleId="afffffb">
+  <w:style w:type="paragraph" w:customStyle="1" w:styleId="afffffc">
     <w:name w:val="ПРИЛ Текст"/>
     <w:basedOn w:val="af7"/>
     <w:qFormat/>
@@ -9012,7 +9455,7 @@
   </w:style>
   <w:style w:type="paragraph" w:customStyle="1" w:styleId="ab">
     <w:name w:val="ПРИЛ Заголовок"/>
-    <w:basedOn w:val="afffffb"/>
+    <w:basedOn w:val="afffffc"/>
     <w:next w:val="31-"/>
     <w:qFormat/>
     <w:rsid w:val="00D76C1B"/>
@@ -9031,7 +9474,7 @@
   </w:style>
   <w:style w:type="paragraph" w:customStyle="1" w:styleId="31-">
     <w:name w:val="ПРИЛ 3уров 1-раздел"/>
-    <w:basedOn w:val="afffffb"/>
+    <w:basedOn w:val="afffffc"/>
     <w:next w:val="af"/>
     <w:qFormat/>
     <w:rsid w:val="00D76C1B"/>
@@ -9049,7 +9492,7 @@
   </w:style>
   <w:style w:type="paragraph" w:customStyle="1" w:styleId="22-">
     <w:name w:val="ПРИЛ 2уров 2-подпункт"/>
-    <w:basedOn w:val="afffffb"/>
+    <w:basedOn w:val="afffffc"/>
     <w:qFormat/>
     <w:rsid w:val="00D76C1B"/>
     <w:pPr>
@@ -9061,7 +9504,7 @@
   </w:style>
   <w:style w:type="paragraph" w:customStyle="1" w:styleId="21-">
     <w:name w:val="ПРИЛ 2уров 1-пункт"/>
-    <w:basedOn w:val="afffffb"/>
+    <w:basedOn w:val="afffffc"/>
     <w:qFormat/>
     <w:rsid w:val="00D76C1B"/>
     <w:pPr>
@@ -9076,7 +9519,7 @@
   </w:style>
   <w:style w:type="paragraph" w:customStyle="1" w:styleId="32-">
     <w:name w:val="ПРИЛ 3уров 2-пункт"/>
-    <w:basedOn w:val="afffffb"/>
+    <w:basedOn w:val="afffffc"/>
     <w:qFormat/>
     <w:rsid w:val="00D76C1B"/>
     <w:pPr>
@@ -9091,7 +9534,7 @@
   </w:style>
   <w:style w:type="paragraph" w:customStyle="1" w:styleId="33-">
     <w:name w:val="ПРИЛ 3уров 3-подпункт"/>
-    <w:basedOn w:val="afffffb"/>
+    <w:basedOn w:val="afffffc"/>
     <w:qFormat/>
     <w:rsid w:val="00D76C1B"/>
     <w:pPr>
@@ -9107,7 +9550,7 @@
   <w:style w:type="paragraph" w:customStyle="1" w:styleId="ac">
     <w:name w:val="ПРИЛ Таблица Название"/>
     <w:basedOn w:val="af7"/>
-    <w:next w:val="afffffb"/>
+    <w:next w:val="afffffc"/>
     <w:qFormat/>
     <w:rsid w:val="00D76C1B"/>
     <w:pPr>
@@ -9125,8 +9568,8 @@
   </w:style>
   <w:style w:type="paragraph" w:customStyle="1" w:styleId="ad">
     <w:name w:val="ПРИЛ Рисунок Название"/>
-    <w:basedOn w:val="afffffb"/>
-    <w:next w:val="afffffb"/>
+    <w:basedOn w:val="afffffc"/>
+    <w:next w:val="afffffc"/>
     <w:qFormat/>
     <w:rsid w:val="00D76C1B"/>
     <w:pPr>
@@ -9141,7 +9584,7 @@
       <w:lang w:val="ru-RU"/>
     </w:rPr>
   </w:style>
-  <w:style w:type="paragraph" w:customStyle="1" w:styleId="afffffc">
+  <w:style w:type="paragraph" w:customStyle="1" w:styleId="afffffd">
     <w:name w:val="ДОК Рисунок Поле"/>
     <w:basedOn w:val="af7"/>
     <w:uiPriority w:val="99"/>
@@ -9158,9 +9601,9 @@
       <w:szCs w:val="28"/>
     </w:rPr>
   </w:style>
-  <w:style w:type="paragraph" w:customStyle="1" w:styleId="afffffd">
+  <w:style w:type="paragraph" w:customStyle="1" w:styleId="afffffe">
     <w:name w:val="ДОК Таблица Текст Нумерованный"/>
-    <w:basedOn w:val="affc"/>
+    <w:basedOn w:val="affd"/>
     <w:qFormat/>
     <w:rsid w:val="00D76C1B"/>
     <w:pPr>
@@ -9176,7 +9619,7 @@
   </w:style>
   <w:style w:type="paragraph" w:customStyle="1" w:styleId="-0">
     <w:name w:val="ДОК Таблица Текст список -"/>
-    <w:basedOn w:val="affc"/>
+    <w:basedOn w:val="affd"/>
     <w:uiPriority w:val="99"/>
     <w:rsid w:val="00D76C1B"/>
     <w:pPr>
@@ -9195,7 +9638,7 @@
   </w:style>
   <w:style w:type="paragraph" w:customStyle="1" w:styleId="120">
     <w:name w:val="ДОК Текст 12"/>
-    <w:basedOn w:val="afff0"/>
+    <w:basedOn w:val="afff1"/>
     <w:uiPriority w:val="99"/>
     <w:rsid w:val="00D76C1B"/>
     <w:pPr>
@@ -9220,7 +9663,7 @@
       <w:szCs w:val="20"/>
     </w:rPr>
   </w:style>
-  <w:style w:type="paragraph" w:customStyle="1" w:styleId="afffffe">
+  <w:style w:type="paragraph" w:customStyle="1" w:styleId="affffff">
     <w:name w:val="ДОК Базовый с маленьким интервалом"/>
     <w:basedOn w:val="af7"/>
     <w:uiPriority w:val="99"/>
@@ -9235,7 +9678,7 @@
       <w:szCs w:val="28"/>
     </w:rPr>
   </w:style>
-  <w:style w:type="paragraph" w:customStyle="1" w:styleId="affffff">
+  <w:style w:type="paragraph" w:customStyle="1" w:styleId="affffff0">
     <w:name w:val="ДОК Базовый с большим интервалом"/>
     <w:basedOn w:val="af7"/>
     <w:uiPriority w:val="99"/>
@@ -9251,7 +9694,7 @@
   </w:style>
   <w:style w:type="paragraph" w:customStyle="1" w:styleId="-">
     <w:name w:val="ДОК Текст список -"/>
-    <w:basedOn w:val="afff0"/>
+    <w:basedOn w:val="afff1"/>
     <w:link w:val="-1"/>
     <w:qFormat/>
     <w:rsid w:val="00D76C1B"/>
@@ -9270,7 +9713,7 @@
   </w:style>
   <w:style w:type="paragraph" w:customStyle="1" w:styleId="ae">
     <w:name w:val="ДОК Текст список абв"/>
-    <w:basedOn w:val="afff0"/>
+    <w:basedOn w:val="afff1"/>
     <w:uiPriority w:val="99"/>
     <w:rsid w:val="00D76C1B"/>
     <w:pPr>
@@ -9288,7 +9731,7 @@
   </w:style>
   <w:style w:type="paragraph" w:customStyle="1" w:styleId="341-">
     <w:name w:val="ДОК Текст 3/4уров 1-раздел"/>
-    <w:basedOn w:val="afff0"/>
+    <w:basedOn w:val="afff1"/>
     <w:next w:val="42-"/>
     <w:qFormat/>
     <w:rsid w:val="00D76C1B"/>
@@ -9307,7 +9750,7 @@
   </w:style>
   <w:style w:type="paragraph" w:customStyle="1" w:styleId="32-0">
     <w:name w:val="ДОК Текст 3уров 2-пункт"/>
-    <w:basedOn w:val="afff0"/>
+    <w:basedOn w:val="afff1"/>
     <w:uiPriority w:val="99"/>
     <w:rsid w:val="00D76C1B"/>
     <w:pPr>
@@ -9324,7 +9767,7 @@
   </w:style>
   <w:style w:type="paragraph" w:customStyle="1" w:styleId="42-">
     <w:name w:val="ДОК Текст 4уров 2-подраздел"/>
-    <w:basedOn w:val="afff0"/>
+    <w:basedOn w:val="afff1"/>
     <w:next w:val="43-"/>
     <w:qFormat/>
     <w:rsid w:val="00D76C1B"/>
@@ -9345,7 +9788,7 @@
   </w:style>
   <w:style w:type="paragraph" w:customStyle="1" w:styleId="33-0">
     <w:name w:val="ДОК Текст 3уров 3-подпункт"/>
-    <w:basedOn w:val="afff0"/>
+    <w:basedOn w:val="afff1"/>
     <w:uiPriority w:val="99"/>
     <w:rsid w:val="00D76C1B"/>
     <w:pPr>
@@ -9360,7 +9803,7 @@
   </w:style>
   <w:style w:type="paragraph" w:customStyle="1" w:styleId="43-">
     <w:name w:val="ДОК Текст 4уров 3-пункт"/>
-    <w:basedOn w:val="afff0"/>
+    <w:basedOn w:val="afff1"/>
     <w:uiPriority w:val="99"/>
     <w:rsid w:val="00D76C1B"/>
     <w:pPr>
@@ -9376,7 +9819,7 @@
   </w:style>
   <w:style w:type="paragraph" w:customStyle="1" w:styleId="44-">
     <w:name w:val="ДОК Текст 4уров 4-подпункт"/>
-    <w:basedOn w:val="afff0"/>
+    <w:basedOn w:val="afff1"/>
     <w:qFormat/>
     <w:rsid w:val="00D76C1B"/>
     <w:pPr>
@@ -9389,10 +9832,10 @@
       <w:szCs w:val="28"/>
     </w:rPr>
   </w:style>
-  <w:style w:type="paragraph" w:customStyle="1" w:styleId="affffff0">
+  <w:style w:type="paragraph" w:customStyle="1" w:styleId="affffff1">
     <w:name w:val="ДОК титул"/>
     <w:basedOn w:val="af7"/>
-    <w:link w:val="affffff1"/>
+    <w:link w:val="affffff2"/>
     <w:qFormat/>
     <w:rsid w:val="00D76C1B"/>
     <w:pPr>
@@ -9405,10 +9848,10 @@
       <w:szCs w:val="28"/>
     </w:rPr>
   </w:style>
-  <w:style w:type="table" w:customStyle="1" w:styleId="37">
+  <w:style w:type="table" w:customStyle="1" w:styleId="36">
     <w:name w:val="Сетка таблицы3"/>
     <w:basedOn w:val="af1"/>
-    <w:next w:val="aff6"/>
+    <w:next w:val="aff7"/>
     <w:uiPriority w:val="59"/>
     <w:rsid w:val="00D76C1B"/>
     <w:pPr>
@@ -9433,7 +9876,7 @@
   <w:style w:type="table" w:customStyle="1" w:styleId="46">
     <w:name w:val="Сетка таблицы4"/>
     <w:basedOn w:val="af1"/>
-    <w:next w:val="aff6"/>
+    <w:next w:val="aff7"/>
     <w:uiPriority w:val="59"/>
     <w:rsid w:val="00D76C1B"/>
     <w:pPr>
@@ -9471,7 +9914,7 @@
   <w:style w:type="table" w:customStyle="1" w:styleId="53">
     <w:name w:val="Сетка таблицы5"/>
     <w:basedOn w:val="af1"/>
-    <w:next w:val="aff6"/>
+    <w:next w:val="aff7"/>
     <w:uiPriority w:val="59"/>
     <w:rsid w:val="00D76C1B"/>
     <w:pPr>
@@ -9513,7 +9956,7 @@
       </w:numPr>
     </w:pPr>
   </w:style>
-  <w:style w:type="numbering" w:customStyle="1" w:styleId="affffff2">
+  <w:style w:type="numbering" w:customStyle="1" w:styleId="affffff3">
     <w:name w:val="Текст документа"/>
     <w:uiPriority w:val="99"/>
     <w:rsid w:val="00D76C1B"/>
@@ -9521,7 +9964,7 @@
   <w:style w:type="table" w:customStyle="1" w:styleId="63">
     <w:name w:val="Сетка таблицы6"/>
     <w:basedOn w:val="af1"/>
-    <w:next w:val="aff6"/>
+    <w:next w:val="aff7"/>
     <w:uiPriority w:val="59"/>
     <w:rsid w:val="00D76C1B"/>
     <w:pPr>
@@ -9543,9 +9986,9 @@
       </w:tblBorders>
     </w:tblPr>
   </w:style>
-  <w:style w:type="paragraph" w:customStyle="1" w:styleId="affffff3">
+  <w:style w:type="paragraph" w:customStyle="1" w:styleId="affffff4">
     <w:name w:val="ДОК Текст Центр"/>
-    <w:basedOn w:val="afff0"/>
+    <w:basedOn w:val="afff1"/>
     <w:qFormat/>
     <w:rsid w:val="00D76C1B"/>
     <w:pPr>
@@ -9735,7 +10178,7 @@
   <w:style w:type="table" w:customStyle="1" w:styleId="72">
     <w:name w:val="Сетка таблицы7"/>
     <w:basedOn w:val="af1"/>
-    <w:next w:val="aff6"/>
+    <w:next w:val="aff7"/>
     <w:uiPriority w:val="59"/>
     <w:rsid w:val="00D76C1B"/>
     <w:pPr>
@@ -9769,7 +10212,7 @@
   <w:style w:type="table" w:customStyle="1" w:styleId="92">
     <w:name w:val="Сетка таблицы9"/>
     <w:basedOn w:val="af1"/>
-    <w:next w:val="aff6"/>
+    <w:next w:val="aff7"/>
     <w:uiPriority w:val="59"/>
     <w:rsid w:val="00D76C1B"/>
     <w:pPr>
@@ -9794,7 +10237,7 @@
   <w:style w:type="table" w:customStyle="1" w:styleId="103">
     <w:name w:val="Сетка таблицы10"/>
     <w:basedOn w:val="af1"/>
-    <w:next w:val="aff6"/>
+    <w:next w:val="aff7"/>
     <w:uiPriority w:val="59"/>
     <w:rsid w:val="00D76C1B"/>
     <w:pPr>
@@ -9955,7 +10398,7 @@
   <w:style w:type="table" w:customStyle="1" w:styleId="110">
     <w:name w:val="Сетка таблицы11"/>
     <w:basedOn w:val="af1"/>
-    <w:next w:val="aff6"/>
+    <w:next w:val="aff7"/>
     <w:uiPriority w:val="59"/>
     <w:rsid w:val="00D76C1B"/>
     <w:pPr>
@@ -10013,7 +10456,7 @@
   <w:style w:type="table" w:customStyle="1" w:styleId="130">
     <w:name w:val="Сетка таблицы13"/>
     <w:basedOn w:val="af1"/>
-    <w:next w:val="aff6"/>
+    <w:next w:val="aff7"/>
     <w:uiPriority w:val="59"/>
     <w:rsid w:val="00D76C1B"/>
     <w:pPr>
@@ -10105,7 +10548,7 @@
       <w:szCs w:val="22"/>
     </w:rPr>
   </w:style>
-  <w:style w:type="paragraph" w:customStyle="1" w:styleId="38">
+  <w:style w:type="paragraph" w:customStyle="1" w:styleId="37">
     <w:name w:val="ДОК Текст ур3 пункт"/>
     <w:basedOn w:val="af"/>
     <w:qFormat/>
@@ -10156,9 +10599,9 @@
       <w:lang w:eastAsia="ru-RU"/>
     </w:rPr>
   </w:style>
-  <w:style w:type="character" w:customStyle="1" w:styleId="affffff4">
+  <w:style w:type="character" w:customStyle="1" w:styleId="affffff5">
     <w:name w:val="ДОК Таблица Нумерация Знак"/>
-    <w:basedOn w:val="affd"/>
+    <w:basedOn w:val="affe"/>
     <w:link w:val="a0"/>
     <w:uiPriority w:val="24"/>
     <w:locked/>
@@ -10173,8 +10616,8 @@
   </w:style>
   <w:style w:type="paragraph" w:customStyle="1" w:styleId="a0">
     <w:name w:val="ДОК Таблица Нумерация"/>
-    <w:basedOn w:val="affc"/>
-    <w:link w:val="affffff4"/>
+    <w:basedOn w:val="affd"/>
+    <w:link w:val="affffff5"/>
     <w:uiPriority w:val="24"/>
     <w:qFormat/>
     <w:rsid w:val="00D76C1B"/>
@@ -10205,10 +10648,10 @@
       <w:szCs w:val="24"/>
     </w:rPr>
   </w:style>
-  <w:style w:type="paragraph" w:styleId="affffff5">
+  <w:style w:type="paragraph" w:styleId="affffff6">
     <w:name w:val="footnote text"/>
     <w:basedOn w:val="af"/>
-    <w:link w:val="affffff6"/>
+    <w:link w:val="affffff7"/>
     <w:uiPriority w:val="99"/>
     <w:semiHidden/>
     <w:unhideWhenUsed/>
@@ -10217,10 +10660,10 @@
       <w:rFonts w:ascii="Times New Roman" w:hAnsi="Times New Roman"/>
     </w:rPr>
   </w:style>
-  <w:style w:type="character" w:customStyle="1" w:styleId="affffff6">
+  <w:style w:type="character" w:customStyle="1" w:styleId="affffff7">
     <w:name w:val="Текст сноски Знак"/>
     <w:basedOn w:val="af0"/>
-    <w:link w:val="affffff5"/>
+    <w:link w:val="affffff6"/>
     <w:uiPriority w:val="99"/>
     <w:semiHidden/>
     <w:rsid w:val="00D76C1B"/>
@@ -10231,7 +10674,7 @@
       <w:lang w:eastAsia="ru-RU"/>
     </w:rPr>
   </w:style>
-  <w:style w:type="paragraph" w:styleId="affffff7">
+  <w:style w:type="paragraph" w:styleId="affffff8">
     <w:name w:val="toa heading"/>
     <w:basedOn w:val="af"/>
     <w:next w:val="af"/>
@@ -10252,10 +10695,10 @@
       <w:lang w:eastAsia="en-US"/>
     </w:rPr>
   </w:style>
-  <w:style w:type="paragraph" w:styleId="39">
+  <w:style w:type="paragraph" w:styleId="38">
     <w:name w:val="Body Text 3"/>
     <w:basedOn w:val="af"/>
-    <w:link w:val="3a"/>
+    <w:link w:val="39"/>
     <w:uiPriority w:val="99"/>
     <w:semiHidden/>
     <w:unhideWhenUsed/>
@@ -10270,10 +10713,10 @@
       <w:szCs w:val="16"/>
     </w:rPr>
   </w:style>
-  <w:style w:type="character" w:customStyle="1" w:styleId="3a">
+  <w:style w:type="character" w:customStyle="1" w:styleId="39">
     <w:name w:val="Основной текст 3 Знак"/>
     <w:basedOn w:val="af0"/>
-    <w:link w:val="39"/>
+    <w:link w:val="38"/>
     <w:uiPriority w:val="99"/>
     <w:semiHidden/>
     <w:rsid w:val="00D76C1B"/>
@@ -10284,10 +10727,10 @@
       <w:lang w:eastAsia="ru-RU"/>
     </w:rPr>
   </w:style>
-  <w:style w:type="paragraph" w:styleId="3b">
+  <w:style w:type="paragraph" w:styleId="3a">
     <w:name w:val="Body Text Indent 3"/>
     <w:basedOn w:val="af"/>
-    <w:link w:val="3c"/>
+    <w:link w:val="3b"/>
     <w:uiPriority w:val="99"/>
     <w:semiHidden/>
     <w:unhideWhenUsed/>
@@ -10303,10 +10746,10 @@
       <w:szCs w:val="16"/>
     </w:rPr>
   </w:style>
-  <w:style w:type="character" w:customStyle="1" w:styleId="3c">
+  <w:style w:type="character" w:customStyle="1" w:styleId="3b">
     <w:name w:val="Основной текст с отступом 3 Знак"/>
     <w:basedOn w:val="af0"/>
-    <w:link w:val="3b"/>
+    <w:link w:val="3a"/>
     <w:uiPriority w:val="99"/>
     <w:semiHidden/>
     <w:rsid w:val="00D76C1B"/>
@@ -10317,7 +10760,7 @@
       <w:lang w:eastAsia="ru-RU"/>
     </w:rPr>
   </w:style>
-  <w:style w:type="paragraph" w:styleId="affffff8">
+  <w:style w:type="paragraph" w:styleId="affffff9">
     <w:name w:val="Revision"/>
     <w:uiPriority w:val="99"/>
     <w:semiHidden/>
@@ -10332,10 +10775,10 @@
       <w:lang w:eastAsia="ru-RU"/>
     </w:rPr>
   </w:style>
-  <w:style w:type="character" w:customStyle="1" w:styleId="afffffa">
+  <w:style w:type="character" w:customStyle="1" w:styleId="afffffb">
     <w:name w:val="ДОК Заголовок не вкл в содержание Знак"/>
     <w:basedOn w:val="af0"/>
-    <w:link w:val="afffff9"/>
+    <w:link w:val="afffffa"/>
     <w:locked/>
     <w:rsid w:val="00D76C1B"/>
     <w:rPr>
@@ -10363,7 +10806,7 @@
   </w:style>
   <w:style w:type="paragraph" w:customStyle="1" w:styleId="10">
     <w:name w:val="ДОК ПРИЛ ур1 Заголовок"/>
-    <w:basedOn w:val="afff0"/>
+    <w:basedOn w:val="afff1"/>
     <w:next w:val="af"/>
     <w:qFormat/>
     <w:rsid w:val="00D76C1B"/>
@@ -10401,9 +10844,9 @@
       <w:sz w:val="22"/>
     </w:rPr>
   </w:style>
-  <w:style w:type="character" w:customStyle="1" w:styleId="3d">
+  <w:style w:type="character" w:customStyle="1" w:styleId="3c">
     <w:name w:val="ДОК ПРИЛ ур3 подраздел Знак"/>
-    <w:basedOn w:val="afff1"/>
+    <w:basedOn w:val="afff2"/>
     <w:link w:val="3"/>
     <w:locked/>
     <w:rsid w:val="00D76C1B"/>
@@ -10417,8 +10860,8 @@
   </w:style>
   <w:style w:type="paragraph" w:customStyle="1" w:styleId="3">
     <w:name w:val="ДОК ПРИЛ ур3 подраздел"/>
-    <w:basedOn w:val="afff0"/>
-    <w:link w:val="3d"/>
+    <w:basedOn w:val="afff1"/>
+    <w:link w:val="3c"/>
     <w:qFormat/>
     <w:rsid w:val="00D76C1B"/>
     <w:pPr>
@@ -10438,7 +10881,7 @@
   <w:style w:type="paragraph" w:customStyle="1" w:styleId="a5">
     <w:name w:val="ДОК ПРИЛ Таблица Название"/>
     <w:basedOn w:val="a7"/>
-    <w:next w:val="afff0"/>
+    <w:next w:val="afff1"/>
     <w:qFormat/>
     <w:rsid w:val="00D76C1B"/>
     <w:pPr>
@@ -10448,7 +10891,7 @@
       <w:tabs>
         <w:tab w:val="num" w:pos="360"/>
       </w:tabs>
-      <w:spacing w:after="60" w:line="240" w:lineRule="auto"/>
+      <w:spacing w:before="120" w:after="60" w:line="240" w:lineRule="auto"/>
       <w:ind w:firstLine="0"/>
     </w:pPr>
     <w:rPr>
@@ -10460,7 +10903,7 @@
   <w:style w:type="paragraph" w:customStyle="1" w:styleId="a6">
     <w:name w:val="ДОК ПРИЛ Рисунок Название"/>
     <w:basedOn w:val="a8"/>
-    <w:next w:val="afff0"/>
+    <w:next w:val="afff1"/>
     <w:qFormat/>
     <w:rsid w:val="00D76C1B"/>
     <w:pPr>
@@ -10538,7 +10981,7 @@
       <w:lang w:eastAsia="en-US"/>
     </w:rPr>
   </w:style>
-  <w:style w:type="paragraph" w:customStyle="1" w:styleId="affffff9">
+  <w:style w:type="paragraph" w:customStyle="1" w:styleId="affffffa">
     <w:name w:val="СО"/>
     <w:basedOn w:val="af"/>
     <w:semiHidden/>
@@ -10556,7 +10999,7 @@
       <w:szCs w:val="24"/>
     </w:rPr>
   </w:style>
-  <w:style w:type="paragraph" w:customStyle="1" w:styleId="affffffa">
+  <w:style w:type="paragraph" w:customStyle="1" w:styleId="affffffb">
     <w:name w:val="ВИД ДОКУМЕНТА"/>
     <w:basedOn w:val="af"/>
     <w:semiHidden/>
@@ -10573,10 +11016,10 @@
       <w:sz w:val="36"/>
     </w:rPr>
   </w:style>
-  <w:style w:type="character" w:customStyle="1" w:styleId="affffff1">
+  <w:style w:type="character" w:customStyle="1" w:styleId="affffff2">
     <w:name w:val="ДОК титул Знак"/>
-    <w:basedOn w:val="afff1"/>
-    <w:link w:val="affffff0"/>
+    <w:basedOn w:val="afff2"/>
+    <w:link w:val="affffff1"/>
     <w:locked/>
     <w:rsid w:val="00D76C1B"/>
     <w:rPr>
@@ -10589,7 +11032,7 @@
   </w:style>
   <w:style w:type="character" w:customStyle="1" w:styleId="-1">
     <w:name w:val="ДОК Текст список - Знак"/>
-    <w:basedOn w:val="afff1"/>
+    <w:basedOn w:val="afff2"/>
     <w:link w:val="-"/>
     <w:locked/>
     <w:rsid w:val="00D76C1B"/>
@@ -10601,10 +11044,10 @@
       <w:lang w:eastAsia="ru-RU"/>
     </w:rPr>
   </w:style>
-  <w:style w:type="character" w:customStyle="1" w:styleId="affffffb">
+  <w:style w:type="character" w:customStyle="1" w:styleId="affffffc">
     <w:name w:val="ДОК Заголовок не вкл в содержание по центру Знак"/>
-    <w:basedOn w:val="afffffa"/>
-    <w:link w:val="affffffc"/>
+    <w:basedOn w:val="afffffb"/>
+    <w:link w:val="affffffd"/>
     <w:locked/>
     <w:rsid w:val="00D76C1B"/>
     <w:rPr>
@@ -10615,10 +11058,10 @@
       <w:lang w:eastAsia="ru-RU"/>
     </w:rPr>
   </w:style>
-  <w:style w:type="paragraph" w:customStyle="1" w:styleId="affffffc">
+  <w:style w:type="paragraph" w:customStyle="1" w:styleId="affffffd">
     <w:name w:val="ДОК Заголовок не вкл в содержание по центру"/>
-    <w:basedOn w:val="afffff9"/>
-    <w:link w:val="affffffb"/>
+    <w:basedOn w:val="afffffa"/>
+    <w:link w:val="affffffc"/>
     <w:qFormat/>
     <w:rsid w:val="00D76C1B"/>
     <w:pPr>
@@ -10628,7 +11071,7 @@
   </w:style>
   <w:style w:type="character" w:customStyle="1" w:styleId="2c">
     <w:name w:val="ДОК ПРИЛ ур2 раздел Знак"/>
-    <w:basedOn w:val="3d"/>
+    <w:basedOn w:val="3c"/>
     <w:link w:val="2"/>
     <w:locked/>
     <w:rsid w:val="00D76C1B"/>
@@ -10642,7 +11085,7 @@
   </w:style>
   <w:style w:type="paragraph" w:customStyle="1" w:styleId="2">
     <w:name w:val="ДОК ПРИЛ ур2 раздел"/>
-    <w:basedOn w:val="afff0"/>
+    <w:basedOn w:val="afff1"/>
     <w:link w:val="2c"/>
     <w:qFormat/>
     <w:rsid w:val="00D76C1B"/>
@@ -10662,7 +11105,7 @@
   </w:style>
   <w:style w:type="paragraph" w:customStyle="1" w:styleId="a3">
     <w:name w:val="ДОК Текст термины"/>
-    <w:basedOn w:val="afff0"/>
+    <w:basedOn w:val="afff1"/>
     <w:uiPriority w:val="99"/>
     <w:rsid w:val="00D76C1B"/>
     <w:pPr>
@@ -10692,9 +11135,9 @@
       <w:outlineLvl w:val="9"/>
     </w:pPr>
   </w:style>
-  <w:style w:type="paragraph" w:customStyle="1" w:styleId="affffffd">
+  <w:style w:type="paragraph" w:customStyle="1" w:styleId="affffffe">
     <w:name w:val="ДОК Текст приложение"/>
-    <w:basedOn w:val="afff0"/>
+    <w:basedOn w:val="afff1"/>
     <w:uiPriority w:val="99"/>
     <w:qFormat/>
     <w:rsid w:val="00D76C1B"/>
@@ -10708,10 +11151,10 @@
       <w:szCs w:val="28"/>
     </w:rPr>
   </w:style>
-  <w:style w:type="paragraph" w:customStyle="1" w:styleId="affffffe">
+  <w:style w:type="paragraph" w:customStyle="1" w:styleId="afffffff">
     <w:name w:val="ДОК Текст нумерованный"/>
     <w:basedOn w:val="af"/>
-    <w:next w:val="afff0"/>
+    <w:next w:val="afff1"/>
     <w:semiHidden/>
     <w:locked/>
     <w:rsid w:val="00D76C1B"/>
@@ -10732,12 +11175,12 @@
   </w:style>
   <w:style w:type="paragraph" w:customStyle="1" w:styleId="2e">
     <w:name w:val="ДОК Текст нумерованный 2"/>
-    <w:basedOn w:val="affffffe"/>
+    <w:basedOn w:val="afffffff"/>
     <w:semiHidden/>
     <w:locked/>
     <w:rsid w:val="00D76C1B"/>
   </w:style>
-  <w:style w:type="paragraph" w:customStyle="1" w:styleId="afffffff">
+  <w:style w:type="paragraph" w:customStyle="1" w:styleId="afffffff0">
     <w:name w:val="РИСУНОК"/>
     <w:basedOn w:val="af7"/>
     <w:next w:val="af7"/>
@@ -10755,8 +11198,8 @@
   </w:style>
   <w:style w:type="paragraph" w:customStyle="1" w:styleId="104">
     <w:name w:val="ДОК Текст 10"/>
-    <w:basedOn w:val="afff0"/>
-    <w:next w:val="afff0"/>
+    <w:basedOn w:val="afff1"/>
+    <w:next w:val="afff1"/>
     <w:uiPriority w:val="99"/>
     <w:rsid w:val="00D76C1B"/>
     <w:pPr>
@@ -10772,7 +11215,7 @@
   </w:style>
   <w:style w:type="paragraph" w:customStyle="1" w:styleId="141">
     <w:name w:val="Стиль ДОК Таблица Текст + 14 пт"/>
-    <w:basedOn w:val="affc"/>
+    <w:basedOn w:val="affd"/>
     <w:rsid w:val="00D76C1B"/>
     <w:pPr>
       <w:keepLines/>
@@ -10801,7 +11244,7 @@
   </w:style>
   <w:style w:type="character" w:customStyle="1" w:styleId="123">
     <w:name w:val="ДОК Таблица Текст 12 Знак"/>
-    <w:basedOn w:val="aff9"/>
+    <w:basedOn w:val="affa"/>
     <w:link w:val="124"/>
     <w:locked/>
     <w:rsid w:val="00D76C1B"/>
@@ -10852,7 +11295,7 @@
       <w:noProof/>
     </w:rPr>
   </w:style>
-  <w:style w:type="character" w:styleId="afffffff0">
+  <w:style w:type="character" w:styleId="afffffff1">
     <w:name w:val="footnote reference"/>
     <w:basedOn w:val="af0"/>
     <w:uiPriority w:val="99"/>
@@ -11298,14 +11741,14 @@
       </w:numPr>
     </w:pPr>
   </w:style>
-  <w:style w:type="numbering" w:customStyle="1" w:styleId="afffffff1">
+  <w:style w:type="numbering" w:customStyle="1" w:styleId="afffffff2">
     <w:name w:val="Приложенине"/>
     <w:uiPriority w:val="99"/>
     <w:rsid w:val="00D76C1B"/>
   </w:style>
   <w:style w:type="numbering" w:customStyle="1" w:styleId="1d">
     <w:name w:val="Приложенине1"/>
-    <w:next w:val="afffffff1"/>
+    <w:next w:val="afffffff2"/>
     <w:uiPriority w:val="99"/>
     <w:rsid w:val="00D76C1B"/>
   </w:style>
@@ -11329,7 +11772,7 @@
     <w:uiPriority w:val="99"/>
     <w:rsid w:val="00D76C1B"/>
   </w:style>
-  <w:style w:type="numbering" w:customStyle="1" w:styleId="3e">
+  <w:style w:type="numbering" w:customStyle="1" w:styleId="3d">
     <w:name w:val="ДОК Список Заголовков3"/>
     <w:uiPriority w:val="99"/>
     <w:rsid w:val="00D76C1B"/>
@@ -11392,7 +11835,7 @@
   </w:style>
   <w:style w:type="numbering" w:customStyle="1" w:styleId="112">
     <w:name w:val="Приложенине11"/>
-    <w:next w:val="afffffff1"/>
+    <w:next w:val="afffffff2"/>
     <w:uiPriority w:val="99"/>
     <w:rsid w:val="00D76C1B"/>
   </w:style>
@@ -11412,13 +11855,13 @@
     <w:uiPriority w:val="99"/>
     <w:rsid w:val="00D76C1B"/>
   </w:style>
-  <w:style w:type="numbering" w:customStyle="1" w:styleId="3f">
+  <w:style w:type="numbering" w:customStyle="1" w:styleId="3e">
     <w:name w:val="ДОК Список Текст Нумерованный3"/>
     <w:basedOn w:val="af2"/>
     <w:uiPriority w:val="99"/>
     <w:rsid w:val="00D76C1B"/>
   </w:style>
-  <w:style w:type="numbering" w:customStyle="1" w:styleId="3f0">
+  <w:style w:type="numbering" w:customStyle="1" w:styleId="3f">
     <w:name w:val="ДОК Список Текст Маркированный3"/>
     <w:basedOn w:val="afd"/>
     <w:uiPriority w:val="99"/>
@@ -11451,7 +11894,7 @@
     <w:uiPriority w:val="99"/>
     <w:rsid w:val="00D76C1B"/>
   </w:style>
-  <w:style w:type="numbering" w:customStyle="1" w:styleId="3f1">
+  <w:style w:type="numbering" w:customStyle="1" w:styleId="3f0">
     <w:name w:val="ДОК Список Нумерованный3"/>
     <w:basedOn w:val="af2"/>
     <w:uiPriority w:val="99"/>
@@ -11483,14 +11926,14 @@
     <w:uiPriority w:val="99"/>
     <w:rsid w:val="00D76C1B"/>
   </w:style>
-  <w:style w:type="numbering" w:customStyle="1" w:styleId="3f2">
+  <w:style w:type="numbering" w:customStyle="1" w:styleId="3f1">
     <w:name w:val="Приложенине3"/>
     <w:uiPriority w:val="99"/>
     <w:rsid w:val="00D76C1B"/>
   </w:style>
   <w:style w:type="numbering" w:customStyle="1" w:styleId="128">
     <w:name w:val="Приложенине12"/>
-    <w:next w:val="afffffff1"/>
+    <w:next w:val="afffffff2"/>
     <w:uiPriority w:val="99"/>
     <w:rsid w:val="00D76C1B"/>
   </w:style>
@@ -11504,7 +11947,7 @@
     <w:basedOn w:val="af2"/>
     <w:rsid w:val="00D76C1B"/>
   </w:style>
-  <w:style w:type="numbering" w:customStyle="1" w:styleId="3f3">
+  <w:style w:type="numbering" w:customStyle="1" w:styleId="3f2">
     <w:name w:val="Нет списка3"/>
     <w:next w:val="af2"/>
     <w:uiPriority w:val="99"/>
@@ -11545,7 +11988,7 @@
   </w:style>
   <w:style w:type="numbering" w:customStyle="1" w:styleId="132">
     <w:name w:val="Приложенине13"/>
-    <w:next w:val="afffffff1"/>
+    <w:next w:val="afffffff2"/>
     <w:uiPriority w:val="99"/>
     <w:rsid w:val="00D76C1B"/>
   </w:style>
@@ -11659,7 +12102,7 @@
   <w:style w:type="table" w:customStyle="1" w:styleId="82">
     <w:name w:val="Сетка таблицы8"/>
     <w:basedOn w:val="af1"/>
-    <w:next w:val="aff6"/>
+    <w:next w:val="aff7"/>
     <w:uiPriority w:val="59"/>
     <w:rsid w:val="00D76C1B"/>
     <w:pPr>
@@ -11681,7 +12124,7 @@
       </w:tblBorders>
     </w:tblPr>
   </w:style>
-  <w:style w:type="table" w:customStyle="1" w:styleId="afffffff2">
+  <w:style w:type="table" w:customStyle="1" w:styleId="afffffff3">
     <w:name w:val="Таблица_ГОСТ"/>
     <w:basedOn w:val="103"/>
     <w:uiPriority w:val="99"/>
@@ -11748,11 +12191,11 @@
       </w:tcPr>
     </w:tblStylePr>
   </w:style>
-  <w:style w:type="paragraph" w:customStyle="1" w:styleId="afffffff3">
+  <w:style w:type="paragraph" w:customStyle="1" w:styleId="afffffff4">
     <w:name w:val="ДОК Таблица Текст Строгий"/>
-    <w:basedOn w:val="affc"/>
-    <w:next w:val="affc"/>
-    <w:link w:val="afffffff4"/>
+    <w:basedOn w:val="affd"/>
+    <w:next w:val="affd"/>
+    <w:link w:val="afffffff5"/>
     <w:qFormat/>
     <w:rsid w:val="00D76C1B"/>
     <w:pPr>
@@ -11766,10 +12209,10 @@
       <w:szCs w:val="20"/>
     </w:rPr>
   </w:style>
-  <w:style w:type="character" w:customStyle="1" w:styleId="afffffff4">
+  <w:style w:type="character" w:customStyle="1" w:styleId="afffffff5">
     <w:name w:val="ДОК Таблица Текст Строгий Знак"/>
-    <w:basedOn w:val="affd"/>
-    <w:link w:val="afffffff3"/>
+    <w:basedOn w:val="affe"/>
+    <w:link w:val="afffffff4"/>
     <w:rsid w:val="00D76C1B"/>
     <w:rPr>
       <w:rFonts w:ascii="Times New Roman" w:eastAsia="Arial Unicode MS" w:hAnsi="Times New Roman" w:cs="Times New Roman"/>
@@ -11815,7 +12258,7 @@
   <w:style w:type="table" w:customStyle="1" w:styleId="150">
     <w:name w:val="Сетка таблицы15"/>
     <w:basedOn w:val="af1"/>
-    <w:next w:val="aff6"/>
+    <w:next w:val="aff7"/>
     <w:uiPriority w:val="59"/>
     <w:rsid w:val="00D76C1B"/>
     <w:pPr>
@@ -12059,6 +12502,60 @@
     <w:rPr>
       <w:rFonts w:ascii="Arial Narrow" w:eastAsia="Times New Roman" w:hAnsi="Arial Narrow" w:cs="Times New Roman"/>
       <w:snapToGrid w:val="0"/>
+      <w:sz w:val="24"/>
+      <w:szCs w:val="20"/>
+      <w:lang w:eastAsia="ru-RU"/>
+    </w:rPr>
+  </w:style>
+  <w:style w:type="character" w:styleId="afffffff6">
+    <w:name w:val="Unresolved Mention"/>
+    <w:basedOn w:val="af0"/>
+    <w:uiPriority w:val="99"/>
+    <w:semiHidden/>
+    <w:unhideWhenUsed/>
+    <w:rsid w:val="00A3549C"/>
+    <w:rPr>
+      <w:color w:val="605E5C"/>
+      <w:shd w:val="clear" w:color="auto" w:fill="E1DFDD"/>
+    </w:rPr>
+  </w:style>
+  <w:style w:type="paragraph" w:customStyle="1" w:styleId="30">
+    <w:name w:val="ДОК Заголовок 3"/>
+    <w:basedOn w:val="20"/>
+    <w:link w:val="3f3"/>
+    <w:qFormat/>
+    <w:rsid w:val="009A18C0"/>
+    <w:pPr>
+      <w:numPr>
+        <w:ilvl w:val="2"/>
+      </w:numPr>
+    </w:pPr>
+  </w:style>
+  <w:style w:type="character" w:customStyle="1" w:styleId="aff4">
+    <w:name w:val="ДОК Титульник Объект Знак"/>
+    <w:basedOn w:val="af0"/>
+    <w:link w:val="aff3"/>
+    <w:rsid w:val="009A18C0"/>
+    <w:rPr>
+      <w:rFonts w:ascii="Arial Narrow" w:eastAsia="Times New Roman" w:hAnsi="Arial Narrow" w:cs="Times New Roman"/>
+      <w:bCs/>
+      <w:sz w:val="40"/>
+      <w:szCs w:val="20"/>
+      <w:lang w:eastAsia="ru-RU"/>
+    </w:rPr>
+  </w:style>
+  <w:style w:type="character" w:customStyle="1" w:styleId="3f3">
+    <w:name w:val="ДОК Заголовок 3 Знак"/>
+    <w:basedOn w:val="aff4"/>
+    <w:link w:val="30"/>
+    <w:rsid w:val="009A18C0"/>
+    <w:rPr>
+      <w:rFonts w:ascii="Arial Narrow" w:eastAsia="Times New Roman" w:hAnsi="Arial Narrow" w:cs="Times New Roman"/>
+      <w:b/>
+      <w:bCs/>
+      <w:noProof/>
+      <w:snapToGrid w:val="0"/>
+      <w:color w:val="365F91" w:themeColor="accent1" w:themeShade="BF"/>
       <w:sz w:val="24"/>
       <w:szCs w:val="20"/>
       <w:lang w:eastAsia="ru-RU"/>
